--- a/D-new.docx
+++ b/D-new.docx
@@ -85,31 +85,7 @@
           <w:lang w:val="en-GB" w:eastAsia="en-GB"/>
           <w14:ligatures w14:val="none"/>
         </w:rPr>
-        <w:t xml:space="preserve">The (new) alphabets in subsection </w:t>
-      </w:r>
-      <w:proofErr w:type="spellStart"/>
-      <w:r>
-        <w:rPr>
-          <w:rFonts w:ascii="Times New Roman" w:eastAsia="Times New Roman" w:hAnsi="Times New Roman" w:cs="Times New Roman"/>
-          <w:kern w:val="0"/>
-          <w:sz w:val="20"/>
-          <w:szCs w:val="20"/>
-          <w:lang w:val="en-GB" w:eastAsia="en-GB"/>
-          <w14:ligatures w14:val="none"/>
-        </w:rPr>
-        <w:t>A.4</w:t>
-      </w:r>
-      <w:proofErr w:type="spellEnd"/>
-      <w:r>
-        <w:rPr>
-          <w:rFonts w:ascii="Times New Roman" w:eastAsia="Times New Roman" w:hAnsi="Times New Roman" w:cs="Times New Roman"/>
-          <w:kern w:val="0"/>
-          <w:sz w:val="20"/>
-          <w:szCs w:val="20"/>
-          <w:lang w:val="en-GB" w:eastAsia="en-GB"/>
-          <w14:ligatures w14:val="none"/>
-        </w:rPr>
-        <w:t xml:space="preserve"> have a control code CSI, CONTROL SEQUENCE INTRODUCER. It comes from the standard ECMA-48, also ISO/IEC 6429 which is technically the same standard in ISO/IEC dress. Some CSI based control sequences are commonly implemented in terminal emulators, and some of the control sequences are for use in terminal emulators only. However, we are here (Annex D and E) referring to control sequences that are useful also outside of terminal emulators.</w:t>
+        <w:t>The (new) alphabets in subsection A.4 have a control code CSI, CONTROL SEQUENCE INTRODUCER. It comes from the standard ECMA-48, also ISO/IEC 6429 which is technically the same standard in ISO/IEC dress. Some CSI based control sequences are commonly implemented in terminal emulators, and some of the control sequences are for use in terminal emulators only. However, we are here (Annex D and E) referring to control sequences that are useful also outside of terminal emulators.</w:t>
       </w:r>
     </w:p>
     <w:p>
@@ -166,51 +142,16 @@
           <w:lang w:val="en-GB"/>
         </w:rPr>
         <w:tab/>
-        <w:t>control-</w:t>
-      </w:r>
-      <w:proofErr w:type="spellStart"/>
-      <w:r>
-        <w:rPr>
-          <w:i/>
-          <w:iCs/>
+        <w:t>control-sequence_s</w:t>
+      </w:r>
+      <w:r>
+        <w:rPr>
           <w:color w:val="0F4761" w:themeColor="accent1" w:themeShade="BF"/>
           <w:sz w:val="20"/>
           <w:szCs w:val="20"/>
           <w:lang w:val="en-GB"/>
         </w:rPr>
-        <w:t>sequence_</w:t>
-      </w:r>
-      <w:proofErr w:type="gramStart"/>
-      <w:r>
-        <w:rPr>
-          <w:i/>
-          <w:iCs/>
-          <w:color w:val="0F4761" w:themeColor="accent1" w:themeShade="BF"/>
-          <w:sz w:val="20"/>
-          <w:szCs w:val="20"/>
-          <w:lang w:val="en-GB"/>
-        </w:rPr>
-        <w:t>s</w:t>
-      </w:r>
-      <w:proofErr w:type="spellEnd"/>
-      <w:r>
-        <w:rPr>
-          <w:color w:val="0F4761" w:themeColor="accent1" w:themeShade="BF"/>
-          <w:sz w:val="20"/>
-          <w:szCs w:val="20"/>
-          <w:lang w:val="en-GB"/>
-        </w:rPr>
-        <w:t xml:space="preserve"> ::=</w:t>
-      </w:r>
-      <w:proofErr w:type="gramEnd"/>
-      <w:r>
-        <w:rPr>
-          <w:color w:val="0F4761" w:themeColor="accent1" w:themeShade="BF"/>
-          <w:sz w:val="20"/>
-          <w:szCs w:val="20"/>
-          <w:lang w:val="en-GB"/>
-        </w:rPr>
-        <w:t xml:space="preserve"> </w:t>
+        <w:t xml:space="preserve"> ::= </w:t>
       </w:r>
       <w:r>
         <w:rPr>
@@ -230,47 +171,7 @@
           <w:szCs w:val="20"/>
           <w:lang w:val="en-GB"/>
         </w:rPr>
-        <w:t>[0-</w:t>
-      </w:r>
-      <w:proofErr w:type="gramStart"/>
-      <w:r>
-        <w:rPr>
-          <w:color w:val="0F4761" w:themeColor="accent1" w:themeShade="BF"/>
-          <w:sz w:val="20"/>
-          <w:szCs w:val="20"/>
-          <w:lang w:val="en-GB"/>
-        </w:rPr>
-        <w:t>9:;</w:t>
-      </w:r>
-      <w:proofErr w:type="gramEnd"/>
-      <w:r>
-        <w:rPr>
-          <w:color w:val="0F4761" w:themeColor="accent1" w:themeShade="BF"/>
-          <w:sz w:val="20"/>
-          <w:szCs w:val="20"/>
-          <w:lang w:val="en-GB"/>
-        </w:rPr>
-        <w:t>=</w:t>
-      </w:r>
-      <w:proofErr w:type="gramStart"/>
-      <w:r>
-        <w:rPr>
-          <w:color w:val="0F4761" w:themeColor="accent1" w:themeShade="BF"/>
-          <w:sz w:val="20"/>
-          <w:szCs w:val="20"/>
-          <w:lang w:val="en-GB"/>
-        </w:rPr>
-        <w:t>?]*</w:t>
-      </w:r>
-      <w:proofErr w:type="gramEnd"/>
-      <w:r>
-        <w:rPr>
-          <w:color w:val="0F4761" w:themeColor="accent1" w:themeShade="BF"/>
-          <w:sz w:val="20"/>
-          <w:szCs w:val="20"/>
-          <w:lang w:val="en-GB"/>
-        </w:rPr>
-        <w:t>[@A-Z_a-z]</w:t>
+        <w:t>[0-9:;=?]*[@A-Z_a-z]</w:t>
       </w:r>
     </w:p>
     <w:p>
@@ -328,31 +229,7 @@
           <w:lang w:val="en-GB" w:eastAsia="en-GB"/>
           <w14:ligatures w14:val="none"/>
         </w:rPr>
-        <w:t xml:space="preserve">Any error compared to this syntax (i.e. start with CSI, but then not </w:t>
-      </w:r>
-      <w:proofErr w:type="spellStart"/>
-      <w:r>
-        <w:rPr>
-          <w:rFonts w:ascii="Times New Roman" w:eastAsia="Times New Roman" w:hAnsi="Times New Roman" w:cs="Times New Roman"/>
-          <w:kern w:val="0"/>
-          <w:sz w:val="20"/>
-          <w:szCs w:val="20"/>
-          <w:lang w:val="en-GB" w:eastAsia="en-GB"/>
-          <w14:ligatures w14:val="none"/>
-        </w:rPr>
-        <w:t>fulfill</w:t>
-      </w:r>
-      <w:proofErr w:type="spellEnd"/>
-      <w:r>
-        <w:rPr>
-          <w:rFonts w:ascii="Times New Roman" w:eastAsia="Times New Roman" w:hAnsi="Times New Roman" w:cs="Times New Roman"/>
-          <w:kern w:val="0"/>
-          <w:sz w:val="20"/>
-          <w:szCs w:val="20"/>
-          <w:lang w:val="en-GB" w:eastAsia="en-GB"/>
-          <w14:ligatures w14:val="none"/>
-        </w:rPr>
-        <w:t xml:space="preserve"> the given syntax) results in REPLACEMENT CHARACTER for the CSI and as is for the rest of the sequence. Other syntax errors, specific to “_” or “m” also result in REPLACEMENT CHARACTER for the CSI and as is for the rest. So does, for SMS and CBS, using other terminating characters than “_” or “m”. (Other systems may support more control sequences than those defined for SMS/CBS.)</w:t>
+        <w:t>Any error compared to this syntax (i.e. start with CSI, but then not fulfill the given syntax) results in REPLACEMENT CHARACTER for the CSI and as is for the rest of the sequence. Other syntax errors, specific to “_” or “m” also result in REPLACEMENT CHARACTER for the CSI and as is for the rest. So does, for SMS and CBS, using other terminating characters than “_” or “m”. (Other systems may support more control sequences than those defined for SMS/CBS.)</w:t>
       </w:r>
     </w:p>
     <w:p>
@@ -376,7 +253,6 @@
           <w14:ligatures w14:val="none"/>
         </w:rPr>
       </w:pPr>
-      <w:proofErr w:type="spellStart"/>
       <w:r>
         <w:rPr>
           <w:rFonts w:ascii="Arial" w:eastAsia="Times New Roman" w:hAnsi="Arial" w:cs="Times New Roman"/>
@@ -388,7 +264,6 @@
         </w:rPr>
         <w:t>D.1</w:t>
       </w:r>
-      <w:proofErr w:type="spellEnd"/>
       <w:r>
         <w:rPr>
           <w:rFonts w:ascii="Arial" w:eastAsia="Times New Roman" w:hAnsi="Arial" w:cs="Times New Roman"/>
@@ -428,55 +303,7 @@
           <w:lang w:val="en-GB" w:eastAsia="en-GB"/>
           <w14:ligatures w14:val="none"/>
         </w:rPr>
-        <w:t xml:space="preserve">Unicode character references, in ECMA-48 style, for (Unicode) scalar values greater than </w:t>
-      </w:r>
-      <w:proofErr w:type="spellStart"/>
-      <w:r>
-        <w:rPr>
-          <w:rFonts w:ascii="Times New Roman" w:eastAsia="Times New Roman" w:hAnsi="Times New Roman" w:cs="Times New Roman"/>
-          <w:kern w:val="0"/>
-          <w:sz w:val="20"/>
-          <w:szCs w:val="20"/>
-          <w:lang w:val="en-GB" w:eastAsia="en-GB"/>
-          <w14:ligatures w14:val="none"/>
-        </w:rPr>
-        <w:t>U+009F</w:t>
-      </w:r>
-      <w:proofErr w:type="spellEnd"/>
-      <w:r>
-        <w:rPr>
-          <w:rFonts w:ascii="Times New Roman" w:eastAsia="Times New Roman" w:hAnsi="Times New Roman" w:cs="Times New Roman"/>
-          <w:kern w:val="0"/>
-          <w:sz w:val="20"/>
-          <w:szCs w:val="20"/>
-          <w:lang w:val="en-GB" w:eastAsia="en-GB"/>
-          <w14:ligatures w14:val="none"/>
-        </w:rPr>
-        <w:t xml:space="preserve">. This mechanism is </w:t>
-      </w:r>
-      <w:proofErr w:type="gramStart"/>
-      <w:r>
-        <w:rPr>
-          <w:rFonts w:ascii="Times New Roman" w:eastAsia="Times New Roman" w:hAnsi="Times New Roman" w:cs="Times New Roman"/>
-          <w:kern w:val="0"/>
-          <w:sz w:val="20"/>
-          <w:szCs w:val="20"/>
-          <w:lang w:val="en-GB" w:eastAsia="en-GB"/>
-          <w14:ligatures w14:val="none"/>
-        </w:rPr>
-        <w:t>similar to</w:t>
-      </w:r>
-      <w:proofErr w:type="gramEnd"/>
-      <w:r>
-        <w:rPr>
-          <w:rFonts w:ascii="Times New Roman" w:eastAsia="Times New Roman" w:hAnsi="Times New Roman" w:cs="Times New Roman"/>
-          <w:kern w:val="0"/>
-          <w:sz w:val="20"/>
-          <w:szCs w:val="20"/>
-          <w:lang w:val="en-GB" w:eastAsia="en-GB"/>
-          <w14:ligatures w14:val="none"/>
-        </w:rPr>
-        <w:t xml:space="preserve"> HTML’s decimal numeric character references. A decimal character reference as a control sequence, compatible with ECMA-48 (but not included in ECMA-48, since the last update of ECMA-48 was in 1976, long before Unicode (and ISO/IEC 10646) first versions):</w:t>
+        <w:t>Unicode character references, in ECMA-48 style, for (Unicode) scalar values greater than U+009F. This mechanism is similar to HTML’s decimal numeric character references. A decimal character reference as a control sequence, compatible with ECMA-48 (but not included in ECMA-48, since the last update of ECMA-48 was in 1976, long before Unicode (and ISO/IEC 10646) first versions):</w:t>
       </w:r>
     </w:p>
     <w:p>
@@ -496,7 +323,6 @@
           <w14:ligatures w14:val="none"/>
         </w:rPr>
       </w:pPr>
-      <w:proofErr w:type="spellStart"/>
       <w:r>
         <w:rPr>
           <w:rFonts w:ascii="Times New Roman" w:eastAsia="Times New Roman" w:hAnsi="Times New Roman" w:cs="Times New Roman"/>
@@ -523,7 +349,6 @@
         </w:rPr>
         <w:t>n</w:t>
       </w:r>
-      <w:proofErr w:type="spellEnd"/>
       <w:r>
         <w:rPr>
           <w:rFonts w:ascii="Times New Roman" w:eastAsia="Times New Roman" w:hAnsi="Times New Roman" w:cs="Times New Roman"/>
@@ -557,55 +382,7 @@
           <w:lang w:val="en-GB" w:eastAsia="en-GB"/>
           <w14:ligatures w14:val="none"/>
         </w:rPr>
-        <w:t xml:space="preserve"> is a Unicode scalar value in decimal form (using characters 0-9), without leading zeroes and only referring to a valid Unicode scalar value (i.e. less than 1114112 and not referring to a “surrogate”) and is larger than 159 (decimal), but subject to the mappings in subsection 6.2.3. This form of character reference is </w:t>
-      </w:r>
-      <w:proofErr w:type="gramStart"/>
-      <w:r>
-        <w:rPr>
-          <w:rFonts w:ascii="Times New Roman" w:eastAsia="Times New Roman" w:hAnsi="Times New Roman" w:cs="Times New Roman"/>
-          <w:kern w:val="0"/>
-          <w:sz w:val="20"/>
-          <w:szCs w:val="20"/>
-          <w:lang w:val="en-GB" w:eastAsia="en-GB"/>
-          <w14:ligatures w14:val="none"/>
-        </w:rPr>
-        <w:t>similar to</w:t>
-      </w:r>
-      <w:proofErr w:type="gramEnd"/>
-      <w:r>
-        <w:rPr>
-          <w:rFonts w:ascii="Times New Roman" w:eastAsia="Times New Roman" w:hAnsi="Times New Roman" w:cs="Times New Roman"/>
-          <w:kern w:val="0"/>
-          <w:sz w:val="20"/>
-          <w:szCs w:val="20"/>
-          <w:lang w:val="en-GB" w:eastAsia="en-GB"/>
-          <w14:ligatures w14:val="none"/>
-        </w:rPr>
-        <w:t xml:space="preserve"> HTML’s (decimal) character references: &amp;#</w:t>
-      </w:r>
-      <w:proofErr w:type="gramStart"/>
-      <w:r>
-        <w:rPr>
-          <w:rFonts w:ascii="Times New Roman" w:eastAsia="Times New Roman" w:hAnsi="Times New Roman" w:cs="Times New Roman"/>
-          <w:kern w:val="0"/>
-          <w:sz w:val="20"/>
-          <w:szCs w:val="20"/>
-          <w:lang w:val="en-GB" w:eastAsia="en-GB"/>
-          <w14:ligatures w14:val="none"/>
-        </w:rPr>
-        <w:t>n;,</w:t>
-      </w:r>
-      <w:proofErr w:type="gramEnd"/>
-      <w:r>
-        <w:rPr>
-          <w:rFonts w:ascii="Times New Roman" w:eastAsia="Times New Roman" w:hAnsi="Times New Roman" w:cs="Times New Roman"/>
-          <w:kern w:val="0"/>
-          <w:sz w:val="20"/>
-          <w:szCs w:val="20"/>
-          <w:lang w:val="en-GB" w:eastAsia="en-GB"/>
-          <w14:ligatures w14:val="none"/>
-        </w:rPr>
-        <w:t xml:space="preserve"> using </w:t>
+        <w:t xml:space="preserve"> is a Unicode scalar value in decimal form (using characters 0-9), without leading zeroes and only referring to a valid Unicode scalar value (i.e. less than 1114112 and not referring to a “surrogate”) and is larger than 159 (decimal), but subject to the mappings in subsection 6.2.3. This form of character reference is similar to HTML’s (decimal) character references: &amp;#n;, using </w:t>
       </w:r>
       <w:r>
         <w:rPr>
@@ -629,31 +406,7 @@
           <w:lang w:val="en-GB" w:eastAsia="en-GB"/>
           <w14:ligatures w14:val="none"/>
         </w:rPr>
-        <w:t xml:space="preserve"> instead of &amp;# and _ instead </w:t>
-      </w:r>
-      <w:proofErr w:type="gramStart"/>
-      <w:r>
-        <w:rPr>
-          <w:rFonts w:ascii="Times New Roman" w:eastAsia="Times New Roman" w:hAnsi="Times New Roman" w:cs="Times New Roman"/>
-          <w:kern w:val="0"/>
-          <w:sz w:val="20"/>
-          <w:szCs w:val="20"/>
-          <w:lang w:val="en-GB" w:eastAsia="en-GB"/>
-          <w14:ligatures w14:val="none"/>
-        </w:rPr>
-        <w:t>of ;</w:t>
-      </w:r>
-      <w:proofErr w:type="gramEnd"/>
-      <w:r>
-        <w:rPr>
-          <w:rFonts w:ascii="Times New Roman" w:eastAsia="Times New Roman" w:hAnsi="Times New Roman" w:cs="Times New Roman"/>
-          <w:kern w:val="0"/>
-          <w:sz w:val="20"/>
-          <w:szCs w:val="20"/>
-          <w:lang w:val="en-GB" w:eastAsia="en-GB"/>
-          <w14:ligatures w14:val="none"/>
-        </w:rPr>
-        <w:t>.</w:t>
+        <w:t xml:space="preserve"> instead of &amp;# and _ instead of ;.</w:t>
       </w:r>
     </w:p>
     <w:p>
@@ -711,33 +464,8 @@
           <w:lang w:val="en-GB" w:eastAsia="en-GB"/>
           <w14:ligatures w14:val="none"/>
         </w:rPr>
-        <w:t xml:space="preserve">This mechanism can be used to refer to a character that is not included in the used 7-bit encoding. It can be used for </w:t>
-      </w:r>
-      <w:proofErr w:type="spellStart"/>
-      <w:r>
-        <w:rPr>
-          <w:rFonts w:ascii="Times New Roman" w:eastAsia="Times New Roman" w:hAnsi="Times New Roman" w:cs="Times New Roman"/>
-          <w:kern w:val="0"/>
-          <w:sz w:val="20"/>
-          <w:szCs w:val="20"/>
-          <w:lang w:val="en-GB" w:eastAsia="en-GB"/>
-          <w14:ligatures w14:val="none"/>
-        </w:rPr>
-        <w:t>U+0127</w:t>
-      </w:r>
-      <w:proofErr w:type="spellEnd"/>
-      <w:r>
-        <w:rPr>
-          <w:rFonts w:ascii="Times New Roman" w:eastAsia="Times New Roman" w:hAnsi="Times New Roman" w:cs="Times New Roman"/>
-          <w:kern w:val="0"/>
-          <w:sz w:val="20"/>
-          <w:szCs w:val="20"/>
-          <w:lang w:val="en-GB" w:eastAsia="en-GB"/>
-          <w14:ligatures w14:val="none"/>
-        </w:rPr>
-        <w:t xml:space="preserve"> (LATIN SMALL LETTER H WITH STROKE), ħ: </w:t>
-      </w:r>
-      <w:proofErr w:type="spellStart"/>
+        <w:t xml:space="preserve">This mechanism can be used to refer to a character that is not included in the used 7-bit encoding. It can be used for U+0127 (LATIN SMALL LETTER H WITH STROKE), ħ: </w:t>
+      </w:r>
       <w:r>
         <w:rPr>
           <w:rFonts w:ascii="Times New Roman" w:eastAsia="Times New Roman" w:hAnsi="Times New Roman" w:cs="Times New Roman"/>
@@ -762,7 +490,6 @@
         </w:rPr>
         <w:t>295</w:t>
       </w:r>
-      <w:proofErr w:type="spellEnd"/>
       <w:r>
         <w:rPr>
           <w:rFonts w:ascii="Times New Roman" w:eastAsia="Times New Roman" w:hAnsi="Times New Roman" w:cs="Times New Roman"/>
@@ -785,79 +512,7 @@
           <w:lang w:val="en-GB" w:eastAsia="en-GB"/>
           <w14:ligatures w14:val="none"/>
         </w:rPr>
-        <w:t>, used in Maltese, without needing to go over to UTF-</w:t>
-      </w:r>
-      <w:proofErr w:type="spellStart"/>
-      <w:r>
-        <w:rPr>
-          <w:rFonts w:ascii="Times New Roman" w:eastAsia="Times New Roman" w:hAnsi="Times New Roman" w:cs="Times New Roman"/>
-          <w:kern w:val="0"/>
-          <w:sz w:val="20"/>
-          <w:szCs w:val="20"/>
-          <w:lang w:val="en-GB" w:eastAsia="en-GB"/>
-          <w14:ligatures w14:val="none"/>
-        </w:rPr>
-        <w:t>16BE</w:t>
-      </w:r>
-      <w:proofErr w:type="spellEnd"/>
-      <w:r>
-        <w:rPr>
-          <w:rFonts w:ascii="Times New Roman" w:eastAsia="Times New Roman" w:hAnsi="Times New Roman" w:cs="Times New Roman"/>
-          <w:kern w:val="0"/>
-          <w:sz w:val="20"/>
-          <w:szCs w:val="20"/>
-          <w:lang w:val="en-GB" w:eastAsia="en-GB"/>
-          <w14:ligatures w14:val="none"/>
-        </w:rPr>
-        <w:t xml:space="preserve"> representation for the (sub)message. (Note that ħ is included in the </w:t>
-      </w:r>
-      <w:proofErr w:type="spellStart"/>
-      <w:r>
-        <w:rPr>
-          <w:rFonts w:ascii="Times New Roman" w:eastAsia="Times New Roman" w:hAnsi="Times New Roman" w:cs="Times New Roman"/>
-          <w:kern w:val="0"/>
-          <w:sz w:val="20"/>
-          <w:szCs w:val="20"/>
-          <w:lang w:val="en-GB" w:eastAsia="en-GB"/>
-          <w14:ligatures w14:val="none"/>
-        </w:rPr>
-        <w:t>SS3</w:t>
-      </w:r>
-      <w:proofErr w:type="spellEnd"/>
-      <w:r>
-        <w:rPr>
-          <w:rFonts w:ascii="Times New Roman" w:eastAsia="Times New Roman" w:hAnsi="Times New Roman" w:cs="Times New Roman"/>
-          <w:kern w:val="0"/>
-          <w:sz w:val="20"/>
-          <w:szCs w:val="20"/>
-          <w:lang w:val="en-GB" w:eastAsia="en-GB"/>
-          <w14:ligatures w14:val="none"/>
-        </w:rPr>
-        <w:t xml:space="preserve"> table for alphabet </w:t>
-      </w:r>
-      <w:proofErr w:type="spellStart"/>
-      <w:r>
-        <w:rPr>
-          <w:rFonts w:ascii="Times New Roman" w:eastAsia="Times New Roman" w:hAnsi="Times New Roman" w:cs="Times New Roman"/>
-          <w:kern w:val="0"/>
-          <w:sz w:val="20"/>
-          <w:szCs w:val="20"/>
-          <w:lang w:val="en-GB" w:eastAsia="en-GB"/>
-          <w14:ligatures w14:val="none"/>
-        </w:rPr>
-        <w:t>0x10</w:t>
-      </w:r>
-      <w:proofErr w:type="spellEnd"/>
-      <w:r>
-        <w:rPr>
-          <w:rFonts w:ascii="Times New Roman" w:eastAsia="Times New Roman" w:hAnsi="Times New Roman" w:cs="Times New Roman"/>
-          <w:kern w:val="0"/>
-          <w:sz w:val="20"/>
-          <w:szCs w:val="20"/>
-          <w:lang w:val="en-GB" w:eastAsia="en-GB"/>
-          <w14:ligatures w14:val="none"/>
-        </w:rPr>
-        <w:t>.)</w:t>
+        <w:t>, used in Maltese, without needing to go over to UTF-16BE representation for the (sub)message. (Note that ħ is included in the SS3 table for alphabet 0x10.)</w:t>
       </w:r>
     </w:p>
     <w:p>
@@ -886,31 +541,7 @@
           <w:lang w:val="en-GB" w:eastAsia="en-GB"/>
           <w14:ligatures w14:val="none"/>
         </w:rPr>
-        <w:t xml:space="preserve">However, there should be only a small number of such character references in a message, since each take up several 7-bit code units. At some point it is more advantageous to use </w:t>
-      </w:r>
-      <w:proofErr w:type="spellStart"/>
-      <w:r>
-        <w:rPr>
-          <w:rFonts w:ascii="Times New Roman" w:eastAsia="Times New Roman" w:hAnsi="Times New Roman" w:cs="Times New Roman"/>
-          <w:kern w:val="0"/>
-          <w:sz w:val="20"/>
-          <w:szCs w:val="20"/>
-          <w:lang w:val="en-GB" w:eastAsia="en-GB"/>
-          <w14:ligatures w14:val="none"/>
-        </w:rPr>
-        <w:t>UTF16BE</w:t>
-      </w:r>
-      <w:proofErr w:type="spellEnd"/>
-      <w:r>
-        <w:rPr>
-          <w:rFonts w:ascii="Times New Roman" w:eastAsia="Times New Roman" w:hAnsi="Times New Roman" w:cs="Times New Roman"/>
-          <w:kern w:val="0"/>
-          <w:sz w:val="20"/>
-          <w:szCs w:val="20"/>
-          <w:lang w:val="en-GB" w:eastAsia="en-GB"/>
-          <w14:ligatures w14:val="none"/>
-        </w:rPr>
-        <w:t xml:space="preserve"> (or possibly another 7-bit alphabet, depending).</w:t>
+        <w:t>However, there should be only a small number of such character references in a message, since each take up several 7-bit code units. At some point it is more advantageous to use UTF16BE (or possibly another 7-bit alphabet, depending).</w:t>
       </w:r>
     </w:p>
     <w:p>
@@ -941,7 +572,6 @@
         </w:rPr>
         <w:t xml:space="preserve">The interpretation of control sequences, like </w:t>
       </w:r>
-      <w:proofErr w:type="spellStart"/>
       <w:r>
         <w:rPr>
           <w:rFonts w:ascii="Times New Roman" w:eastAsia="Times New Roman" w:hAnsi="Times New Roman" w:cs="Times New Roman"/>
@@ -968,89 +598,16 @@
         </w:rPr>
         <w:t>n</w:t>
       </w:r>
-      <w:proofErr w:type="spellEnd"/>
-      <w:r>
-        <w:rPr>
-          <w:rFonts w:ascii="Times New Roman" w:eastAsia="Times New Roman" w:hAnsi="Times New Roman" w:cs="Times New Roman"/>
-          <w:kern w:val="0"/>
-          <w:sz w:val="20"/>
-          <w:szCs w:val="20"/>
-          <w:lang w:val="en-GB" w:eastAsia="en-GB"/>
-          <w14:ligatures w14:val="none"/>
-        </w:rPr>
-        <w:t xml:space="preserve">_, must be done after the entire message is composed from </w:t>
-      </w:r>
-      <w:proofErr w:type="gramStart"/>
-      <w:r>
-        <w:rPr>
-          <w:rFonts w:ascii="Times New Roman" w:eastAsia="Times New Roman" w:hAnsi="Times New Roman" w:cs="Times New Roman"/>
-          <w:kern w:val="0"/>
-          <w:sz w:val="20"/>
-          <w:szCs w:val="20"/>
-          <w:lang w:val="en-GB" w:eastAsia="en-GB"/>
-          <w14:ligatures w14:val="none"/>
-        </w:rPr>
-        <w:t>all of</w:t>
-      </w:r>
-      <w:proofErr w:type="gramEnd"/>
-      <w:r>
-        <w:rPr>
-          <w:rFonts w:ascii="Times New Roman" w:eastAsia="Times New Roman" w:hAnsi="Times New Roman" w:cs="Times New Roman"/>
-          <w:kern w:val="0"/>
-          <w:sz w:val="20"/>
-          <w:szCs w:val="20"/>
-          <w:lang w:val="en-GB" w:eastAsia="en-GB"/>
-          <w14:ligatures w14:val="none"/>
-        </w:rPr>
-        <w:t xml:space="preserve"> the </w:t>
-      </w:r>
-      <w:proofErr w:type="spellStart"/>
-      <w:r>
-        <w:rPr>
-          <w:rFonts w:ascii="Times New Roman" w:eastAsia="Times New Roman" w:hAnsi="Times New Roman" w:cs="Times New Roman"/>
-          <w:kern w:val="0"/>
-          <w:sz w:val="20"/>
-          <w:szCs w:val="20"/>
-          <w:lang w:val="en-GB" w:eastAsia="en-GB"/>
-          <w14:ligatures w14:val="none"/>
-        </w:rPr>
-        <w:t>submessages</w:t>
-      </w:r>
-      <w:proofErr w:type="spellEnd"/>
-      <w:r>
-        <w:rPr>
-          <w:rFonts w:ascii="Times New Roman" w:eastAsia="Times New Roman" w:hAnsi="Times New Roman" w:cs="Times New Roman"/>
-          <w:kern w:val="0"/>
-          <w:sz w:val="20"/>
-          <w:szCs w:val="20"/>
-          <w:lang w:val="en-GB" w:eastAsia="en-GB"/>
-          <w14:ligatures w14:val="none"/>
-        </w:rPr>
-        <w:t xml:space="preserve"> it is composed from. If an implementation allows for partial display of a message during the collection of </w:t>
-      </w:r>
-      <w:proofErr w:type="spellStart"/>
-      <w:r>
-        <w:rPr>
-          <w:rFonts w:ascii="Times New Roman" w:eastAsia="Times New Roman" w:hAnsi="Times New Roman" w:cs="Times New Roman"/>
-          <w:kern w:val="0"/>
-          <w:sz w:val="20"/>
-          <w:szCs w:val="20"/>
-          <w:lang w:val="en-GB" w:eastAsia="en-GB"/>
-          <w14:ligatures w14:val="none"/>
-        </w:rPr>
-        <w:t>submessages</w:t>
-      </w:r>
-      <w:proofErr w:type="spellEnd"/>
-      <w:r>
-        <w:rPr>
-          <w:rFonts w:ascii="Times New Roman" w:eastAsia="Times New Roman" w:hAnsi="Times New Roman" w:cs="Times New Roman"/>
-          <w:kern w:val="0"/>
-          <w:sz w:val="20"/>
-          <w:szCs w:val="20"/>
-          <w:lang w:val="en-GB" w:eastAsia="en-GB"/>
-          <w14:ligatures w14:val="none"/>
-        </w:rPr>
-        <w:t>, then only the complete control sequences are interpreted. Partial ones result in REPLACEMENT CHARACTER being displayed.</w:t>
+      <w:r>
+        <w:rPr>
+          <w:rFonts w:ascii="Times New Roman" w:eastAsia="Times New Roman" w:hAnsi="Times New Roman" w:cs="Times New Roman"/>
+          <w:kern w:val="0"/>
+          <w:sz w:val="20"/>
+          <w:szCs w:val="20"/>
+          <w:lang w:val="en-GB" w:eastAsia="en-GB"/>
+          <w14:ligatures w14:val="none"/>
+        </w:rPr>
+        <w:t>_, must be done after the entire message is composed from all of the submessages it is composed from. If an implementation allows for partial display of a message during the collection of submessages, then only the complete control sequences are interpreted. Partial ones result in REPLACEMENT CHARACTER being displayed.</w:t>
       </w:r>
     </w:p>
     <w:p>
@@ -1097,7 +654,6 @@
           <w14:ligatures w14:val="none"/>
         </w:rPr>
       </w:pPr>
-      <w:proofErr w:type="spellStart"/>
       <w:r>
         <w:rPr>
           <w:rFonts w:ascii="Arial" w:eastAsia="Times New Roman" w:hAnsi="Arial" w:cs="Times New Roman"/>
@@ -1110,7 +666,6 @@
         <w:lastRenderedPageBreak/>
         <w:t>D.2</w:t>
       </w:r>
-      <w:proofErr w:type="spellEnd"/>
       <w:r>
         <w:rPr>
           <w:rFonts w:ascii="Arial" w:eastAsia="Times New Roman" w:hAnsi="Arial" w:cs="Times New Roman"/>
@@ -1172,29 +727,7 @@
           <w:lang w:val="en-GB"/>
           <w14:ligatures w14:val="none"/>
         </w:rPr>
-        <w:t>A message using the default alphabet cannot be styled using control sequences</w:t>
-      </w:r>
-      <w:r>
-        <w:rPr>
-          <w:rFonts w:ascii="Times New Roman" w:eastAsia="Times New Roman" w:hAnsi="Times New Roman" w:cs="Times New Roman"/>
-          <w:kern w:val="0"/>
-          <w:sz w:val="20"/>
-          <w:szCs w:val="20"/>
-          <w:lang w:val="en-GB"/>
-          <w14:ligatures w14:val="none"/>
-        </w:rPr>
-        <w:t xml:space="preserve"> below</w:t>
-      </w:r>
-      <w:r>
-        <w:rPr>
-          <w:rFonts w:ascii="Times New Roman" w:eastAsia="Times New Roman" w:hAnsi="Times New Roman" w:cs="Times New Roman"/>
-          <w:kern w:val="0"/>
-          <w:sz w:val="20"/>
-          <w:szCs w:val="20"/>
-          <w:lang w:val="en-GB"/>
-          <w14:ligatures w14:val="none"/>
-        </w:rPr>
-        <w:t xml:space="preserve">, since there is no </w:t>
+        <w:t xml:space="preserve">A message using the default alphabet cannot be styled using control sequences below, since there is no </w:t>
       </w:r>
       <w:r>
         <w:rPr>
@@ -1269,31 +802,7 @@
           <w:lang w:val="en-GB" w:eastAsia="en-GB"/>
           <w14:ligatures w14:val="none"/>
         </w:rPr>
-        <w:t xml:space="preserve">Styling text using the mechanisms specified in ECMA-48 (ISO/IEC 6429) is popularly implemented in terminal emulators. But styling text is of course not limited to terminal emulators, nor is that </w:t>
-      </w:r>
-      <w:proofErr w:type="gramStart"/>
-      <w:r>
-        <w:rPr>
-          <w:rFonts w:ascii="Times New Roman" w:eastAsia="Times New Roman" w:hAnsi="Times New Roman" w:cs="Times New Roman"/>
-          <w:kern w:val="0"/>
-          <w:sz w:val="20"/>
-          <w:szCs w:val="20"/>
-          <w:lang w:val="en-GB" w:eastAsia="en-GB"/>
-          <w14:ligatures w14:val="none"/>
-        </w:rPr>
-        <w:t>particular mechanism</w:t>
-      </w:r>
-      <w:proofErr w:type="gramEnd"/>
-      <w:r>
-        <w:rPr>
-          <w:rFonts w:ascii="Times New Roman" w:eastAsia="Times New Roman" w:hAnsi="Times New Roman" w:cs="Times New Roman"/>
-          <w:kern w:val="0"/>
-          <w:sz w:val="20"/>
-          <w:szCs w:val="20"/>
-          <w:lang w:val="en-GB" w:eastAsia="en-GB"/>
-          <w14:ligatures w14:val="none"/>
-        </w:rPr>
-        <w:t xml:space="preserve"> as such limited to terminal emulators. However, styling by the mechanisms afforded by HTML/CSS cannot be used for SMS/CBS. </w:t>
+        <w:t xml:space="preserve">Styling text using the mechanisms specified in ECMA-48 (ISO/IEC 6429) is popularly implemented in terminal emulators. But styling text is of course not limited to terminal emulators, nor is that particular mechanism as such limited to terminal emulators. However, styling by the mechanisms afforded by HTML/CSS cannot be used for SMS/CBS. </w:t>
       </w:r>
       <w:r>
         <w:rPr>
@@ -1584,66 +1093,18 @@
           <w:lang w:val="en-GB" w:eastAsia="en-GB"/>
           <w14:ligatures w14:val="none"/>
         </w:rPr>
-        <w:t xml:space="preserve"> in 7-bit alphabets with code </w:t>
-      </w:r>
-      <w:proofErr w:type="spellStart"/>
-      <w:r>
-        <w:rPr>
-          <w:rFonts w:ascii="Times New Roman" w:eastAsia="Times New Roman" w:hAnsi="Times New Roman" w:cs="Times New Roman"/>
-          <w:kern w:val="0"/>
-          <w:sz w:val="20"/>
-          <w:szCs w:val="20"/>
-          <w:lang w:val="en-GB" w:eastAsia="en-GB"/>
-          <w14:ligatures w14:val="none"/>
-        </w:rPr>
-        <w:t>0x10</w:t>
-      </w:r>
-      <w:proofErr w:type="spellEnd"/>
-      <w:r>
-        <w:rPr>
-          <w:rFonts w:ascii="Times New Roman" w:eastAsia="Times New Roman" w:hAnsi="Times New Roman" w:cs="Times New Roman"/>
-          <w:kern w:val="0"/>
-          <w:sz w:val="20"/>
-          <w:szCs w:val="20"/>
-          <w:lang w:val="en-GB" w:eastAsia="en-GB"/>
-          <w14:ligatures w14:val="none"/>
-        </w:rPr>
-        <w:t xml:space="preserve"> and above is at </w:t>
-      </w:r>
-      <w:proofErr w:type="spellStart"/>
-      <w:r>
-        <w:rPr>
-          <w:rFonts w:ascii="Times New Roman" w:eastAsia="Times New Roman" w:hAnsi="Times New Roman" w:cs="Times New Roman"/>
-          <w:kern w:val="0"/>
-          <w:sz w:val="20"/>
-          <w:szCs w:val="20"/>
-          <w:lang w:val="en-GB" w:eastAsia="en-GB"/>
-          <w14:ligatures w14:val="none"/>
-        </w:rPr>
-        <w:t>0x1B0D</w:t>
-      </w:r>
-      <w:proofErr w:type="spellEnd"/>
-      <w:r>
-        <w:rPr>
-          <w:rFonts w:ascii="Times New Roman" w:eastAsia="Times New Roman" w:hAnsi="Times New Roman" w:cs="Times New Roman"/>
-          <w:kern w:val="0"/>
-          <w:sz w:val="20"/>
-          <w:szCs w:val="20"/>
-          <w:lang w:val="en-GB" w:eastAsia="en-GB"/>
-          <w14:ligatures w14:val="none"/>
-        </w:rPr>
-        <w:t xml:space="preserve">. </w:t>
-      </w:r>
-      <w:r>
-        <w:rPr>
-          <w:rFonts w:ascii="Times New Roman" w:eastAsia="Times New Roman" w:hAnsi="Times New Roman" w:cs="Times New Roman"/>
-          <w:kern w:val="0"/>
-          <w:sz w:val="20"/>
-          <w:szCs w:val="20"/>
-          <w:lang w:val="en-GB" w:eastAsia="en-GB"/>
-          <w14:ligatures w14:val="none"/>
-        </w:rPr>
-        <w:t xml:space="preserve">CSI in </w:t>
+        <w:t xml:space="preserve"> in 7-bit alphabets with code 0x10 and above is at </w:t>
+      </w:r>
+      <w:r>
+        <w:rPr>
+          <w:rFonts w:ascii="Times New Roman" w:eastAsia="Times New Roman" w:hAnsi="Times New Roman" w:cs="Times New Roman"/>
+          <w:kern w:val="0"/>
+          <w:sz w:val="20"/>
+          <w:szCs w:val="20"/>
+          <w:lang w:val="en-GB" w:eastAsia="en-GB"/>
+          <w14:ligatures w14:val="none"/>
+        </w:rPr>
+        <w:t>0x1B0D. CSI in 8-bit alphabets with code 0x10 and above is at 0x</w:t>
       </w:r>
       <w:r>
         <w:rPr>
@@ -1665,77 +1126,7 @@
           <w:lang w:val="en-GB" w:eastAsia="en-GB"/>
           <w14:ligatures w14:val="none"/>
         </w:rPr>
-        <w:t xml:space="preserve">-bit alphabets with code </w:t>
-      </w:r>
-      <w:proofErr w:type="spellStart"/>
-      <w:r>
-        <w:rPr>
-          <w:rFonts w:ascii="Times New Roman" w:eastAsia="Times New Roman" w:hAnsi="Times New Roman" w:cs="Times New Roman"/>
-          <w:kern w:val="0"/>
-          <w:sz w:val="20"/>
-          <w:szCs w:val="20"/>
-          <w:lang w:val="en-GB" w:eastAsia="en-GB"/>
-          <w14:ligatures w14:val="none"/>
-        </w:rPr>
-        <w:t>0x10</w:t>
-      </w:r>
-      <w:proofErr w:type="spellEnd"/>
-      <w:r>
-        <w:rPr>
-          <w:rFonts w:ascii="Times New Roman" w:eastAsia="Times New Roman" w:hAnsi="Times New Roman" w:cs="Times New Roman"/>
-          <w:kern w:val="0"/>
-          <w:sz w:val="20"/>
-          <w:szCs w:val="20"/>
-          <w:lang w:val="en-GB" w:eastAsia="en-GB"/>
-          <w14:ligatures w14:val="none"/>
-        </w:rPr>
-        <w:t xml:space="preserve"> and above is at </w:t>
-      </w:r>
-      <w:proofErr w:type="spellStart"/>
-      <w:r>
-        <w:rPr>
-          <w:rFonts w:ascii="Times New Roman" w:eastAsia="Times New Roman" w:hAnsi="Times New Roman" w:cs="Times New Roman"/>
-          <w:kern w:val="0"/>
-          <w:sz w:val="20"/>
-          <w:szCs w:val="20"/>
-          <w:lang w:val="en-GB" w:eastAsia="en-GB"/>
-          <w14:ligatures w14:val="none"/>
-        </w:rPr>
-        <w:t>0x</w:t>
-      </w:r>
-      <w:r>
-        <w:rPr>
-          <w:rFonts w:ascii="Times New Roman" w:eastAsia="Times New Roman" w:hAnsi="Times New Roman" w:cs="Times New Roman"/>
-          <w:kern w:val="0"/>
-          <w:sz w:val="20"/>
-          <w:szCs w:val="20"/>
-          <w:lang w:val="en-GB" w:eastAsia="en-GB"/>
-          <w14:ligatures w14:val="none"/>
-        </w:rPr>
-        <w:t>8</w:t>
-      </w:r>
-      <w:r>
-        <w:rPr>
-          <w:rFonts w:ascii="Times New Roman" w:eastAsia="Times New Roman" w:hAnsi="Times New Roman" w:cs="Times New Roman"/>
-          <w:kern w:val="0"/>
-          <w:sz w:val="20"/>
-          <w:szCs w:val="20"/>
-          <w:lang w:val="en-GB" w:eastAsia="en-GB"/>
-          <w14:ligatures w14:val="none"/>
-        </w:rPr>
-        <w:t>D</w:t>
-      </w:r>
-      <w:proofErr w:type="spellEnd"/>
-      <w:r>
-        <w:rPr>
-          <w:rFonts w:ascii="Times New Roman" w:eastAsia="Times New Roman" w:hAnsi="Times New Roman" w:cs="Times New Roman"/>
-          <w:kern w:val="0"/>
-          <w:sz w:val="20"/>
-          <w:szCs w:val="20"/>
-          <w:lang w:val="en-GB" w:eastAsia="en-GB"/>
-          <w14:ligatures w14:val="none"/>
-        </w:rPr>
-        <w:t>.</w:t>
+        <w:t>D.</w:t>
       </w:r>
       <w:r>
         <w:rPr>
@@ -1845,31 +1236,7 @@
           <w:lang w:val="en-GB" w:eastAsia="en-GB"/>
           <w14:ligatures w14:val="none"/>
         </w:rPr>
-        <w:t xml:space="preserve"> (with code </w:t>
-      </w:r>
-      <w:proofErr w:type="spellStart"/>
-      <w:r>
-        <w:rPr>
-          <w:rFonts w:ascii="Times New Roman" w:eastAsia="Times New Roman" w:hAnsi="Times New Roman" w:cs="Times New Roman"/>
-          <w:kern w:val="0"/>
-          <w:sz w:val="20"/>
-          <w:szCs w:val="20"/>
-          <w:lang w:val="en-GB" w:eastAsia="en-GB"/>
-          <w14:ligatures w14:val="none"/>
-        </w:rPr>
-        <w:t>0x10</w:t>
-      </w:r>
-      <w:proofErr w:type="spellEnd"/>
-      <w:r>
-        <w:rPr>
-          <w:rFonts w:ascii="Times New Roman" w:eastAsia="Times New Roman" w:hAnsi="Times New Roman" w:cs="Times New Roman"/>
-          <w:kern w:val="0"/>
-          <w:sz w:val="20"/>
-          <w:szCs w:val="20"/>
-          <w:lang w:val="en-GB" w:eastAsia="en-GB"/>
-          <w14:ligatures w14:val="none"/>
-        </w:rPr>
-        <w:t xml:space="preserve"> and above)</w:t>
+        <w:t xml:space="preserve"> (with code 0x10 and above)</w:t>
       </w:r>
       <w:r>
         <w:rPr>
@@ -1977,7 +1344,6 @@
           <w14:ligatures w14:val="none"/>
         </w:rPr>
       </w:pPr>
-      <w:proofErr w:type="spellStart"/>
       <w:r>
         <w:rPr>
           <w:rFonts w:ascii="Arial" w:eastAsia="Times New Roman" w:hAnsi="Arial" w:cs="Times New Roman"/>
@@ -1989,7 +1355,6 @@
         </w:rPr>
         <w:t>D.2.1</w:t>
       </w:r>
-      <w:proofErr w:type="spellEnd"/>
       <w:r>
         <w:rPr>
           <w:rFonts w:ascii="Arial" w:eastAsia="Times New Roman" w:hAnsi="Arial" w:cs="Times New Roman"/>
@@ -2053,24 +1418,8 @@
           <w:lang w:val="en-GB"/>
           <w14:ligatures w14:val="none"/>
         </w:rPr>
-        <w:t xml:space="preserve">CSI </w:t>
-      </w:r>
-      <w:proofErr w:type="spellStart"/>
-      <w:r>
-        <w:rPr>
-          <w:rFonts w:ascii="Times New Roman" w:eastAsia="Times New Roman" w:hAnsi="Times New Roman" w:cs="Times New Roman"/>
-          <w:b/>
-          <w:bCs/>
-          <w:color w:val="000000"/>
-          <w:kern w:val="0"/>
-          <w:sz w:val="20"/>
-          <w:szCs w:val="20"/>
-          <w:lang w:val="en-GB"/>
-          <w14:ligatures w14:val="none"/>
-        </w:rPr>
-        <w:t>1m</w:t>
-      </w:r>
-      <w:proofErr w:type="spellEnd"/>
+        <w:t>CSI 1m</w:t>
+      </w:r>
       <w:r>
         <w:rPr>
           <w:rFonts w:ascii="Times New Roman" w:eastAsia="Times New Roman" w:hAnsi="Times New Roman" w:cs="Times New Roman"/>
@@ -2103,31 +1452,7 @@
           <w:lang w:val="en-GB"/>
           <w14:ligatures w14:val="none"/>
         </w:rPr>
-        <w:t xml:space="preserve">. </w:t>
-      </w:r>
-      <w:proofErr w:type="gramStart"/>
-      <w:r>
-        <w:rPr>
-          <w:rFonts w:ascii="Times New Roman" w:eastAsia="Times New Roman" w:hAnsi="Times New Roman" w:cs="Times New Roman"/>
-          <w:kern w:val="0"/>
-          <w:sz w:val="20"/>
-          <w:szCs w:val="20"/>
-          <w:lang w:val="en-GB"/>
-          <w14:ligatures w14:val="none"/>
-        </w:rPr>
-        <w:t>”Medium</w:t>
-      </w:r>
-      <w:proofErr w:type="gramEnd"/>
-      <w:r>
-        <w:rPr>
-          <w:rFonts w:ascii="Times New Roman" w:eastAsia="Times New Roman" w:hAnsi="Times New Roman" w:cs="Times New Roman"/>
-          <w:kern w:val="0"/>
-          <w:sz w:val="20"/>
-          <w:szCs w:val="20"/>
-          <w:lang w:val="en-GB"/>
-          <w14:ligatures w14:val="none"/>
-        </w:rPr>
-        <w:t>” boldness</w:t>
+        <w:t>. ”Medium” boldness</w:t>
       </w:r>
       <w:r>
         <w:rPr>
@@ -2205,19 +1530,7 @@
           <w14:ligatures w14:val="none"/>
         </w:rPr>
         <w:br/>
-        <w:t>[</w:t>
-      </w:r>
-      <w:proofErr w:type="spellStart"/>
-      <w:r>
-        <w:rPr>
-          <w:rFonts w:ascii="Times New Roman" w:eastAsia="Times New Roman" w:hAnsi="Times New Roman" w:cs="Times New Roman"/>
-          <w:kern w:val="0"/>
-          <w:sz w:val="20"/>
-          <w:szCs w:val="20"/>
-          <w:lang w:val="en-GB"/>
-          <w14:ligatures w14:val="none"/>
-        </w:rPr>
-        <w:t>0x1B1B</w:t>
+        <w:t>[0x1B1B</w:t>
       </w:r>
       <w:r>
         <w:rPr>
@@ -2230,31 +1543,17 @@
         </w:rPr>
         <w:t>00</w:t>
       </w:r>
-      <w:proofErr w:type="spellEnd"/>
-      <w:r>
-        <w:rPr>
-          <w:rFonts w:ascii="Times New Roman" w:eastAsia="Times New Roman" w:hAnsi="Times New Roman" w:cs="Times New Roman"/>
-          <w:kern w:val="0"/>
-          <w:sz w:val="20"/>
-          <w:szCs w:val="20"/>
-          <w:lang w:val="en-GB"/>
-          <w14:ligatures w14:val="none"/>
-        </w:rPr>
-        <w:t xml:space="preserve">; </w:t>
-      </w:r>
-      <w:proofErr w:type="spellStart"/>
-      <w:r>
-        <w:rPr>
-          <w:rFonts w:ascii="Times New Roman" w:eastAsia="Times New Roman" w:hAnsi="Times New Roman" w:cs="Times New Roman"/>
-          <w:kern w:val="0"/>
-          <w:sz w:val="20"/>
-          <w:szCs w:val="20"/>
-          <w:lang w:val="en-GB"/>
-          <w14:ligatures w14:val="none"/>
-        </w:rPr>
-        <w:t>0x9B00</w:t>
-      </w:r>
-      <w:proofErr w:type="spellEnd"/>
+      <w:r>
+        <w:rPr>
+          <w:rFonts w:ascii="Times New Roman" w:eastAsia="Times New Roman" w:hAnsi="Times New Roman" w:cs="Times New Roman"/>
+          <w:kern w:val="0"/>
+          <w:sz w:val="20"/>
+          <w:szCs w:val="20"/>
+          <w:lang w:val="en-GB"/>
+          <w14:ligatures w14:val="none"/>
+        </w:rPr>
+        <w:t>; 0x9B00</w:t>
+      </w:r>
       <w:r>
         <w:rPr>
           <w:rFonts w:ascii="Times New Roman" w:eastAsia="Times New Roman" w:hAnsi="Times New Roman" w:cs="Times New Roman"/>
@@ -2296,24 +1595,8 @@
           <w:lang w:val="en-GB"/>
           <w14:ligatures w14:val="none"/>
         </w:rPr>
-        <w:t xml:space="preserve">CSI </w:t>
-      </w:r>
-      <w:proofErr w:type="spellStart"/>
-      <w:r>
-        <w:rPr>
-          <w:rFonts w:ascii="Times New Roman" w:eastAsia="Times New Roman" w:hAnsi="Times New Roman" w:cs="Times New Roman"/>
-          <w:b/>
-          <w:bCs/>
-          <w:color w:val="000000"/>
-          <w:kern w:val="0"/>
-          <w:sz w:val="20"/>
-          <w:szCs w:val="20"/>
-          <w:lang w:val="en-GB"/>
-          <w14:ligatures w14:val="none"/>
-        </w:rPr>
-        <w:t>22m</w:t>
-      </w:r>
-      <w:proofErr w:type="spellEnd"/>
+        <w:t>CSI 22m</w:t>
+      </w:r>
       <w:r>
         <w:rPr>
           <w:rFonts w:ascii="Times New Roman" w:eastAsia="Times New Roman" w:hAnsi="Times New Roman" w:cs="Times New Roman"/>
@@ -2391,45 +1674,19 @@
           <w14:ligatures w14:val="none"/>
         </w:rPr>
         <w:br/>
-        <w:t>[</w:t>
-      </w:r>
-      <w:proofErr w:type="spellStart"/>
-      <w:r>
-        <w:rPr>
-          <w:rFonts w:ascii="Times New Roman" w:eastAsia="Times New Roman" w:hAnsi="Times New Roman" w:cs="Times New Roman"/>
-          <w:kern w:val="0"/>
-          <w:sz w:val="20"/>
-          <w:szCs w:val="20"/>
-          <w:lang w:val="en-GB"/>
-          <w14:ligatures w14:val="none"/>
-        </w:rPr>
-        <w:t>0x1B1B01</w:t>
-      </w:r>
-      <w:proofErr w:type="spellEnd"/>
-      <w:r>
-        <w:rPr>
-          <w:rFonts w:ascii="Times New Roman" w:eastAsia="Times New Roman" w:hAnsi="Times New Roman" w:cs="Times New Roman"/>
-          <w:kern w:val="0"/>
-          <w:sz w:val="20"/>
-          <w:szCs w:val="20"/>
-          <w:lang w:val="en-GB"/>
-          <w14:ligatures w14:val="none"/>
-        </w:rPr>
-        <w:t xml:space="preserve">; </w:t>
-      </w:r>
-      <w:proofErr w:type="spellStart"/>
-      <w:r>
-        <w:rPr>
-          <w:rFonts w:ascii="Times New Roman" w:eastAsia="Times New Roman" w:hAnsi="Times New Roman" w:cs="Times New Roman"/>
-          <w:kern w:val="0"/>
-          <w:sz w:val="20"/>
-          <w:szCs w:val="20"/>
-          <w:lang w:val="en-GB"/>
-          <w14:ligatures w14:val="none"/>
-        </w:rPr>
-        <w:t>0x9B01</w:t>
-      </w:r>
-      <w:proofErr w:type="spellEnd"/>
+        <w:t>[0x1B1B01</w:t>
+      </w:r>
+      <w:r>
+        <w:rPr>
+          <w:rFonts w:ascii="Times New Roman" w:eastAsia="Times New Roman" w:hAnsi="Times New Roman" w:cs="Times New Roman"/>
+          <w:kern w:val="0"/>
+          <w:sz w:val="20"/>
+          <w:szCs w:val="20"/>
+          <w:lang w:val="en-GB"/>
+          <w14:ligatures w14:val="none"/>
+        </w:rPr>
+        <w:t>; 0x9B01</w:t>
+      </w:r>
       <w:r>
         <w:rPr>
           <w:rFonts w:ascii="Times New Roman" w:eastAsia="Times New Roman" w:hAnsi="Times New Roman" w:cs="Times New Roman"/>
@@ -2471,24 +1728,8 @@
           <w:lang w:val="en-GB"/>
           <w14:ligatures w14:val="none"/>
         </w:rPr>
-        <w:t xml:space="preserve">CSI </w:t>
-      </w:r>
-      <w:proofErr w:type="spellStart"/>
-      <w:r>
-        <w:rPr>
-          <w:rFonts w:ascii="Times New Roman" w:eastAsia="Times New Roman" w:hAnsi="Times New Roman" w:cs="Times New Roman"/>
-          <w:b/>
-          <w:bCs/>
-          <w:color w:val="000000"/>
-          <w:kern w:val="0"/>
-          <w:sz w:val="20"/>
-          <w:szCs w:val="20"/>
-          <w:lang w:val="en-GB"/>
-          <w14:ligatures w14:val="none"/>
-        </w:rPr>
-        <w:t>2m</w:t>
-      </w:r>
-      <w:proofErr w:type="spellEnd"/>
+        <w:t>CSI 2m</w:t>
+      </w:r>
       <w:r>
         <w:rPr>
           <w:rFonts w:ascii="Times New Roman" w:eastAsia="Times New Roman" w:hAnsi="Times New Roman" w:cs="Times New Roman"/>
@@ -2643,7 +1884,6 @@
           <w14:ligatures w14:val="none"/>
         </w:rPr>
       </w:pPr>
-      <w:proofErr w:type="spellStart"/>
       <w:r>
         <w:rPr>
           <w:rFonts w:ascii="Arial" w:eastAsia="Times New Roman" w:hAnsi="Arial" w:cs="Times New Roman"/>
@@ -2655,7 +1895,6 @@
         </w:rPr>
         <w:t>D.2.2</w:t>
       </w:r>
-      <w:proofErr w:type="spellEnd"/>
       <w:r>
         <w:rPr>
           <w:rFonts w:ascii="Arial" w:eastAsia="Times New Roman" w:hAnsi="Arial" w:cs="Times New Roman"/>
@@ -2698,24 +1937,8 @@
           <w:lang w:val="en-GB"/>
           <w14:ligatures w14:val="none"/>
         </w:rPr>
-        <w:t xml:space="preserve">CSI </w:t>
-      </w:r>
-      <w:proofErr w:type="spellStart"/>
-      <w:r>
-        <w:rPr>
-          <w:rFonts w:ascii="Times New Roman" w:eastAsia="Times New Roman" w:hAnsi="Times New Roman" w:cs="Times New Roman"/>
-          <w:b/>
-          <w:bCs/>
-          <w:color w:val="000000"/>
-          <w:kern w:val="0"/>
-          <w:sz w:val="20"/>
-          <w:szCs w:val="20"/>
-          <w:lang w:val="en-GB"/>
-          <w14:ligatures w14:val="none"/>
-        </w:rPr>
-        <w:t>3m</w:t>
-      </w:r>
-      <w:proofErr w:type="spellEnd"/>
+        <w:t>CSI 3m</w:t>
+      </w:r>
       <w:r>
         <w:rPr>
           <w:rFonts w:ascii="Times New Roman" w:eastAsia="Times New Roman" w:hAnsi="Times New Roman" w:cs="Times New Roman"/>
@@ -2793,19 +2016,7 @@
           <w14:ligatures w14:val="none"/>
         </w:rPr>
         <w:br/>
-        <w:t>[</w:t>
-      </w:r>
-      <w:proofErr w:type="spellStart"/>
-      <w:r>
-        <w:rPr>
-          <w:rFonts w:ascii="Times New Roman" w:eastAsia="Times New Roman" w:hAnsi="Times New Roman" w:cs="Times New Roman"/>
-          <w:kern w:val="0"/>
-          <w:sz w:val="20"/>
-          <w:szCs w:val="20"/>
-          <w:lang w:val="en-GB"/>
-          <w14:ligatures w14:val="none"/>
-        </w:rPr>
-        <w:t>0x1B1B</w:t>
+        <w:t>[0x1B1B</w:t>
       </w:r>
       <w:r>
         <w:rPr>
@@ -2818,7 +2029,6 @@
         </w:rPr>
         <w:t>02</w:t>
       </w:r>
-      <w:proofErr w:type="spellEnd"/>
       <w:r>
         <w:rPr>
           <w:rFonts w:ascii="Times New Roman" w:eastAsia="Times New Roman" w:hAnsi="Times New Roman" w:cs="Times New Roman"/>
@@ -2830,7 +2040,6 @@
         </w:rPr>
         <w:t xml:space="preserve">; </w:t>
       </w:r>
-      <w:proofErr w:type="spellStart"/>
       <w:r>
         <w:rPr>
           <w:rFonts w:ascii="Times New Roman" w:eastAsia="Times New Roman" w:hAnsi="Times New Roman" w:cs="Times New Roman"/>
@@ -2864,7 +2073,6 @@
         </w:rPr>
         <w:t>B02</w:t>
       </w:r>
-      <w:proofErr w:type="spellEnd"/>
       <w:r>
         <w:rPr>
           <w:rFonts w:ascii="Times New Roman" w:eastAsia="Times New Roman" w:hAnsi="Times New Roman" w:cs="Times New Roman"/>
@@ -3064,24 +2272,8 @@
           <w:lang w:val="en-GB"/>
           <w14:ligatures w14:val="none"/>
         </w:rPr>
-        <w:t xml:space="preserve">CSI </w:t>
-      </w:r>
-      <w:proofErr w:type="spellStart"/>
-      <w:r>
-        <w:rPr>
-          <w:rFonts w:ascii="Times New Roman" w:eastAsia="Times New Roman" w:hAnsi="Times New Roman" w:cs="Times New Roman"/>
-          <w:b/>
-          <w:bCs/>
-          <w:color w:val="000000"/>
-          <w:kern w:val="0"/>
-          <w:sz w:val="20"/>
-          <w:szCs w:val="20"/>
-          <w:lang w:val="en-GB"/>
-          <w14:ligatures w14:val="none"/>
-        </w:rPr>
-        <w:t>23m</w:t>
-      </w:r>
-      <w:proofErr w:type="spellEnd"/>
+        <w:t>CSI 23m</w:t>
+      </w:r>
       <w:r>
         <w:rPr>
           <w:rFonts w:ascii="Times New Roman" w:eastAsia="Times New Roman" w:hAnsi="Times New Roman" w:cs="Times New Roman"/>
@@ -3137,19 +2329,7 @@
           <w14:ligatures w14:val="none"/>
         </w:rPr>
         <w:br/>
-        <w:t>[</w:t>
-      </w:r>
-      <w:proofErr w:type="spellStart"/>
-      <w:r>
-        <w:rPr>
-          <w:rFonts w:ascii="Times New Roman" w:eastAsia="Times New Roman" w:hAnsi="Times New Roman" w:cs="Times New Roman"/>
-          <w:kern w:val="0"/>
-          <w:sz w:val="20"/>
-          <w:szCs w:val="20"/>
-          <w:lang w:val="en-GB"/>
-          <w14:ligatures w14:val="none"/>
-        </w:rPr>
-        <w:t>0x1B1B</w:t>
+        <w:t>[0x1B1B</w:t>
       </w:r>
       <w:r>
         <w:rPr>
@@ -3162,7 +2342,6 @@
         </w:rPr>
         <w:t>03</w:t>
       </w:r>
-      <w:proofErr w:type="spellEnd"/>
       <w:r>
         <w:rPr>
           <w:rFonts w:ascii="Times New Roman" w:eastAsia="Times New Roman" w:hAnsi="Times New Roman" w:cs="Times New Roman"/>
@@ -3174,7 +2353,6 @@
         </w:rPr>
         <w:t xml:space="preserve">; </w:t>
       </w:r>
-      <w:proofErr w:type="spellStart"/>
       <w:r>
         <w:rPr>
           <w:rFonts w:ascii="Times New Roman" w:eastAsia="Times New Roman" w:hAnsi="Times New Roman" w:cs="Times New Roman"/>
@@ -3208,7 +2386,6 @@
         </w:rPr>
         <w:t>B03</w:t>
       </w:r>
-      <w:proofErr w:type="spellEnd"/>
       <w:r>
         <w:rPr>
           <w:rFonts w:ascii="Times New Roman" w:eastAsia="Times New Roman" w:hAnsi="Times New Roman" w:cs="Times New Roman"/>
@@ -3250,7 +2427,6 @@
         </w:rPr>
       </w:pPr>
       <w:bookmarkStart w:id="0" w:name="_Ref140335842"/>
-      <w:proofErr w:type="spellStart"/>
       <w:r>
         <w:rPr>
           <w:rFonts w:ascii="Arial" w:eastAsia="Times New Roman" w:hAnsi="Arial" w:cs="Times New Roman"/>
@@ -3262,7 +2438,6 @@
         </w:rPr>
         <w:t>D.2.3</w:t>
       </w:r>
-      <w:proofErr w:type="spellEnd"/>
       <w:r>
         <w:rPr>
           <w:rFonts w:ascii="Arial" w:eastAsia="Times New Roman" w:hAnsi="Arial" w:cs="Times New Roman"/>
@@ -3478,53 +2653,16 @@
         </w:rPr>
         <w:t xml:space="preserve">with </w:t>
       </w:r>
-      <w:proofErr w:type="spellStart"/>
-      <w:r>
-        <w:rPr>
-          <w:rFonts w:ascii="Times New Roman" w:eastAsia="Times New Roman" w:hAnsi="Times New Roman" w:cs="Times New Roman"/>
-          <w:kern w:val="0"/>
-          <w:sz w:val="20"/>
-          <w:szCs w:val="20"/>
-          <w:lang w:val="en-GB"/>
-          <w14:ligatures w14:val="none"/>
-        </w:rPr>
-        <w:t>NLID</w:t>
-      </w:r>
-      <w:proofErr w:type="spellEnd"/>
-      <w:r>
-        <w:rPr>
-          <w:rFonts w:ascii="Times New Roman" w:eastAsia="Times New Roman" w:hAnsi="Times New Roman" w:cs="Times New Roman"/>
-          <w:kern w:val="0"/>
-          <w:sz w:val="20"/>
-          <w:szCs w:val="20"/>
-          <w:lang w:val="en-GB"/>
-          <w14:ligatures w14:val="none"/>
-        </w:rPr>
-        <w:t xml:space="preserve"> code </w:t>
-      </w:r>
-      <w:proofErr w:type="spellStart"/>
-      <w:r>
-        <w:rPr>
-          <w:rFonts w:ascii="Times New Roman" w:eastAsia="Times New Roman" w:hAnsi="Times New Roman" w:cs="Times New Roman"/>
-          <w:kern w:val="0"/>
-          <w:sz w:val="20"/>
-          <w:szCs w:val="20"/>
-          <w:lang w:val="en-GB"/>
-          <w14:ligatures w14:val="none"/>
-        </w:rPr>
-        <w:t>0x10</w:t>
-      </w:r>
-      <w:proofErr w:type="spellEnd"/>
-      <w:r>
-        <w:rPr>
-          <w:rFonts w:ascii="Times New Roman" w:eastAsia="Times New Roman" w:hAnsi="Times New Roman" w:cs="Times New Roman"/>
-          <w:kern w:val="0"/>
-          <w:sz w:val="20"/>
-          <w:szCs w:val="20"/>
-          <w:lang w:val="en-GB"/>
-          <w14:ligatures w14:val="none"/>
-        </w:rPr>
-        <w:t xml:space="preserve"> or higher.</w:t>
+      <w:r>
+        <w:rPr>
+          <w:rFonts w:ascii="Times New Roman" w:eastAsia="Times New Roman" w:hAnsi="Times New Roman" w:cs="Times New Roman"/>
+          <w:kern w:val="0"/>
+          <w:sz w:val="20"/>
+          <w:szCs w:val="20"/>
+          <w:lang w:val="en-GB"/>
+          <w14:ligatures w14:val="none"/>
+        </w:rPr>
+        <w:t>NLID code 0x10 or higher.</w:t>
       </w:r>
     </w:p>
     <w:p>
@@ -3556,9 +2694,503 @@
           <w:lang w:val="en-GB"/>
           <w14:ligatures w14:val="none"/>
         </w:rPr>
-        <w:t xml:space="preserve">CSI </w:t>
-      </w:r>
-      <w:proofErr w:type="spellStart"/>
+        <w:t>CSI 56:1m</w:t>
+      </w:r>
+      <w:r>
+        <w:rPr>
+          <w:rFonts w:ascii="Times New Roman" w:eastAsia="Times New Roman" w:hAnsi="Times New Roman" w:cs="Times New Roman"/>
+          <w:kern w:val="0"/>
+          <w:sz w:val="20"/>
+          <w:szCs w:val="20"/>
+          <w:lang w:val="en-GB"/>
+          <w14:ligatures w14:val="none"/>
+        </w:rPr>
+        <w:t xml:space="preserve"> </w:t>
+      </w:r>
+      <w:r>
+        <w:rPr>
+          <w:rFonts w:ascii="Times New Roman" w:eastAsia="Times New Roman" w:hAnsi="Times New Roman" w:cs="Times New Roman"/>
+          <w:kern w:val="0"/>
+          <w:sz w:val="20"/>
+          <w:szCs w:val="20"/>
+          <w:u w:val="single"/>
+          <w:lang w:val="en-GB"/>
+          <w14:ligatures w14:val="none"/>
+        </w:rPr>
+        <w:t>Raised</w:t>
+      </w:r>
+      <w:bookmarkStart w:id="1" w:name="_Hlk9005452"/>
+      <w:r>
+        <w:rPr>
+          <w:rFonts w:ascii="Times New Roman" w:eastAsia="Times New Roman" w:hAnsi="Times New Roman" w:cs="Times New Roman"/>
+          <w:kern w:val="0"/>
+          <w:sz w:val="20"/>
+          <w:szCs w:val="20"/>
+          <w:u w:val="single"/>
+          <w:lang w:val="en-GB"/>
+          <w14:ligatures w14:val="none"/>
+        </w:rPr>
+        <w:t xml:space="preserve"> to first superscript level</w:t>
+      </w:r>
+      <w:r>
+        <w:rPr>
+          <w:rFonts w:ascii="Times New Roman" w:eastAsia="Times New Roman" w:hAnsi="Times New Roman" w:cs="Times New Roman"/>
+          <w:kern w:val="0"/>
+          <w:sz w:val="20"/>
+          <w:szCs w:val="20"/>
+          <w:lang w:val="en-GB"/>
+          <w14:ligatures w14:val="none"/>
+        </w:rPr>
+        <w:t xml:space="preserve"> and slightly smaller, about 80% current set font size</w:t>
+      </w:r>
+      <w:bookmarkEnd w:id="1"/>
+      <w:r>
+        <w:rPr>
+          <w:rFonts w:ascii="Times New Roman" w:eastAsia="Times New Roman" w:hAnsi="Times New Roman" w:cs="Times New Roman"/>
+          <w:kern w:val="0"/>
+          <w:sz w:val="20"/>
+          <w:szCs w:val="20"/>
+          <w:lang w:val="en-GB"/>
+          <w14:ligatures w14:val="none"/>
+        </w:rPr>
+        <w:t>. Used for ordinals (e.g. 5</w:t>
+      </w:r>
+      <w:r>
+        <w:rPr>
+          <w:rFonts w:ascii="Times New Roman" w:eastAsia="Times New Roman" w:hAnsi="Times New Roman" w:cs="Times New Roman"/>
+          <w:kern w:val="0"/>
+          <w:sz w:val="20"/>
+          <w:szCs w:val="20"/>
+          <w:vertAlign w:val="superscript"/>
+          <w:lang w:val="en-GB"/>
+          <w14:ligatures w14:val="none"/>
+        </w:rPr>
+        <w:t>th</w:t>
+      </w:r>
+      <w:r>
+        <w:rPr>
+          <w:rFonts w:ascii="Times New Roman" w:eastAsia="Times New Roman" w:hAnsi="Times New Roman" w:cs="Times New Roman"/>
+          <w:kern w:val="0"/>
+          <w:sz w:val="20"/>
+          <w:szCs w:val="20"/>
+          <w:lang w:val="en-GB"/>
+          <w14:ligatures w14:val="none"/>
+        </w:rPr>
+        <w:t>, 1</w:t>
+      </w:r>
+      <w:r>
+        <w:rPr>
+          <w:rFonts w:ascii="Times New Roman" w:eastAsia="Times New Roman" w:hAnsi="Times New Roman" w:cs="Times New Roman"/>
+          <w:kern w:val="0"/>
+          <w:sz w:val="20"/>
+          <w:szCs w:val="20"/>
+          <w:vertAlign w:val="superscript"/>
+          <w:lang w:val="en-GB"/>
+          <w14:ligatures w14:val="none"/>
+        </w:rPr>
+        <w:t>er</w:t>
+      </w:r>
+      <w:r>
+        <w:rPr>
+          <w:rFonts w:ascii="Times New Roman" w:eastAsia="Times New Roman" w:hAnsi="Times New Roman" w:cs="Times New Roman"/>
+          <w:kern w:val="0"/>
+          <w:sz w:val="20"/>
+          <w:szCs w:val="20"/>
+          <w:lang w:val="en-GB"/>
+          <w14:ligatures w14:val="none"/>
+        </w:rPr>
+        <w:t>, 2º</w:t>
+      </w:r>
+      <w:r>
+        <w:rPr>
+          <w:rFonts w:ascii="Times New Roman" w:eastAsia="Times New Roman" w:hAnsi="Times New Roman" w:cs="Times New Roman"/>
+          <w:kern w:val="0"/>
+          <w:sz w:val="20"/>
+          <w:szCs w:val="20"/>
+          <w:lang w:val="en-GB"/>
+          <w14:ligatures w14:val="none"/>
+        </w:rPr>
+        <w:t>) and other uses (e.g. M</w:t>
+      </w:r>
+      <w:r>
+        <w:rPr>
+          <w:rFonts w:ascii="Times New Roman" w:eastAsia="Times New Roman" w:hAnsi="Times New Roman" w:cs="Times New Roman"/>
+          <w:kern w:val="0"/>
+          <w:sz w:val="20"/>
+          <w:szCs w:val="20"/>
+          <w:vertAlign w:val="superscript"/>
+          <w:lang w:val="en-GB"/>
+          <w14:ligatures w14:val="none"/>
+        </w:rPr>
+        <w:t>lle</w:t>
+      </w:r>
+      <w:r>
+        <w:rPr>
+          <w:rFonts w:ascii="Times New Roman" w:eastAsia="Times New Roman" w:hAnsi="Times New Roman" w:cs="Times New Roman"/>
+          <w:kern w:val="0"/>
+          <w:sz w:val="20"/>
+          <w:szCs w:val="20"/>
+          <w:lang w:val="en-GB"/>
+          <w14:ligatures w14:val="none"/>
+        </w:rPr>
+        <w:t>,</w:t>
+      </w:r>
+      <w:r>
+        <w:rPr>
+          <w:rFonts w:ascii="Times New Roman" w:eastAsia="Times New Roman" w:hAnsi="Times New Roman" w:cs="Times New Roman"/>
+          <w:kern w:val="0"/>
+          <w:sz w:val="20"/>
+          <w:szCs w:val="20"/>
+          <w:lang w:val="en-GB"/>
+          <w14:ligatures w14:val="none"/>
+        </w:rPr>
+        <w:t xml:space="preserve"> </w:t>
+      </w:r>
+      <w:r>
+        <w:rPr>
+          <w:rFonts w:ascii="Times New Roman" w:eastAsia="Times New Roman" w:hAnsi="Times New Roman" w:cs="Times New Roman"/>
+          <w:kern w:val="0"/>
+          <w:sz w:val="20"/>
+          <w:szCs w:val="20"/>
+          <w:lang w:val="en-GB"/>
+          <w14:ligatures w14:val="none"/>
+        </w:rPr>
+        <w:t>M</w:t>
+      </w:r>
+      <w:r>
+        <w:rPr>
+          <w:rFonts w:ascii="Times New Roman" w:eastAsia="Times New Roman" w:hAnsi="Times New Roman" w:cs="Times New Roman"/>
+          <w:kern w:val="0"/>
+          <w:sz w:val="20"/>
+          <w:szCs w:val="20"/>
+          <w:vertAlign w:val="superscript"/>
+          <w:lang w:val="en-GB"/>
+          <w14:ligatures w14:val="none"/>
+        </w:rPr>
+        <w:t>mes</w:t>
+      </w:r>
+      <w:r>
+        <w:rPr>
+          <w:rFonts w:ascii="Times New Roman" w:eastAsia="Times New Roman" w:hAnsi="Times New Roman" w:cs="Times New Roman"/>
+          <w:kern w:val="0"/>
+          <w:sz w:val="20"/>
+          <w:szCs w:val="20"/>
+          <w:lang w:val="en-GB"/>
+          <w14:ligatures w14:val="none"/>
+        </w:rPr>
+        <w:t>,</w:t>
+      </w:r>
+      <w:r>
+        <w:rPr>
+          <w:rFonts w:ascii="Times New Roman" w:eastAsia="Times New Roman" w:hAnsi="Times New Roman" w:cs="Times New Roman"/>
+          <w:kern w:val="0"/>
+          <w:sz w:val="20"/>
+          <w:szCs w:val="20"/>
+          <w:lang w:val="en-GB"/>
+          <w14:ligatures w14:val="none"/>
+        </w:rPr>
+        <w:t xml:space="preserve"> XX</w:t>
+      </w:r>
+      <w:r>
+        <w:rPr>
+          <w:rFonts w:ascii="Times New Roman" w:eastAsia="Times New Roman" w:hAnsi="Times New Roman" w:cs="Times New Roman"/>
+          <w:kern w:val="0"/>
+          <w:sz w:val="20"/>
+          <w:szCs w:val="20"/>
+          <w:vertAlign w:val="superscript"/>
+          <w:lang w:val="en-GB"/>
+          <w14:ligatures w14:val="none"/>
+        </w:rPr>
+        <w:t>e</w:t>
+      </w:r>
+      <w:r>
+        <w:rPr>
+          <w:rFonts w:ascii="Times New Roman" w:eastAsia="Times New Roman" w:hAnsi="Times New Roman" w:cs="Times New Roman"/>
+          <w:kern w:val="0"/>
+          <w:sz w:val="20"/>
+          <w:szCs w:val="20"/>
+          <w:lang w:val="en-GB"/>
+          <w14:ligatures w14:val="none"/>
+        </w:rPr>
+        <w:t xml:space="preserve">, </w:t>
+      </w:r>
+      <w:r>
+        <w:rPr>
+          <w:rFonts w:ascii="Times New Roman" w:eastAsia="Times New Roman" w:hAnsi="Times New Roman" w:cs="Times New Roman"/>
+          <w:kern w:val="0"/>
+          <w:sz w:val="20"/>
+          <w:szCs w:val="20"/>
+          <w:lang w:val="en-GB"/>
+          <w14:ligatures w14:val="none"/>
+        </w:rPr>
+        <w:t>S</w:t>
+      </w:r>
+      <w:r>
+        <w:rPr>
+          <w:rFonts w:ascii="Times New Roman" w:eastAsia="Times New Roman" w:hAnsi="Times New Roman" w:cs="Times New Roman"/>
+          <w:kern w:val="0"/>
+          <w:sz w:val="20"/>
+          <w:szCs w:val="20"/>
+          <w:vertAlign w:val="superscript"/>
+          <w:lang w:val="en-GB"/>
+          <w14:ligatures w14:val="none"/>
+        </w:rPr>
+        <w:t>t</w:t>
+      </w:r>
+      <w:r>
+        <w:rPr>
+          <w:rFonts w:ascii="Times New Roman" w:eastAsia="Times New Roman" w:hAnsi="Times New Roman" w:cs="Times New Roman"/>
+          <w:kern w:val="0"/>
+          <w:sz w:val="20"/>
+          <w:szCs w:val="20"/>
+          <w:lang w:val="en-GB"/>
+          <w14:ligatures w14:val="none"/>
+        </w:rPr>
+        <w:t>).</w:t>
+      </w:r>
+      <w:r>
+        <w:rPr>
+          <w:rFonts w:ascii="Times New Roman" w:eastAsia="Times New Roman" w:hAnsi="Times New Roman" w:cs="Times New Roman"/>
+          <w:kern w:val="0"/>
+          <w:sz w:val="20"/>
+          <w:szCs w:val="20"/>
+          <w:lang w:val="en-GB"/>
+          <w14:ligatures w14:val="none"/>
+        </w:rPr>
+        <w:t xml:space="preserve"> </w:t>
+      </w:r>
+      <w:r>
+        <w:rPr>
+          <w:rFonts w:ascii="Times New Roman" w:eastAsia="Times New Roman" w:hAnsi="Times New Roman" w:cs="Times New Roman"/>
+          <w:kern w:val="0"/>
+          <w:sz w:val="20"/>
+          <w:szCs w:val="20"/>
+          <w:lang w:val="en-GB"/>
+          <w14:ligatures w14:val="none"/>
+        </w:rPr>
+        <w:t>This styling m</w:t>
+      </w:r>
+      <w:r>
+        <w:rPr>
+          <w:rFonts w:ascii="Times New Roman" w:eastAsia="Times New Roman" w:hAnsi="Times New Roman" w:cs="Times New Roman"/>
+          <w:kern w:val="0"/>
+          <w:sz w:val="20"/>
+          <w:szCs w:val="20"/>
+          <w:lang w:val="en-GB"/>
+          <w14:ligatures w14:val="none"/>
+        </w:rPr>
+        <w:t>ay use the OpenType feature ‘sups’ if available</w:t>
+      </w:r>
+      <w:r>
+        <w:rPr>
+          <w:rFonts w:ascii="Times New Roman" w:eastAsia="Times New Roman" w:hAnsi="Times New Roman" w:cs="Times New Roman"/>
+          <w:kern w:val="0"/>
+          <w:sz w:val="20"/>
+          <w:szCs w:val="20"/>
+          <w:lang w:val="en-GB"/>
+          <w14:ligatures w14:val="none"/>
+        </w:rPr>
+        <w:t xml:space="preserve"> for </w:t>
+      </w:r>
+      <w:r>
+        <w:rPr>
+          <w:rFonts w:ascii="Times New Roman" w:eastAsia="Times New Roman" w:hAnsi="Times New Roman" w:cs="Times New Roman"/>
+          <w:kern w:val="0"/>
+          <w:sz w:val="20"/>
+          <w:szCs w:val="20"/>
+          <w:lang w:val="en-GB"/>
+          <w14:ligatures w14:val="none"/>
+        </w:rPr>
+        <w:t xml:space="preserve">all of </w:t>
+      </w:r>
+      <w:r>
+        <w:rPr>
+          <w:rFonts w:ascii="Times New Roman" w:eastAsia="Times New Roman" w:hAnsi="Times New Roman" w:cs="Times New Roman"/>
+          <w:kern w:val="0"/>
+          <w:sz w:val="20"/>
+          <w:szCs w:val="20"/>
+          <w:lang w:val="en-GB"/>
+          <w14:ligatures w14:val="none"/>
+        </w:rPr>
+        <w:t xml:space="preserve">the </w:t>
+      </w:r>
+      <w:r>
+        <w:rPr>
+          <w:rFonts w:ascii="Times New Roman" w:eastAsia="Times New Roman" w:hAnsi="Times New Roman" w:cs="Times New Roman"/>
+          <w:kern w:val="0"/>
+          <w:sz w:val="20"/>
+          <w:szCs w:val="20"/>
+          <w:lang w:val="en-GB"/>
+          <w14:ligatures w14:val="none"/>
+        </w:rPr>
+        <w:t xml:space="preserve">contiguous </w:t>
+      </w:r>
+      <w:r>
+        <w:rPr>
+          <w:rFonts w:ascii="Times New Roman" w:eastAsia="Times New Roman" w:hAnsi="Times New Roman" w:cs="Times New Roman"/>
+          <w:kern w:val="0"/>
+          <w:sz w:val="20"/>
+          <w:szCs w:val="20"/>
+          <w:lang w:val="en-GB"/>
+          <w14:ligatures w14:val="none"/>
+        </w:rPr>
+        <w:t xml:space="preserve">sequence of </w:t>
+      </w:r>
+      <w:r>
+        <w:rPr>
+          <w:rFonts w:ascii="Times New Roman" w:eastAsia="Times New Roman" w:hAnsi="Times New Roman" w:cs="Times New Roman"/>
+          <w:kern w:val="0"/>
+          <w:sz w:val="20"/>
+          <w:szCs w:val="20"/>
+          <w:lang w:val="en-GB"/>
+          <w14:ligatures w14:val="none"/>
+        </w:rPr>
+        <w:t xml:space="preserve">characters </w:t>
+      </w:r>
+      <w:r>
+        <w:rPr>
+          <w:rFonts w:ascii="Times New Roman" w:eastAsia="Times New Roman" w:hAnsi="Times New Roman" w:cs="Times New Roman"/>
+          <w:kern w:val="0"/>
+          <w:sz w:val="20"/>
+          <w:szCs w:val="20"/>
+          <w:lang w:val="en-GB"/>
+          <w14:ligatures w14:val="none"/>
+        </w:rPr>
+        <w:t xml:space="preserve">that are </w:t>
+      </w:r>
+      <w:r>
+        <w:rPr>
+          <w:rFonts w:ascii="Times New Roman" w:eastAsia="Times New Roman" w:hAnsi="Times New Roman" w:cs="Times New Roman"/>
+          <w:kern w:val="0"/>
+          <w:sz w:val="20"/>
+          <w:szCs w:val="20"/>
+          <w:lang w:val="en-GB"/>
+          <w14:ligatures w14:val="none"/>
+        </w:rPr>
+        <w:t>superscr</w:t>
+      </w:r>
+      <w:r>
+        <w:rPr>
+          <w:rFonts w:ascii="Times New Roman" w:eastAsia="Times New Roman" w:hAnsi="Times New Roman" w:cs="Times New Roman"/>
+          <w:kern w:val="0"/>
+          <w:sz w:val="20"/>
+          <w:szCs w:val="20"/>
+          <w:lang w:val="en-GB"/>
+          <w14:ligatures w14:val="none"/>
+        </w:rPr>
+        <w:t>i</w:t>
+      </w:r>
+      <w:r>
+        <w:rPr>
+          <w:rFonts w:ascii="Times New Roman" w:eastAsia="Times New Roman" w:hAnsi="Times New Roman" w:cs="Times New Roman"/>
+          <w:kern w:val="0"/>
+          <w:sz w:val="20"/>
+          <w:szCs w:val="20"/>
+          <w:lang w:val="en-GB"/>
+          <w14:ligatures w14:val="none"/>
+        </w:rPr>
+        <w:t>pted</w:t>
+      </w:r>
+      <w:r>
+        <w:rPr>
+          <w:rFonts w:ascii="Times New Roman" w:eastAsia="Times New Roman" w:hAnsi="Times New Roman" w:cs="Times New Roman"/>
+          <w:kern w:val="0"/>
+          <w:sz w:val="20"/>
+          <w:szCs w:val="20"/>
+          <w:lang w:val="en-GB"/>
+          <w14:ligatures w14:val="none"/>
+        </w:rPr>
+        <w:t>.</w:t>
+      </w:r>
+      <w:r>
+        <w:rPr>
+          <w:rFonts w:ascii="Times New Roman" w:eastAsia="Times New Roman" w:hAnsi="Times New Roman" w:cs="Times New Roman"/>
+          <w:kern w:val="0"/>
+          <w:sz w:val="20"/>
+          <w:szCs w:val="20"/>
+          <w:lang w:val="en-GB"/>
+          <w14:ligatures w14:val="none"/>
+        </w:rPr>
+        <w:br/>
+        <w:t>[0x1B1B</w:t>
+      </w:r>
+      <w:r>
+        <w:rPr>
+          <w:rFonts w:ascii="Times New Roman" w:eastAsia="Times New Roman" w:hAnsi="Times New Roman" w:cs="Times New Roman"/>
+          <w:kern w:val="0"/>
+          <w:sz w:val="20"/>
+          <w:szCs w:val="20"/>
+          <w:lang w:val="en-GB"/>
+          <w14:ligatures w14:val="none"/>
+        </w:rPr>
+        <w:t>04</w:t>
+      </w:r>
+      <w:r>
+        <w:rPr>
+          <w:rFonts w:ascii="Times New Roman" w:eastAsia="Times New Roman" w:hAnsi="Times New Roman" w:cs="Times New Roman"/>
+          <w:kern w:val="0"/>
+          <w:sz w:val="20"/>
+          <w:szCs w:val="20"/>
+          <w:lang w:val="en-GB"/>
+          <w14:ligatures w14:val="none"/>
+        </w:rPr>
+        <w:t xml:space="preserve">; </w:t>
+      </w:r>
+      <w:r>
+        <w:rPr>
+          <w:rFonts w:ascii="Times New Roman" w:eastAsia="Times New Roman" w:hAnsi="Times New Roman" w:cs="Times New Roman"/>
+          <w:kern w:val="0"/>
+          <w:sz w:val="20"/>
+          <w:szCs w:val="20"/>
+          <w:lang w:val="en-GB"/>
+          <w14:ligatures w14:val="none"/>
+        </w:rPr>
+        <w:t>0x</w:t>
+      </w:r>
+      <w:r>
+        <w:rPr>
+          <w:rFonts w:ascii="Times New Roman" w:eastAsia="Times New Roman" w:hAnsi="Times New Roman" w:cs="Times New Roman"/>
+          <w:kern w:val="0"/>
+          <w:sz w:val="20"/>
+          <w:szCs w:val="20"/>
+          <w:lang w:val="en-GB"/>
+          <w14:ligatures w14:val="none"/>
+        </w:rPr>
+        <w:t>9</w:t>
+      </w:r>
+      <w:r>
+        <w:rPr>
+          <w:rFonts w:ascii="Times New Roman" w:eastAsia="Times New Roman" w:hAnsi="Times New Roman" w:cs="Times New Roman"/>
+          <w:kern w:val="0"/>
+          <w:sz w:val="20"/>
+          <w:szCs w:val="20"/>
+          <w:lang w:val="en-GB"/>
+          <w14:ligatures w14:val="none"/>
+        </w:rPr>
+        <w:t>B04</w:t>
+      </w:r>
+      <w:r>
+        <w:rPr>
+          <w:rFonts w:ascii="Times New Roman" w:eastAsia="Times New Roman" w:hAnsi="Times New Roman" w:cs="Times New Roman"/>
+          <w:kern w:val="0"/>
+          <w:sz w:val="20"/>
+          <w:szCs w:val="20"/>
+          <w:lang w:val="en-GB"/>
+          <w14:ligatures w14:val="none"/>
+        </w:rPr>
+        <w:t>]</w:t>
+      </w:r>
+      <w:r>
+        <w:rPr>
+          <w:rFonts w:ascii="Times New Roman" w:eastAsia="Times New Roman" w:hAnsi="Times New Roman" w:cs="Times New Roman"/>
+          <w:kern w:val="0"/>
+          <w:sz w:val="20"/>
+          <w:szCs w:val="20"/>
+          <w:lang w:val="en-GB"/>
+          <w14:ligatures w14:val="none"/>
+        </w:rPr>
+        <w:t xml:space="preserve">     (Optional: </w:t>
+      </w:r>
       <w:r>
         <w:rPr>
           <w:rFonts w:ascii="Times New Roman" w:eastAsia="Times New Roman" w:hAnsi="Times New Roman" w:cs="Times New Roman"/>
@@ -3571,581 +3203,7 @@
           <w:lang w:val="en-GB"/>
           <w14:ligatures w14:val="none"/>
         </w:rPr>
-        <w:t>56:1m</w:t>
-      </w:r>
-      <w:proofErr w:type="spellEnd"/>
-      <w:r>
-        <w:rPr>
-          <w:rFonts w:ascii="Times New Roman" w:eastAsia="Times New Roman" w:hAnsi="Times New Roman" w:cs="Times New Roman"/>
-          <w:kern w:val="0"/>
-          <w:sz w:val="20"/>
-          <w:szCs w:val="20"/>
-          <w:lang w:val="en-GB"/>
-          <w14:ligatures w14:val="none"/>
-        </w:rPr>
-        <w:t xml:space="preserve"> </w:t>
-      </w:r>
-      <w:r>
-        <w:rPr>
-          <w:rFonts w:ascii="Times New Roman" w:eastAsia="Times New Roman" w:hAnsi="Times New Roman" w:cs="Times New Roman"/>
-          <w:kern w:val="0"/>
-          <w:sz w:val="20"/>
-          <w:szCs w:val="20"/>
-          <w:u w:val="single"/>
-          <w:lang w:val="en-GB"/>
-          <w14:ligatures w14:val="none"/>
-        </w:rPr>
-        <w:t>Raised</w:t>
-      </w:r>
-      <w:bookmarkStart w:id="1" w:name="_Hlk9005452"/>
-      <w:r>
-        <w:rPr>
-          <w:rFonts w:ascii="Times New Roman" w:eastAsia="Times New Roman" w:hAnsi="Times New Roman" w:cs="Times New Roman"/>
-          <w:kern w:val="0"/>
-          <w:sz w:val="20"/>
-          <w:szCs w:val="20"/>
-          <w:u w:val="single"/>
-          <w:lang w:val="en-GB"/>
-          <w14:ligatures w14:val="none"/>
-        </w:rPr>
-        <w:t xml:space="preserve"> to first superscript level</w:t>
-      </w:r>
-      <w:r>
-        <w:rPr>
-          <w:rFonts w:ascii="Times New Roman" w:eastAsia="Times New Roman" w:hAnsi="Times New Roman" w:cs="Times New Roman"/>
-          <w:kern w:val="0"/>
-          <w:sz w:val="20"/>
-          <w:szCs w:val="20"/>
-          <w:lang w:val="en-GB"/>
-          <w14:ligatures w14:val="none"/>
-        </w:rPr>
-        <w:t xml:space="preserve"> and slightly smaller, about 80% current set font size</w:t>
-      </w:r>
-      <w:bookmarkEnd w:id="1"/>
-      <w:r>
-        <w:rPr>
-          <w:rFonts w:ascii="Times New Roman" w:eastAsia="Times New Roman" w:hAnsi="Times New Roman" w:cs="Times New Roman"/>
-          <w:kern w:val="0"/>
-          <w:sz w:val="20"/>
-          <w:szCs w:val="20"/>
-          <w:lang w:val="en-GB"/>
-          <w14:ligatures w14:val="none"/>
-        </w:rPr>
-        <w:t>. Used for ordinals (e.g. 5</w:t>
-      </w:r>
-      <w:r>
-        <w:rPr>
-          <w:rFonts w:ascii="Times New Roman" w:eastAsia="Times New Roman" w:hAnsi="Times New Roman" w:cs="Times New Roman"/>
-          <w:kern w:val="0"/>
-          <w:sz w:val="20"/>
-          <w:szCs w:val="20"/>
-          <w:vertAlign w:val="superscript"/>
-          <w:lang w:val="en-GB"/>
-          <w14:ligatures w14:val="none"/>
-        </w:rPr>
-        <w:t>th</w:t>
-      </w:r>
-      <w:r>
-        <w:rPr>
-          <w:rFonts w:ascii="Times New Roman" w:eastAsia="Times New Roman" w:hAnsi="Times New Roman" w:cs="Times New Roman"/>
-          <w:kern w:val="0"/>
-          <w:sz w:val="20"/>
-          <w:szCs w:val="20"/>
-          <w:lang w:val="en-GB"/>
-          <w14:ligatures w14:val="none"/>
-        </w:rPr>
-        <w:t xml:space="preserve">, </w:t>
-      </w:r>
-      <w:proofErr w:type="spellStart"/>
-      <w:r>
-        <w:rPr>
-          <w:rFonts w:ascii="Times New Roman" w:eastAsia="Times New Roman" w:hAnsi="Times New Roman" w:cs="Times New Roman"/>
-          <w:kern w:val="0"/>
-          <w:sz w:val="20"/>
-          <w:szCs w:val="20"/>
-          <w:lang w:val="en-GB"/>
-          <w14:ligatures w14:val="none"/>
-        </w:rPr>
-        <w:t>1</w:t>
-      </w:r>
-      <w:r>
-        <w:rPr>
-          <w:rFonts w:ascii="Times New Roman" w:eastAsia="Times New Roman" w:hAnsi="Times New Roman" w:cs="Times New Roman"/>
-          <w:kern w:val="0"/>
-          <w:sz w:val="20"/>
-          <w:szCs w:val="20"/>
-          <w:vertAlign w:val="superscript"/>
-          <w:lang w:val="en-GB"/>
-          <w14:ligatures w14:val="none"/>
-        </w:rPr>
-        <w:t>er</w:t>
-      </w:r>
-      <w:proofErr w:type="spellEnd"/>
-      <w:r>
-        <w:rPr>
-          <w:rFonts w:ascii="Times New Roman" w:eastAsia="Times New Roman" w:hAnsi="Times New Roman" w:cs="Times New Roman"/>
-          <w:kern w:val="0"/>
-          <w:sz w:val="20"/>
-          <w:szCs w:val="20"/>
-          <w:lang w:val="en-GB"/>
-          <w14:ligatures w14:val="none"/>
-        </w:rPr>
-        <w:t>, 2º</w:t>
-      </w:r>
-      <w:r>
-        <w:rPr>
-          <w:rFonts w:ascii="Times New Roman" w:eastAsia="Times New Roman" w:hAnsi="Times New Roman" w:cs="Times New Roman"/>
-          <w:kern w:val="0"/>
-          <w:sz w:val="20"/>
-          <w:szCs w:val="20"/>
-          <w:lang w:val="en-GB"/>
-          <w14:ligatures w14:val="none"/>
-        </w:rPr>
-        <w:t>) and other uses (e.g. M</w:t>
-      </w:r>
-      <w:r>
-        <w:rPr>
-          <w:rFonts w:ascii="Times New Roman" w:eastAsia="Times New Roman" w:hAnsi="Times New Roman" w:cs="Times New Roman"/>
-          <w:kern w:val="0"/>
-          <w:sz w:val="20"/>
-          <w:szCs w:val="20"/>
-          <w:vertAlign w:val="superscript"/>
-          <w:lang w:val="en-GB"/>
-          <w14:ligatures w14:val="none"/>
-        </w:rPr>
-        <w:t>lle</w:t>
-      </w:r>
-      <w:r>
-        <w:rPr>
-          <w:rFonts w:ascii="Times New Roman" w:eastAsia="Times New Roman" w:hAnsi="Times New Roman" w:cs="Times New Roman"/>
-          <w:kern w:val="0"/>
-          <w:sz w:val="20"/>
-          <w:szCs w:val="20"/>
-          <w:lang w:val="en-GB"/>
-          <w14:ligatures w14:val="none"/>
-        </w:rPr>
-        <w:t>,</w:t>
-      </w:r>
-      <w:r>
-        <w:rPr>
-          <w:rFonts w:ascii="Times New Roman" w:eastAsia="Times New Roman" w:hAnsi="Times New Roman" w:cs="Times New Roman"/>
-          <w:kern w:val="0"/>
-          <w:sz w:val="20"/>
-          <w:szCs w:val="20"/>
-          <w:lang w:val="en-GB"/>
-          <w14:ligatures w14:val="none"/>
-        </w:rPr>
-        <w:t xml:space="preserve"> </w:t>
-      </w:r>
-      <w:r>
-        <w:rPr>
-          <w:rFonts w:ascii="Times New Roman" w:eastAsia="Times New Roman" w:hAnsi="Times New Roman" w:cs="Times New Roman"/>
-          <w:kern w:val="0"/>
-          <w:sz w:val="20"/>
-          <w:szCs w:val="20"/>
-          <w:lang w:val="en-GB"/>
-          <w14:ligatures w14:val="none"/>
-        </w:rPr>
-        <w:t>M</w:t>
-      </w:r>
-      <w:r>
-        <w:rPr>
-          <w:rFonts w:ascii="Times New Roman" w:eastAsia="Times New Roman" w:hAnsi="Times New Roman" w:cs="Times New Roman"/>
-          <w:kern w:val="0"/>
-          <w:sz w:val="20"/>
-          <w:szCs w:val="20"/>
-          <w:vertAlign w:val="superscript"/>
-          <w:lang w:val="en-GB"/>
-          <w14:ligatures w14:val="none"/>
-        </w:rPr>
-        <w:t>mes</w:t>
-      </w:r>
-      <w:r>
-        <w:rPr>
-          <w:rFonts w:ascii="Times New Roman" w:eastAsia="Times New Roman" w:hAnsi="Times New Roman" w:cs="Times New Roman"/>
-          <w:kern w:val="0"/>
-          <w:sz w:val="20"/>
-          <w:szCs w:val="20"/>
-          <w:lang w:val="en-GB"/>
-          <w14:ligatures w14:val="none"/>
-        </w:rPr>
-        <w:t>,</w:t>
-      </w:r>
-      <w:r>
-        <w:rPr>
-          <w:rFonts w:ascii="Times New Roman" w:eastAsia="Times New Roman" w:hAnsi="Times New Roman" w:cs="Times New Roman"/>
-          <w:kern w:val="0"/>
-          <w:sz w:val="20"/>
-          <w:szCs w:val="20"/>
-          <w:lang w:val="en-GB"/>
-          <w14:ligatures w14:val="none"/>
-        </w:rPr>
-        <w:t xml:space="preserve"> </w:t>
-      </w:r>
-      <w:proofErr w:type="spellStart"/>
-      <w:r>
-        <w:rPr>
-          <w:rFonts w:ascii="Times New Roman" w:eastAsia="Times New Roman" w:hAnsi="Times New Roman" w:cs="Times New Roman"/>
-          <w:kern w:val="0"/>
-          <w:sz w:val="20"/>
-          <w:szCs w:val="20"/>
-          <w:lang w:val="en-GB"/>
-          <w14:ligatures w14:val="none"/>
-        </w:rPr>
-        <w:t>XX</w:t>
-      </w:r>
-      <w:r>
-        <w:rPr>
-          <w:rFonts w:ascii="Times New Roman" w:eastAsia="Times New Roman" w:hAnsi="Times New Roman" w:cs="Times New Roman"/>
-          <w:kern w:val="0"/>
-          <w:sz w:val="20"/>
-          <w:szCs w:val="20"/>
-          <w:vertAlign w:val="superscript"/>
-          <w:lang w:val="en-GB"/>
-          <w14:ligatures w14:val="none"/>
-        </w:rPr>
-        <w:t>e</w:t>
-      </w:r>
-      <w:proofErr w:type="spellEnd"/>
-      <w:r>
-        <w:rPr>
-          <w:rFonts w:ascii="Times New Roman" w:eastAsia="Times New Roman" w:hAnsi="Times New Roman" w:cs="Times New Roman"/>
-          <w:kern w:val="0"/>
-          <w:sz w:val="20"/>
-          <w:szCs w:val="20"/>
-          <w:lang w:val="en-GB"/>
-          <w14:ligatures w14:val="none"/>
-        </w:rPr>
-        <w:t xml:space="preserve">, </w:t>
-      </w:r>
-      <w:r>
-        <w:rPr>
-          <w:rFonts w:ascii="Times New Roman" w:eastAsia="Times New Roman" w:hAnsi="Times New Roman" w:cs="Times New Roman"/>
-          <w:kern w:val="0"/>
-          <w:sz w:val="20"/>
-          <w:szCs w:val="20"/>
-          <w:lang w:val="en-GB"/>
-          <w14:ligatures w14:val="none"/>
-        </w:rPr>
-        <w:t>S</w:t>
-      </w:r>
-      <w:r>
-        <w:rPr>
-          <w:rFonts w:ascii="Times New Roman" w:eastAsia="Times New Roman" w:hAnsi="Times New Roman" w:cs="Times New Roman"/>
-          <w:kern w:val="0"/>
-          <w:sz w:val="20"/>
-          <w:szCs w:val="20"/>
-          <w:vertAlign w:val="superscript"/>
-          <w:lang w:val="en-GB"/>
-          <w14:ligatures w14:val="none"/>
-        </w:rPr>
-        <w:t>t</w:t>
-      </w:r>
-      <w:r>
-        <w:rPr>
-          <w:rFonts w:ascii="Times New Roman" w:eastAsia="Times New Roman" w:hAnsi="Times New Roman" w:cs="Times New Roman"/>
-          <w:kern w:val="0"/>
-          <w:sz w:val="20"/>
-          <w:szCs w:val="20"/>
-          <w:lang w:val="en-GB"/>
-          <w14:ligatures w14:val="none"/>
-        </w:rPr>
-        <w:t>).</w:t>
-      </w:r>
-      <w:r>
-        <w:rPr>
-          <w:rFonts w:ascii="Times New Roman" w:eastAsia="Times New Roman" w:hAnsi="Times New Roman" w:cs="Times New Roman"/>
-          <w:kern w:val="0"/>
-          <w:sz w:val="20"/>
-          <w:szCs w:val="20"/>
-          <w:lang w:val="en-GB"/>
-          <w14:ligatures w14:val="none"/>
-        </w:rPr>
-        <w:t xml:space="preserve"> </w:t>
-      </w:r>
-      <w:r>
-        <w:rPr>
-          <w:rFonts w:ascii="Times New Roman" w:eastAsia="Times New Roman" w:hAnsi="Times New Roman" w:cs="Times New Roman"/>
-          <w:kern w:val="0"/>
-          <w:sz w:val="20"/>
-          <w:szCs w:val="20"/>
-          <w:lang w:val="en-GB"/>
-          <w14:ligatures w14:val="none"/>
-        </w:rPr>
-        <w:t>This styling m</w:t>
-      </w:r>
-      <w:r>
-        <w:rPr>
-          <w:rFonts w:ascii="Times New Roman" w:eastAsia="Times New Roman" w:hAnsi="Times New Roman" w:cs="Times New Roman"/>
-          <w:kern w:val="0"/>
-          <w:sz w:val="20"/>
-          <w:szCs w:val="20"/>
-          <w:lang w:val="en-GB"/>
-          <w14:ligatures w14:val="none"/>
-        </w:rPr>
-        <w:t>ay use the OpenType feature ‘sups’ if available</w:t>
-      </w:r>
-      <w:r>
-        <w:rPr>
-          <w:rFonts w:ascii="Times New Roman" w:eastAsia="Times New Roman" w:hAnsi="Times New Roman" w:cs="Times New Roman"/>
-          <w:kern w:val="0"/>
-          <w:sz w:val="20"/>
-          <w:szCs w:val="20"/>
-          <w:lang w:val="en-GB"/>
-          <w14:ligatures w14:val="none"/>
-        </w:rPr>
-        <w:t xml:space="preserve"> for </w:t>
-      </w:r>
-      <w:proofErr w:type="gramStart"/>
-      <w:r>
-        <w:rPr>
-          <w:rFonts w:ascii="Times New Roman" w:eastAsia="Times New Roman" w:hAnsi="Times New Roman" w:cs="Times New Roman"/>
-          <w:kern w:val="0"/>
-          <w:sz w:val="20"/>
-          <w:szCs w:val="20"/>
-          <w:lang w:val="en-GB"/>
-          <w14:ligatures w14:val="none"/>
-        </w:rPr>
-        <w:t>all of</w:t>
-      </w:r>
-      <w:proofErr w:type="gramEnd"/>
-      <w:r>
-        <w:rPr>
-          <w:rFonts w:ascii="Times New Roman" w:eastAsia="Times New Roman" w:hAnsi="Times New Roman" w:cs="Times New Roman"/>
-          <w:kern w:val="0"/>
-          <w:sz w:val="20"/>
-          <w:szCs w:val="20"/>
-          <w:lang w:val="en-GB"/>
-          <w14:ligatures w14:val="none"/>
-        </w:rPr>
-        <w:t xml:space="preserve"> </w:t>
-      </w:r>
-      <w:r>
-        <w:rPr>
-          <w:rFonts w:ascii="Times New Roman" w:eastAsia="Times New Roman" w:hAnsi="Times New Roman" w:cs="Times New Roman"/>
-          <w:kern w:val="0"/>
-          <w:sz w:val="20"/>
-          <w:szCs w:val="20"/>
-          <w:lang w:val="en-GB"/>
-          <w14:ligatures w14:val="none"/>
-        </w:rPr>
-        <w:t xml:space="preserve">the </w:t>
-      </w:r>
-      <w:r>
-        <w:rPr>
-          <w:rFonts w:ascii="Times New Roman" w:eastAsia="Times New Roman" w:hAnsi="Times New Roman" w:cs="Times New Roman"/>
-          <w:kern w:val="0"/>
-          <w:sz w:val="20"/>
-          <w:szCs w:val="20"/>
-          <w:lang w:val="en-GB"/>
-          <w14:ligatures w14:val="none"/>
-        </w:rPr>
-        <w:t xml:space="preserve">contiguous </w:t>
-      </w:r>
-      <w:r>
-        <w:rPr>
-          <w:rFonts w:ascii="Times New Roman" w:eastAsia="Times New Roman" w:hAnsi="Times New Roman" w:cs="Times New Roman"/>
-          <w:kern w:val="0"/>
-          <w:sz w:val="20"/>
-          <w:szCs w:val="20"/>
-          <w:lang w:val="en-GB"/>
-          <w14:ligatures w14:val="none"/>
-        </w:rPr>
-        <w:t xml:space="preserve">sequence of </w:t>
-      </w:r>
-      <w:r>
-        <w:rPr>
-          <w:rFonts w:ascii="Times New Roman" w:eastAsia="Times New Roman" w:hAnsi="Times New Roman" w:cs="Times New Roman"/>
-          <w:kern w:val="0"/>
-          <w:sz w:val="20"/>
-          <w:szCs w:val="20"/>
-          <w:lang w:val="en-GB"/>
-          <w14:ligatures w14:val="none"/>
-        </w:rPr>
-        <w:t xml:space="preserve">characters </w:t>
-      </w:r>
-      <w:r>
-        <w:rPr>
-          <w:rFonts w:ascii="Times New Roman" w:eastAsia="Times New Roman" w:hAnsi="Times New Roman" w:cs="Times New Roman"/>
-          <w:kern w:val="0"/>
-          <w:sz w:val="20"/>
-          <w:szCs w:val="20"/>
-          <w:lang w:val="en-GB"/>
-          <w14:ligatures w14:val="none"/>
-        </w:rPr>
-        <w:t xml:space="preserve">that are </w:t>
-      </w:r>
-      <w:r>
-        <w:rPr>
-          <w:rFonts w:ascii="Times New Roman" w:eastAsia="Times New Roman" w:hAnsi="Times New Roman" w:cs="Times New Roman"/>
-          <w:kern w:val="0"/>
-          <w:sz w:val="20"/>
-          <w:szCs w:val="20"/>
-          <w:lang w:val="en-GB"/>
-          <w14:ligatures w14:val="none"/>
-        </w:rPr>
-        <w:t>superscr</w:t>
-      </w:r>
-      <w:r>
-        <w:rPr>
-          <w:rFonts w:ascii="Times New Roman" w:eastAsia="Times New Roman" w:hAnsi="Times New Roman" w:cs="Times New Roman"/>
-          <w:kern w:val="0"/>
-          <w:sz w:val="20"/>
-          <w:szCs w:val="20"/>
-          <w:lang w:val="en-GB"/>
-          <w14:ligatures w14:val="none"/>
-        </w:rPr>
-        <w:t>i</w:t>
-      </w:r>
-      <w:r>
-        <w:rPr>
-          <w:rFonts w:ascii="Times New Roman" w:eastAsia="Times New Roman" w:hAnsi="Times New Roman" w:cs="Times New Roman"/>
-          <w:kern w:val="0"/>
-          <w:sz w:val="20"/>
-          <w:szCs w:val="20"/>
-          <w:lang w:val="en-GB"/>
-          <w14:ligatures w14:val="none"/>
-        </w:rPr>
-        <w:t>pted</w:t>
-      </w:r>
-      <w:r>
-        <w:rPr>
-          <w:rFonts w:ascii="Times New Roman" w:eastAsia="Times New Roman" w:hAnsi="Times New Roman" w:cs="Times New Roman"/>
-          <w:kern w:val="0"/>
-          <w:sz w:val="20"/>
-          <w:szCs w:val="20"/>
-          <w:lang w:val="en-GB"/>
-          <w14:ligatures w14:val="none"/>
-        </w:rPr>
-        <w:t>.</w:t>
-      </w:r>
-      <w:r>
-        <w:rPr>
-          <w:rFonts w:ascii="Times New Roman" w:eastAsia="Times New Roman" w:hAnsi="Times New Roman" w:cs="Times New Roman"/>
-          <w:kern w:val="0"/>
-          <w:sz w:val="20"/>
-          <w:szCs w:val="20"/>
-          <w:lang w:val="en-GB"/>
-          <w14:ligatures w14:val="none"/>
-        </w:rPr>
-        <w:br/>
-        <w:t>[</w:t>
-      </w:r>
-      <w:proofErr w:type="spellStart"/>
-      <w:r>
-        <w:rPr>
-          <w:rFonts w:ascii="Times New Roman" w:eastAsia="Times New Roman" w:hAnsi="Times New Roman" w:cs="Times New Roman"/>
-          <w:kern w:val="0"/>
-          <w:sz w:val="20"/>
-          <w:szCs w:val="20"/>
-          <w:lang w:val="en-GB"/>
-          <w14:ligatures w14:val="none"/>
-        </w:rPr>
-        <w:t>0x1B1B</w:t>
-      </w:r>
-      <w:r>
-        <w:rPr>
-          <w:rFonts w:ascii="Times New Roman" w:eastAsia="Times New Roman" w:hAnsi="Times New Roman" w:cs="Times New Roman"/>
-          <w:kern w:val="0"/>
-          <w:sz w:val="20"/>
-          <w:szCs w:val="20"/>
-          <w:lang w:val="en-GB"/>
-          <w14:ligatures w14:val="none"/>
-        </w:rPr>
-        <w:t>04</w:t>
-      </w:r>
-      <w:proofErr w:type="spellEnd"/>
-      <w:r>
-        <w:rPr>
-          <w:rFonts w:ascii="Times New Roman" w:eastAsia="Times New Roman" w:hAnsi="Times New Roman" w:cs="Times New Roman"/>
-          <w:kern w:val="0"/>
-          <w:sz w:val="20"/>
-          <w:szCs w:val="20"/>
-          <w:lang w:val="en-GB"/>
-          <w14:ligatures w14:val="none"/>
-        </w:rPr>
-        <w:t xml:space="preserve">; </w:t>
-      </w:r>
-      <w:proofErr w:type="spellStart"/>
-      <w:r>
-        <w:rPr>
-          <w:rFonts w:ascii="Times New Roman" w:eastAsia="Times New Roman" w:hAnsi="Times New Roman" w:cs="Times New Roman"/>
-          <w:kern w:val="0"/>
-          <w:sz w:val="20"/>
-          <w:szCs w:val="20"/>
-          <w:lang w:val="en-GB"/>
-          <w14:ligatures w14:val="none"/>
-        </w:rPr>
-        <w:t>0x</w:t>
-      </w:r>
-      <w:r>
-        <w:rPr>
-          <w:rFonts w:ascii="Times New Roman" w:eastAsia="Times New Roman" w:hAnsi="Times New Roman" w:cs="Times New Roman"/>
-          <w:kern w:val="0"/>
-          <w:sz w:val="20"/>
-          <w:szCs w:val="20"/>
-          <w:lang w:val="en-GB"/>
-          <w14:ligatures w14:val="none"/>
-        </w:rPr>
-        <w:t>9</w:t>
-      </w:r>
-      <w:r>
-        <w:rPr>
-          <w:rFonts w:ascii="Times New Roman" w:eastAsia="Times New Roman" w:hAnsi="Times New Roman" w:cs="Times New Roman"/>
-          <w:kern w:val="0"/>
-          <w:sz w:val="20"/>
-          <w:szCs w:val="20"/>
-          <w:lang w:val="en-GB"/>
-          <w14:ligatures w14:val="none"/>
-        </w:rPr>
-        <w:t>B04</w:t>
-      </w:r>
-      <w:proofErr w:type="spellEnd"/>
-      <w:r>
-        <w:rPr>
-          <w:rFonts w:ascii="Times New Roman" w:eastAsia="Times New Roman" w:hAnsi="Times New Roman" w:cs="Times New Roman"/>
-          <w:kern w:val="0"/>
-          <w:sz w:val="20"/>
-          <w:szCs w:val="20"/>
-          <w:lang w:val="en-GB"/>
-          <w14:ligatures w14:val="none"/>
-        </w:rPr>
-        <w:t>]</w:t>
-      </w:r>
-      <w:r>
-        <w:rPr>
-          <w:rFonts w:ascii="Times New Roman" w:eastAsia="Times New Roman" w:hAnsi="Times New Roman" w:cs="Times New Roman"/>
-          <w:kern w:val="0"/>
-          <w:sz w:val="20"/>
-          <w:szCs w:val="20"/>
-          <w:lang w:val="en-GB"/>
-          <w14:ligatures w14:val="none"/>
-        </w:rPr>
-        <w:t xml:space="preserve">  </w:t>
-      </w:r>
-      <w:proofErr w:type="gramStart"/>
-      <w:r>
-        <w:rPr>
-          <w:rFonts w:ascii="Times New Roman" w:eastAsia="Times New Roman" w:hAnsi="Times New Roman" w:cs="Times New Roman"/>
-          <w:kern w:val="0"/>
-          <w:sz w:val="20"/>
-          <w:szCs w:val="20"/>
-          <w:lang w:val="en-GB"/>
-          <w14:ligatures w14:val="none"/>
-        </w:rPr>
-        <w:t xml:space="preserve">   (</w:t>
-      </w:r>
-      <w:proofErr w:type="gramEnd"/>
-      <w:r>
-        <w:rPr>
-          <w:rFonts w:ascii="Times New Roman" w:eastAsia="Times New Roman" w:hAnsi="Times New Roman" w:cs="Times New Roman"/>
-          <w:kern w:val="0"/>
-          <w:sz w:val="20"/>
-          <w:szCs w:val="20"/>
-          <w:lang w:val="en-GB"/>
-          <w14:ligatures w14:val="none"/>
-        </w:rPr>
-        <w:t xml:space="preserve">Optional: </w:t>
+        <w:t>CSI 56:1</w:t>
       </w:r>
       <w:r>
         <w:rPr>
@@ -4159,9 +3217,8 @@
           <w:lang w:val="en-GB"/>
           <w14:ligatures w14:val="none"/>
         </w:rPr>
-        <w:t xml:space="preserve">CSI </w:t>
-      </w:r>
-      <w:proofErr w:type="spellStart"/>
+        <w:t>:1</w:t>
+      </w:r>
       <w:r>
         <w:rPr>
           <w:rFonts w:ascii="Times New Roman" w:eastAsia="Times New Roman" w:hAnsi="Times New Roman" w:cs="Times New Roman"/>
@@ -4174,37 +3231,8 @@
           <w:lang w:val="en-GB"/>
           <w14:ligatures w14:val="none"/>
         </w:rPr>
-        <w:t>56:1</w:t>
-      </w:r>
-      <w:r>
-        <w:rPr>
-          <w:rFonts w:ascii="Times New Roman" w:eastAsia="Times New Roman" w:hAnsi="Times New Roman" w:cs="Times New Roman"/>
-          <w:b/>
-          <w:bCs/>
-          <w:color w:val="000000"/>
-          <w:kern w:val="0"/>
-          <w:sz w:val="20"/>
-          <w:szCs w:val="20"/>
-          <w:lang w:val="en-GB"/>
-          <w14:ligatures w14:val="none"/>
-        </w:rPr>
-        <w:t>:1</w:t>
-      </w:r>
-      <w:r>
-        <w:rPr>
-          <w:rFonts w:ascii="Times New Roman" w:eastAsia="Times New Roman" w:hAnsi="Times New Roman" w:cs="Times New Roman"/>
-          <w:b/>
-          <w:bCs/>
-          <w:color w:val="000000"/>
-          <w:kern w:val="0"/>
-          <w:sz w:val="20"/>
-          <w:szCs w:val="20"/>
-          <w:lang w:val="en-GB"/>
-          <w14:ligatures w14:val="none"/>
-        </w:rPr>
         <w:t>m</w:t>
       </w:r>
-      <w:proofErr w:type="spellEnd"/>
       <w:r>
         <w:rPr>
           <w:rFonts w:ascii="Times New Roman" w:eastAsia="Times New Roman" w:hAnsi="Times New Roman" w:cs="Times New Roman"/>
@@ -4284,9 +3312,134 @@
           <w14:ligatures w14:val="none"/>
         </w:rPr>
         <w:lastRenderedPageBreak/>
-        <w:t xml:space="preserve">CSI </w:t>
-      </w:r>
-      <w:proofErr w:type="spellStart"/>
+        <w:t>CSI 56m</w:t>
+      </w:r>
+      <w:r>
+        <w:rPr>
+          <w:rFonts w:ascii="Times New Roman" w:eastAsia="Times New Roman" w:hAnsi="Times New Roman" w:cs="Times New Roman"/>
+          <w:kern w:val="0"/>
+          <w:sz w:val="20"/>
+          <w:szCs w:val="20"/>
+          <w:lang w:val="en-GB"/>
+          <w14:ligatures w14:val="none"/>
+        </w:rPr>
+        <w:t xml:space="preserve"> </w:t>
+      </w:r>
+      <w:r>
+        <w:rPr>
+          <w:rFonts w:ascii="Times New Roman" w:eastAsia="Times New Roman" w:hAnsi="Times New Roman" w:cs="Times New Roman"/>
+          <w:kern w:val="0"/>
+          <w:sz w:val="20"/>
+          <w:szCs w:val="20"/>
+          <w:u w:val="single"/>
+          <w:lang w:val="en-GB"/>
+          <w14:ligatures w14:val="none"/>
+        </w:rPr>
+        <w:t>Not raised</w:t>
+      </w:r>
+      <w:r>
+        <w:rPr>
+          <w:rFonts w:ascii="Times New Roman" w:eastAsia="Times New Roman" w:hAnsi="Times New Roman" w:cs="Times New Roman"/>
+          <w:kern w:val="0"/>
+          <w:sz w:val="20"/>
+          <w:szCs w:val="20"/>
+          <w:lang w:val="en-GB"/>
+          <w14:ligatures w14:val="none"/>
+        </w:rPr>
+        <w:t xml:space="preserve"> and use the set font size. </w:t>
+      </w:r>
+      <w:r>
+        <w:rPr>
+          <w:rFonts w:ascii="Times New Roman" w:eastAsia="Times New Roman" w:hAnsi="Times New Roman" w:cs="Times New Roman"/>
+          <w:kern w:val="0"/>
+          <w:sz w:val="20"/>
+          <w:szCs w:val="20"/>
+          <w:lang w:val="en-GB"/>
+          <w14:ligatures w14:val="none"/>
+        </w:rPr>
+        <w:t xml:space="preserve">Default. </w:t>
+      </w:r>
+      <w:r>
+        <w:rPr>
+          <w:rFonts w:ascii="Times New Roman" w:eastAsia="Times New Roman" w:hAnsi="Times New Roman" w:cs="Times New Roman"/>
+          <w:kern w:val="0"/>
+          <w:sz w:val="20"/>
+          <w:szCs w:val="20"/>
+          <w:lang w:val="en-GB"/>
+          <w14:ligatures w14:val="none"/>
+        </w:rPr>
+        <w:t xml:space="preserve">This reset is auto-applied just before </w:t>
+      </w:r>
+      <w:r>
+        <w:rPr>
+          <w:rFonts w:ascii="Times New Roman" w:eastAsia="Times New Roman" w:hAnsi="Times New Roman" w:cs="Times New Roman"/>
+          <w:b/>
+          <w:bCs/>
+          <w:kern w:val="0"/>
+          <w:sz w:val="20"/>
+          <w:szCs w:val="20"/>
+          <w:lang w:val="en-GB"/>
+          <w14:ligatures w14:val="none"/>
+        </w:rPr>
+        <w:t>LF</w:t>
+      </w:r>
+      <w:r>
+        <w:rPr>
+          <w:rFonts w:ascii="Times New Roman" w:eastAsia="Times New Roman" w:hAnsi="Times New Roman" w:cs="Times New Roman"/>
+          <w:kern w:val="0"/>
+          <w:sz w:val="20"/>
+          <w:szCs w:val="20"/>
+          <w:lang w:val="en-GB"/>
+          <w14:ligatures w14:val="none"/>
+        </w:rPr>
+        <w:t xml:space="preserve">, </w:t>
+      </w:r>
+      <w:r>
+        <w:rPr>
+          <w:rFonts w:ascii="Times New Roman" w:eastAsia="Times New Roman" w:hAnsi="Times New Roman" w:cs="Times New Roman"/>
+          <w:b/>
+          <w:bCs/>
+          <w:kern w:val="0"/>
+          <w:sz w:val="20"/>
+          <w:szCs w:val="20"/>
+          <w:lang w:val="en-GB"/>
+          <w14:ligatures w14:val="none"/>
+        </w:rPr>
+        <w:t>SP</w:t>
+      </w:r>
+      <w:r>
+        <w:rPr>
+          <w:rFonts w:ascii="Times New Roman" w:eastAsia="Times New Roman" w:hAnsi="Times New Roman" w:cs="Times New Roman"/>
+          <w:kern w:val="0"/>
+          <w:sz w:val="20"/>
+          <w:szCs w:val="20"/>
+          <w:lang w:val="en-GB"/>
+          <w14:ligatures w14:val="none"/>
+        </w:rPr>
+        <w:t xml:space="preserve"> and punctuation/symbol</w:t>
+      </w:r>
+      <w:r>
+        <w:rPr>
+          <w:rFonts w:ascii="Times New Roman" w:eastAsia="Times New Roman" w:hAnsi="Times New Roman" w:cs="Times New Roman"/>
+          <w:kern w:val="0"/>
+          <w:sz w:val="20"/>
+          <w:szCs w:val="20"/>
+          <w:lang w:val="en-GB"/>
+          <w14:ligatures w14:val="none"/>
+        </w:rPr>
+        <w:t xml:space="preserve">, </w:t>
+      </w:r>
+      <w:r>
+        <w:rPr>
+          <w:rFonts w:ascii="Times New Roman" w:eastAsia="Times New Roman" w:hAnsi="Times New Roman" w:cs="Times New Roman"/>
+          <w:kern w:val="0"/>
+          <w:sz w:val="20"/>
+          <w:szCs w:val="20"/>
+          <w:lang w:val="en-GB"/>
+          <w14:ligatures w14:val="none"/>
+        </w:rPr>
+        <w:t xml:space="preserve">except if a </w:t>
+      </w:r>
       <w:r>
         <w:rPr>
           <w:rFonts w:ascii="Times New Roman" w:eastAsia="Times New Roman" w:hAnsi="Times New Roman" w:cs="Times New Roman"/>
@@ -4299,165 +3452,8 @@
           <w:lang w:val="en-GB"/>
           <w14:ligatures w14:val="none"/>
         </w:rPr>
-        <w:t>56m</w:t>
-      </w:r>
-      <w:proofErr w:type="spellEnd"/>
-      <w:r>
-        <w:rPr>
-          <w:rFonts w:ascii="Times New Roman" w:eastAsia="Times New Roman" w:hAnsi="Times New Roman" w:cs="Times New Roman"/>
-          <w:kern w:val="0"/>
-          <w:sz w:val="20"/>
-          <w:szCs w:val="20"/>
-          <w:lang w:val="en-GB"/>
-          <w14:ligatures w14:val="none"/>
-        </w:rPr>
-        <w:t xml:space="preserve"> </w:t>
-      </w:r>
-      <w:r>
-        <w:rPr>
-          <w:rFonts w:ascii="Times New Roman" w:eastAsia="Times New Roman" w:hAnsi="Times New Roman" w:cs="Times New Roman"/>
-          <w:kern w:val="0"/>
-          <w:sz w:val="20"/>
-          <w:szCs w:val="20"/>
-          <w:u w:val="single"/>
-          <w:lang w:val="en-GB"/>
-          <w14:ligatures w14:val="none"/>
-        </w:rPr>
-        <w:t>Not raised</w:t>
-      </w:r>
-      <w:r>
-        <w:rPr>
-          <w:rFonts w:ascii="Times New Roman" w:eastAsia="Times New Roman" w:hAnsi="Times New Roman" w:cs="Times New Roman"/>
-          <w:kern w:val="0"/>
-          <w:sz w:val="20"/>
-          <w:szCs w:val="20"/>
-          <w:lang w:val="en-GB"/>
-          <w14:ligatures w14:val="none"/>
-        </w:rPr>
-        <w:t xml:space="preserve"> and use the set font size. </w:t>
-      </w:r>
-      <w:r>
-        <w:rPr>
-          <w:rFonts w:ascii="Times New Roman" w:eastAsia="Times New Roman" w:hAnsi="Times New Roman" w:cs="Times New Roman"/>
-          <w:kern w:val="0"/>
-          <w:sz w:val="20"/>
-          <w:szCs w:val="20"/>
-          <w:lang w:val="en-GB"/>
-          <w14:ligatures w14:val="none"/>
-        </w:rPr>
-        <w:t xml:space="preserve">Default. </w:t>
-      </w:r>
-      <w:r>
-        <w:rPr>
-          <w:rFonts w:ascii="Times New Roman" w:eastAsia="Times New Roman" w:hAnsi="Times New Roman" w:cs="Times New Roman"/>
-          <w:kern w:val="0"/>
-          <w:sz w:val="20"/>
-          <w:szCs w:val="20"/>
-          <w:lang w:val="en-GB"/>
-          <w14:ligatures w14:val="none"/>
-        </w:rPr>
-        <w:t xml:space="preserve">This reset is auto-applied just before </w:t>
-      </w:r>
-      <w:r>
-        <w:rPr>
-          <w:rFonts w:ascii="Times New Roman" w:eastAsia="Times New Roman" w:hAnsi="Times New Roman" w:cs="Times New Roman"/>
-          <w:b/>
-          <w:bCs/>
-          <w:kern w:val="0"/>
-          <w:sz w:val="20"/>
-          <w:szCs w:val="20"/>
-          <w:lang w:val="en-GB"/>
-          <w14:ligatures w14:val="none"/>
-        </w:rPr>
-        <w:t>LF</w:t>
-      </w:r>
-      <w:r>
-        <w:rPr>
-          <w:rFonts w:ascii="Times New Roman" w:eastAsia="Times New Roman" w:hAnsi="Times New Roman" w:cs="Times New Roman"/>
-          <w:kern w:val="0"/>
-          <w:sz w:val="20"/>
-          <w:szCs w:val="20"/>
-          <w:lang w:val="en-GB"/>
-          <w14:ligatures w14:val="none"/>
-        </w:rPr>
-        <w:t xml:space="preserve">, </w:t>
-      </w:r>
-      <w:r>
-        <w:rPr>
-          <w:rFonts w:ascii="Times New Roman" w:eastAsia="Times New Roman" w:hAnsi="Times New Roman" w:cs="Times New Roman"/>
-          <w:b/>
-          <w:bCs/>
-          <w:kern w:val="0"/>
-          <w:sz w:val="20"/>
-          <w:szCs w:val="20"/>
-          <w:lang w:val="en-GB"/>
-          <w14:ligatures w14:val="none"/>
-        </w:rPr>
-        <w:t>SP</w:t>
-      </w:r>
-      <w:r>
-        <w:rPr>
-          <w:rFonts w:ascii="Times New Roman" w:eastAsia="Times New Roman" w:hAnsi="Times New Roman" w:cs="Times New Roman"/>
-          <w:kern w:val="0"/>
-          <w:sz w:val="20"/>
-          <w:szCs w:val="20"/>
-          <w:lang w:val="en-GB"/>
-          <w14:ligatures w14:val="none"/>
-        </w:rPr>
-        <w:t xml:space="preserve"> and punctuation/symbol</w:t>
-      </w:r>
-      <w:r>
-        <w:rPr>
-          <w:rFonts w:ascii="Times New Roman" w:eastAsia="Times New Roman" w:hAnsi="Times New Roman" w:cs="Times New Roman"/>
-          <w:kern w:val="0"/>
-          <w:sz w:val="20"/>
-          <w:szCs w:val="20"/>
-          <w:lang w:val="en-GB"/>
-          <w14:ligatures w14:val="none"/>
-        </w:rPr>
-        <w:t xml:space="preserve">, </w:t>
-      </w:r>
-      <w:r>
-        <w:rPr>
-          <w:rFonts w:ascii="Times New Roman" w:eastAsia="Times New Roman" w:hAnsi="Times New Roman" w:cs="Times New Roman"/>
-          <w:kern w:val="0"/>
-          <w:sz w:val="20"/>
-          <w:szCs w:val="20"/>
-          <w:lang w:val="en-GB"/>
-          <w14:ligatures w14:val="none"/>
-        </w:rPr>
-        <w:t xml:space="preserve">except if a </w:t>
-      </w:r>
-      <w:r>
-        <w:rPr>
-          <w:rFonts w:ascii="Times New Roman" w:eastAsia="Times New Roman" w:hAnsi="Times New Roman" w:cs="Times New Roman"/>
-          <w:b/>
-          <w:bCs/>
-          <w:color w:val="000000"/>
-          <w:kern w:val="0"/>
-          <w:sz w:val="20"/>
-          <w:szCs w:val="20"/>
-          <w:lang w:val="en-GB"/>
-          <w14:ligatures w14:val="none"/>
-        </w:rPr>
-        <w:t xml:space="preserve">CSI </w:t>
-      </w:r>
-      <w:proofErr w:type="spellStart"/>
-      <w:r>
-        <w:rPr>
-          <w:rFonts w:ascii="Times New Roman" w:eastAsia="Times New Roman" w:hAnsi="Times New Roman" w:cs="Times New Roman"/>
-          <w:b/>
-          <w:bCs/>
-          <w:color w:val="000000"/>
-          <w:kern w:val="0"/>
-          <w:sz w:val="20"/>
-          <w:szCs w:val="20"/>
-          <w:lang w:val="en-GB"/>
-          <w14:ligatures w14:val="none"/>
-        </w:rPr>
-        <w:t>56:1m</w:t>
-      </w:r>
-      <w:proofErr w:type="spellEnd"/>
+        <w:t>CSI 56:1m</w:t>
+      </w:r>
       <w:r>
         <w:rPr>
           <w:rFonts w:ascii="Times New Roman" w:eastAsia="Times New Roman" w:hAnsi="Times New Roman" w:cs="Times New Roman"/>
@@ -4503,19 +3499,7 @@
           <w14:ligatures w14:val="none"/>
         </w:rPr>
         <w:br/>
-        <w:t>[</w:t>
-      </w:r>
-      <w:proofErr w:type="spellStart"/>
-      <w:r>
-        <w:rPr>
-          <w:rFonts w:ascii="Times New Roman" w:eastAsia="Times New Roman" w:hAnsi="Times New Roman" w:cs="Times New Roman"/>
-          <w:kern w:val="0"/>
-          <w:sz w:val="20"/>
-          <w:szCs w:val="20"/>
-          <w:lang w:val="en-GB"/>
-          <w14:ligatures w14:val="none"/>
-        </w:rPr>
-        <w:t>0x1B1B</w:t>
+        <w:t>[0x1B1B</w:t>
       </w:r>
       <w:r>
         <w:rPr>
@@ -4528,7 +3512,6 @@
         </w:rPr>
         <w:t>05</w:t>
       </w:r>
-      <w:proofErr w:type="spellEnd"/>
       <w:r>
         <w:rPr>
           <w:rFonts w:ascii="Times New Roman" w:eastAsia="Times New Roman" w:hAnsi="Times New Roman" w:cs="Times New Roman"/>
@@ -4540,7 +3523,6 @@
         </w:rPr>
         <w:t xml:space="preserve">; </w:t>
       </w:r>
-      <w:proofErr w:type="spellStart"/>
       <w:r>
         <w:rPr>
           <w:rFonts w:ascii="Times New Roman" w:eastAsia="Times New Roman" w:hAnsi="Times New Roman" w:cs="Times New Roman"/>
@@ -4574,7 +3556,6 @@
         </w:rPr>
         <w:t>B05</w:t>
       </w:r>
-      <w:proofErr w:type="spellEnd"/>
       <w:r>
         <w:rPr>
           <w:rFonts w:ascii="Times New Roman" w:eastAsia="Times New Roman" w:hAnsi="Times New Roman" w:cs="Times New Roman"/>
@@ -4611,7 +3592,6 @@
         </w:rPr>
         <w:t xml:space="preserve">The two “ordinal indicator” letters (included in the </w:t>
       </w:r>
-      <w:proofErr w:type="spellStart"/>
       <w:r>
         <w:rPr>
           <w:rFonts w:ascii="Times New Roman" w:eastAsia="Times New Roman" w:hAnsi="Times New Roman" w:cs="Times New Roman"/>
@@ -4634,7 +3614,6 @@
         </w:rPr>
         <w:t>x10</w:t>
       </w:r>
-      <w:proofErr w:type="spellEnd"/>
       <w:r>
         <w:rPr>
           <w:rFonts w:ascii="Times New Roman" w:eastAsia="Times New Roman" w:hAnsi="Times New Roman" w:cs="Times New Roman"/>
@@ -4678,20 +3657,7 @@
           <w:lang w:val="en-GB"/>
           <w14:ligatures w14:val="none"/>
         </w:rPr>
-        <w:t xml:space="preserve">CSI </w:t>
-      </w:r>
-      <w:proofErr w:type="spellStart"/>
-      <w:r>
-        <w:rPr>
-          <w:rFonts w:ascii="Times New Roman" w:eastAsia="Times New Roman" w:hAnsi="Times New Roman" w:cs="Times New Roman"/>
-          <w:kern w:val="0"/>
-          <w:sz w:val="20"/>
-          <w:szCs w:val="20"/>
-          <w:u w:val="single"/>
-          <w:lang w:val="en-GB"/>
-          <w14:ligatures w14:val="none"/>
-        </w:rPr>
-        <w:t>56:1m</w:t>
+        <w:t>CSI 56:1m</w:t>
       </w:r>
       <w:r>
         <w:rPr>
@@ -4717,9 +3683,19 @@
           <w:lang w:val="en-GB"/>
           <w14:ligatures w14:val="none"/>
         </w:rPr>
-        <w:t>CSI</w:t>
-      </w:r>
-      <w:proofErr w:type="spellEnd"/>
+        <w:t>CSI 56m</w:t>
+      </w:r>
+      <w:r>
+        <w:rPr>
+          <w:rFonts w:ascii="Times New Roman" w:eastAsia="Times New Roman" w:hAnsi="Times New Roman" w:cs="Times New Roman"/>
+          <w:kern w:val="0"/>
+          <w:sz w:val="20"/>
+          <w:szCs w:val="20"/>
+          <w:lang w:val="en-GB"/>
+          <w14:ligatures w14:val="none"/>
+        </w:rPr>
+        <w:t xml:space="preserve"> and </w:t>
+      </w:r>
       <w:r>
         <w:rPr>
           <w:rFonts w:ascii="Times New Roman" w:eastAsia="Times New Roman" w:hAnsi="Times New Roman" w:cs="Times New Roman"/>
@@ -4730,57 +3706,7 @@
           <w:lang w:val="en-GB"/>
           <w14:ligatures w14:val="none"/>
         </w:rPr>
-        <w:t xml:space="preserve"> </w:t>
-      </w:r>
-      <w:proofErr w:type="spellStart"/>
-      <w:r>
-        <w:rPr>
-          <w:rFonts w:ascii="Times New Roman" w:eastAsia="Times New Roman" w:hAnsi="Times New Roman" w:cs="Times New Roman"/>
-          <w:kern w:val="0"/>
-          <w:sz w:val="20"/>
-          <w:szCs w:val="20"/>
-          <w:u w:val="single"/>
-          <w:lang w:val="en-GB"/>
-          <w14:ligatures w14:val="none"/>
-        </w:rPr>
-        <w:t>56m</w:t>
-      </w:r>
-      <w:proofErr w:type="spellEnd"/>
-      <w:r>
-        <w:rPr>
-          <w:rFonts w:ascii="Times New Roman" w:eastAsia="Times New Roman" w:hAnsi="Times New Roman" w:cs="Times New Roman"/>
-          <w:kern w:val="0"/>
-          <w:sz w:val="20"/>
-          <w:szCs w:val="20"/>
-          <w:lang w:val="en-GB"/>
-          <w14:ligatures w14:val="none"/>
-        </w:rPr>
-        <w:t xml:space="preserve"> and </w:t>
-      </w:r>
-      <w:r>
-        <w:rPr>
-          <w:rFonts w:ascii="Times New Roman" w:eastAsia="Times New Roman" w:hAnsi="Times New Roman" w:cs="Times New Roman"/>
-          <w:kern w:val="0"/>
-          <w:sz w:val="20"/>
-          <w:szCs w:val="20"/>
-          <w:u w:val="single"/>
-          <w:lang w:val="en-GB"/>
-          <w14:ligatures w14:val="none"/>
-        </w:rPr>
-        <w:t xml:space="preserve">CSI </w:t>
-      </w:r>
-      <w:proofErr w:type="spellStart"/>
-      <w:r>
-        <w:rPr>
-          <w:rFonts w:ascii="Times New Roman" w:eastAsia="Times New Roman" w:hAnsi="Times New Roman" w:cs="Times New Roman"/>
-          <w:kern w:val="0"/>
-          <w:sz w:val="20"/>
-          <w:szCs w:val="20"/>
-          <w:u w:val="single"/>
-          <w:lang w:val="en-GB"/>
-          <w14:ligatures w14:val="none"/>
-        </w:rPr>
-        <w:t>56:1m</w:t>
+        <w:t>CSI 56:1m</w:t>
       </w:r>
       <w:r>
         <w:rPr>
@@ -4806,35 +3732,8 @@
           <w:lang w:val="en-GB"/>
           <w14:ligatures w14:val="none"/>
         </w:rPr>
-        <w:t>CSI</w:t>
-      </w:r>
-      <w:proofErr w:type="spellEnd"/>
-      <w:r>
-        <w:rPr>
-          <w:rFonts w:ascii="Times New Roman" w:eastAsia="Times New Roman" w:hAnsi="Times New Roman" w:cs="Times New Roman"/>
-          <w:kern w:val="0"/>
-          <w:sz w:val="20"/>
-          <w:szCs w:val="20"/>
-          <w:u w:val="single"/>
-          <w:lang w:val="en-GB"/>
-          <w14:ligatures w14:val="none"/>
-        </w:rPr>
-        <w:t xml:space="preserve"> </w:t>
-      </w:r>
-      <w:proofErr w:type="spellStart"/>
-      <w:r>
-        <w:rPr>
-          <w:rFonts w:ascii="Times New Roman" w:eastAsia="Times New Roman" w:hAnsi="Times New Roman" w:cs="Times New Roman"/>
-          <w:kern w:val="0"/>
-          <w:sz w:val="20"/>
-          <w:szCs w:val="20"/>
-          <w:u w:val="single"/>
-          <w:lang w:val="en-GB"/>
-          <w14:ligatures w14:val="none"/>
-        </w:rPr>
-        <w:t>56m</w:t>
-      </w:r>
-      <w:proofErr w:type="spellEnd"/>
+        <w:t>CSI 56m</w:t>
+      </w:r>
       <w:r>
         <w:rPr>
           <w:rFonts w:ascii="Times New Roman" w:eastAsia="Times New Roman" w:hAnsi="Times New Roman" w:cs="Times New Roman"/>
@@ -4921,7 +3820,6 @@
           <w14:ligatures w14:val="none"/>
         </w:rPr>
       </w:pPr>
-      <w:proofErr w:type="spellStart"/>
       <w:r>
         <w:rPr>
           <w:rFonts w:ascii="Arial" w:eastAsia="Times New Roman" w:hAnsi="Arial" w:cs="Times New Roman"/>
@@ -4933,7 +3831,6 @@
         </w:rPr>
         <w:t>D.2.4</w:t>
       </w:r>
-      <w:proofErr w:type="spellEnd"/>
       <w:r>
         <w:rPr>
           <w:rFonts w:ascii="Arial" w:eastAsia="Times New Roman" w:hAnsi="Arial" w:cs="Times New Roman"/>
@@ -4976,24 +3873,8 @@
           <w:lang w:val="en-GB"/>
           <w14:ligatures w14:val="none"/>
         </w:rPr>
-        <w:t xml:space="preserve">CSI </w:t>
-      </w:r>
-      <w:proofErr w:type="spellStart"/>
-      <w:r>
-        <w:rPr>
-          <w:rFonts w:ascii="Times New Roman" w:eastAsia="Times New Roman" w:hAnsi="Times New Roman" w:cs="Times New Roman"/>
-          <w:b/>
-          <w:bCs/>
-          <w:color w:val="000000"/>
-          <w:kern w:val="0"/>
-          <w:sz w:val="20"/>
-          <w:szCs w:val="20"/>
-          <w:lang w:val="en-GB"/>
-          <w14:ligatures w14:val="none"/>
-        </w:rPr>
-        <w:t>4m</w:t>
-      </w:r>
-      <w:proofErr w:type="spellEnd"/>
+        <w:t>CSI 4m</w:t>
+      </w:r>
       <w:r>
         <w:rPr>
           <w:rFonts w:ascii="Times New Roman" w:eastAsia="Times New Roman" w:hAnsi="Times New Roman" w:cs="Times New Roman"/>
@@ -5060,21 +3941,8 @@
           <w14:ligatures w14:val="none"/>
         </w:rPr>
         <w:br/>
-        <w:t>[</w:t>
-      </w:r>
-      <w:proofErr w:type="spellStart"/>
-      <w:r>
-        <w:rPr>
-          <w:rFonts w:ascii="Times New Roman" w:eastAsia="Times New Roman" w:hAnsi="Times New Roman" w:cs="Times New Roman"/>
-          <w:kern w:val="0"/>
-          <w:sz w:val="20"/>
-          <w:szCs w:val="20"/>
-          <w:lang w:val="en-GB"/>
-          <w14:ligatures w14:val="none"/>
-        </w:rPr>
-        <w:t>0x1B1B06</w:t>
-      </w:r>
-      <w:proofErr w:type="spellEnd"/>
+        <w:t>[0x1B1B06</w:t>
+      </w:r>
       <w:r>
         <w:rPr>
           <w:rFonts w:ascii="Times New Roman" w:eastAsia="Times New Roman" w:hAnsi="Times New Roman" w:cs="Times New Roman"/>
@@ -5086,7 +3954,6 @@
         </w:rPr>
         <w:t xml:space="preserve">; </w:t>
       </w:r>
-      <w:proofErr w:type="spellStart"/>
       <w:r>
         <w:rPr>
           <w:rFonts w:ascii="Times New Roman" w:eastAsia="Times New Roman" w:hAnsi="Times New Roman" w:cs="Times New Roman"/>
@@ -5120,7 +3987,6 @@
         </w:rPr>
         <w:t>B06</w:t>
       </w:r>
-      <w:proofErr w:type="spellEnd"/>
       <w:r>
         <w:rPr>
           <w:rFonts w:ascii="Times New Roman" w:eastAsia="Times New Roman" w:hAnsi="Times New Roman" w:cs="Times New Roman"/>
@@ -5164,7 +4030,6 @@
         </w:rPr>
         <w:t xml:space="preserve">CSI </w:t>
       </w:r>
-      <w:proofErr w:type="spellStart"/>
       <w:r>
         <w:rPr>
           <w:rFonts w:ascii="Times New Roman" w:eastAsia="Times New Roman" w:hAnsi="Times New Roman" w:cs="Times New Roman"/>
@@ -5193,7 +4058,6 @@
         </w:rPr>
         <w:t>m</w:t>
       </w:r>
-      <w:proofErr w:type="spellEnd"/>
       <w:r>
         <w:rPr>
           <w:rFonts w:ascii="Times New Roman" w:eastAsia="Times New Roman" w:hAnsi="Times New Roman" w:cs="Times New Roman"/>
@@ -5292,24 +4156,8 @@
           <w:lang w:val="en-GB"/>
           <w14:ligatures w14:val="none"/>
         </w:rPr>
-        <w:t xml:space="preserve">CSI </w:t>
-      </w:r>
-      <w:proofErr w:type="spellStart"/>
-      <w:r>
-        <w:rPr>
-          <w:rFonts w:ascii="Times New Roman" w:eastAsia="Times New Roman" w:hAnsi="Times New Roman" w:cs="Times New Roman"/>
-          <w:b/>
-          <w:bCs/>
-          <w:color w:val="000000"/>
-          <w:kern w:val="0"/>
-          <w:sz w:val="20"/>
-          <w:szCs w:val="20"/>
-          <w:lang w:val="en-GB"/>
-          <w14:ligatures w14:val="none"/>
-        </w:rPr>
-        <w:t>24m</w:t>
-      </w:r>
-      <w:proofErr w:type="spellEnd"/>
+        <w:t>CSI 24m</w:t>
+      </w:r>
       <w:r>
         <w:rPr>
           <w:rFonts w:ascii="Times New Roman" w:eastAsia="Times New Roman" w:hAnsi="Times New Roman" w:cs="Times New Roman"/>
@@ -5365,19 +4213,7 @@
           <w14:ligatures w14:val="none"/>
         </w:rPr>
         <w:br/>
-        <w:t>[</w:t>
-      </w:r>
-      <w:proofErr w:type="spellStart"/>
-      <w:r>
-        <w:rPr>
-          <w:rFonts w:ascii="Times New Roman" w:eastAsia="Times New Roman" w:hAnsi="Times New Roman" w:cs="Times New Roman"/>
-          <w:kern w:val="0"/>
-          <w:sz w:val="20"/>
-          <w:szCs w:val="20"/>
-          <w:lang w:val="en-GB"/>
-          <w14:ligatures w14:val="none"/>
-        </w:rPr>
-        <w:t>0x1B1B</w:t>
+        <w:t>[0x1B1B</w:t>
       </w:r>
       <w:r>
         <w:rPr>
@@ -5390,7 +4226,6 @@
         </w:rPr>
         <w:t>07</w:t>
       </w:r>
-      <w:proofErr w:type="spellEnd"/>
       <w:r>
         <w:rPr>
           <w:rFonts w:ascii="Times New Roman" w:eastAsia="Times New Roman" w:hAnsi="Times New Roman" w:cs="Times New Roman"/>
@@ -5402,7 +4237,6 @@
         </w:rPr>
         <w:t xml:space="preserve">; </w:t>
       </w:r>
-      <w:proofErr w:type="spellStart"/>
       <w:r>
         <w:rPr>
           <w:rFonts w:ascii="Times New Roman" w:eastAsia="Times New Roman" w:hAnsi="Times New Roman" w:cs="Times New Roman"/>
@@ -5436,7 +4270,6 @@
         </w:rPr>
         <w:t>B07</w:t>
       </w:r>
-      <w:proofErr w:type="spellEnd"/>
       <w:r>
         <w:rPr>
           <w:rFonts w:ascii="Times New Roman" w:eastAsia="Times New Roman" w:hAnsi="Times New Roman" w:cs="Times New Roman"/>
@@ -5477,7 +4310,6 @@
           <w14:ligatures w14:val="none"/>
         </w:rPr>
       </w:pPr>
-      <w:proofErr w:type="spellStart"/>
       <w:r>
         <w:rPr>
           <w:rFonts w:ascii="Arial" w:eastAsia="Times New Roman" w:hAnsi="Arial" w:cs="Times New Roman"/>
@@ -5489,7 +4321,6 @@
         </w:rPr>
         <w:t>D.2.5</w:t>
       </w:r>
-      <w:proofErr w:type="spellEnd"/>
       <w:r>
         <w:rPr>
           <w:rFonts w:ascii="Arial" w:eastAsia="Times New Roman" w:hAnsi="Arial" w:cs="Times New Roman"/>
@@ -5532,24 +4363,8 @@
           <w:lang w:val="en-GB"/>
           <w14:ligatures w14:val="none"/>
         </w:rPr>
-        <w:t xml:space="preserve">CSI </w:t>
-      </w:r>
-      <w:proofErr w:type="spellStart"/>
-      <w:r>
-        <w:rPr>
-          <w:rFonts w:ascii="Times New Roman" w:eastAsia="Times New Roman" w:hAnsi="Times New Roman" w:cs="Times New Roman"/>
-          <w:b/>
-          <w:bCs/>
-          <w:color w:val="000000"/>
-          <w:kern w:val="0"/>
-          <w:sz w:val="20"/>
-          <w:szCs w:val="20"/>
-          <w:lang w:val="en-GB"/>
-          <w14:ligatures w14:val="none"/>
-        </w:rPr>
-        <w:t>9m</w:t>
-      </w:r>
-      <w:proofErr w:type="spellEnd"/>
+        <w:t>CSI 9m</w:t>
+      </w:r>
       <w:r>
         <w:rPr>
           <w:rFonts w:ascii="Times New Roman" w:eastAsia="Times New Roman" w:hAnsi="Times New Roman" w:cs="Times New Roman"/>
@@ -5671,19 +4486,7 @@
           <w14:ligatures w14:val="none"/>
         </w:rPr>
         <w:br/>
-        <w:t>[</w:t>
-      </w:r>
-      <w:proofErr w:type="spellStart"/>
-      <w:r>
-        <w:rPr>
-          <w:rFonts w:ascii="Times New Roman" w:eastAsia="Times New Roman" w:hAnsi="Times New Roman" w:cs="Times New Roman"/>
-          <w:kern w:val="0"/>
-          <w:sz w:val="20"/>
-          <w:szCs w:val="20"/>
-          <w:lang w:val="en-GB"/>
-          <w14:ligatures w14:val="none"/>
-        </w:rPr>
-        <w:t>0x1B1B</w:t>
+        <w:t>[0x1B1B</w:t>
       </w:r>
       <w:r>
         <w:rPr>
@@ -5696,7 +4499,6 @@
         </w:rPr>
         <w:t>08</w:t>
       </w:r>
-      <w:proofErr w:type="spellEnd"/>
       <w:r>
         <w:rPr>
           <w:rFonts w:ascii="Times New Roman" w:eastAsia="Times New Roman" w:hAnsi="Times New Roman" w:cs="Times New Roman"/>
@@ -5708,7 +4510,6 @@
         </w:rPr>
         <w:t xml:space="preserve">; </w:t>
       </w:r>
-      <w:proofErr w:type="spellStart"/>
       <w:r>
         <w:rPr>
           <w:rFonts w:ascii="Times New Roman" w:eastAsia="Times New Roman" w:hAnsi="Times New Roman" w:cs="Times New Roman"/>
@@ -5742,7 +4543,6 @@
         </w:rPr>
         <w:t>B08</w:t>
       </w:r>
-      <w:proofErr w:type="spellEnd"/>
       <w:r>
         <w:rPr>
           <w:rFonts w:ascii="Times New Roman" w:eastAsia="Times New Roman" w:hAnsi="Times New Roman" w:cs="Times New Roman"/>
@@ -5784,24 +4584,8 @@
           <w:lang w:val="en-GB"/>
           <w14:ligatures w14:val="none"/>
         </w:rPr>
-        <w:t xml:space="preserve">CSI </w:t>
-      </w:r>
-      <w:proofErr w:type="spellStart"/>
-      <w:r>
-        <w:rPr>
-          <w:rFonts w:ascii="Times New Roman" w:eastAsia="Times New Roman" w:hAnsi="Times New Roman" w:cs="Times New Roman"/>
-          <w:b/>
-          <w:bCs/>
-          <w:color w:val="000000"/>
-          <w:kern w:val="0"/>
-          <w:sz w:val="20"/>
-          <w:szCs w:val="20"/>
-          <w:lang w:val="en-GB"/>
-          <w14:ligatures w14:val="none"/>
-        </w:rPr>
-        <w:t>29m</w:t>
-      </w:r>
-      <w:proofErr w:type="spellEnd"/>
+        <w:t>CSI 29m</w:t>
+      </w:r>
       <w:r>
         <w:rPr>
           <w:rFonts w:ascii="Times New Roman" w:eastAsia="Times New Roman" w:hAnsi="Times New Roman" w:cs="Times New Roman"/>
@@ -5857,19 +4641,7 @@
           <w14:ligatures w14:val="none"/>
         </w:rPr>
         <w:br/>
-        <w:t>[</w:t>
-      </w:r>
-      <w:proofErr w:type="spellStart"/>
-      <w:r>
-        <w:rPr>
-          <w:rFonts w:ascii="Times New Roman" w:eastAsia="Times New Roman" w:hAnsi="Times New Roman" w:cs="Times New Roman"/>
-          <w:kern w:val="0"/>
-          <w:sz w:val="20"/>
-          <w:szCs w:val="20"/>
-          <w:lang w:val="en-GB"/>
-          <w14:ligatures w14:val="none"/>
-        </w:rPr>
-        <w:t>0x1B1B</w:t>
+        <w:t>[0x1B1B</w:t>
       </w:r>
       <w:r>
         <w:rPr>
@@ -5882,7 +4654,6 @@
         </w:rPr>
         <w:t>09</w:t>
       </w:r>
-      <w:proofErr w:type="spellEnd"/>
       <w:r>
         <w:rPr>
           <w:rFonts w:ascii="Times New Roman" w:eastAsia="Times New Roman" w:hAnsi="Times New Roman" w:cs="Times New Roman"/>
@@ -5894,7 +4665,6 @@
         </w:rPr>
         <w:t xml:space="preserve">; </w:t>
       </w:r>
-      <w:proofErr w:type="spellStart"/>
       <w:r>
         <w:rPr>
           <w:rFonts w:ascii="Times New Roman" w:eastAsia="Times New Roman" w:hAnsi="Times New Roman" w:cs="Times New Roman"/>
@@ -5928,7 +4698,6 @@
         </w:rPr>
         <w:t>B09</w:t>
       </w:r>
-      <w:proofErr w:type="spellEnd"/>
       <w:r>
         <w:rPr>
           <w:rFonts w:ascii="Times New Roman" w:eastAsia="Times New Roman" w:hAnsi="Times New Roman" w:cs="Times New Roman"/>
@@ -5969,7 +4738,6 @@
           <w14:ligatures w14:val="none"/>
         </w:rPr>
       </w:pPr>
-      <w:proofErr w:type="spellStart"/>
       <w:r>
         <w:rPr>
           <w:rFonts w:ascii="Arial" w:eastAsia="Times New Roman" w:hAnsi="Arial" w:cs="Times New Roman"/>
@@ -5981,7 +4749,6 @@
         </w:rPr>
         <w:t>D.2.6</w:t>
       </w:r>
-      <w:proofErr w:type="spellEnd"/>
       <w:r>
         <w:rPr>
           <w:rFonts w:ascii="Arial" w:eastAsia="Times New Roman" w:hAnsi="Arial" w:cs="Times New Roman"/>
@@ -6092,24 +4859,8 @@
           <w:lang w:val="en-GB"/>
           <w14:ligatures w14:val="none"/>
         </w:rPr>
-        <w:t xml:space="preserve">CSI </w:t>
-      </w:r>
-      <w:proofErr w:type="spellStart"/>
-      <w:r>
-        <w:rPr>
-          <w:rFonts w:ascii="Times New Roman" w:eastAsia="Times New Roman" w:hAnsi="Times New Roman" w:cs="Times New Roman"/>
-          <w:b/>
-          <w:bCs/>
-          <w:color w:val="000000"/>
-          <w:kern w:val="0"/>
-          <w:sz w:val="20"/>
-          <w:szCs w:val="20"/>
-          <w:lang w:val="en-GB"/>
-          <w14:ligatures w14:val="none"/>
-        </w:rPr>
-        <w:t>77:0?8m</w:t>
-      </w:r>
-      <w:proofErr w:type="spellEnd"/>
+        <w:t>CSI 77:0?8m</w:t>
+      </w:r>
       <w:r>
         <w:rPr>
           <w:rFonts w:ascii="Times New Roman" w:eastAsia="Times New Roman" w:hAnsi="Times New Roman" w:cs="Times New Roman"/>
@@ -6165,21 +4916,8 @@
           <w14:ligatures w14:val="none"/>
         </w:rPr>
         <w:br/>
-        <w:t>[</w:t>
-      </w:r>
-      <w:proofErr w:type="spellStart"/>
-      <w:r>
-        <w:rPr>
-          <w:rFonts w:ascii="Times New Roman" w:eastAsia="Times New Roman" w:hAnsi="Times New Roman" w:cs="Times New Roman"/>
-          <w:kern w:val="0"/>
-          <w:sz w:val="20"/>
-          <w:szCs w:val="20"/>
-          <w:lang w:val="en-GB"/>
-          <w14:ligatures w14:val="none"/>
-        </w:rPr>
-        <w:t>0x1B1B0A</w:t>
-      </w:r>
-      <w:proofErr w:type="spellEnd"/>
+        <w:t>[0x1B1B0A</w:t>
+      </w:r>
       <w:r>
         <w:rPr>
           <w:rFonts w:ascii="Times New Roman" w:eastAsia="Times New Roman" w:hAnsi="Times New Roman" w:cs="Times New Roman"/>
@@ -6191,7 +4929,6 @@
         </w:rPr>
         <w:t xml:space="preserve">; </w:t>
       </w:r>
-      <w:proofErr w:type="spellStart"/>
       <w:r>
         <w:rPr>
           <w:rFonts w:ascii="Times New Roman" w:eastAsia="Times New Roman" w:hAnsi="Times New Roman" w:cs="Times New Roman"/>
@@ -6225,7 +4962,6 @@
         </w:rPr>
         <w:t>B0A</w:t>
       </w:r>
-      <w:proofErr w:type="spellEnd"/>
       <w:r>
         <w:rPr>
           <w:rFonts w:ascii="Times New Roman" w:eastAsia="Times New Roman" w:hAnsi="Times New Roman" w:cs="Times New Roman"/>
@@ -6267,9 +5003,66 @@
           <w:lang w:val="en-GB"/>
           <w14:ligatures w14:val="none"/>
         </w:rPr>
-        <w:t xml:space="preserve">CSI </w:t>
-      </w:r>
-      <w:proofErr w:type="spellStart"/>
+        <w:t>CSI 77m</w:t>
+      </w:r>
+      <w:r>
+        <w:rPr>
+          <w:rFonts w:ascii="Times New Roman" w:eastAsia="Times New Roman" w:hAnsi="Times New Roman" w:cs="Times New Roman"/>
+          <w:kern w:val="0"/>
+          <w:sz w:val="20"/>
+          <w:szCs w:val="20"/>
+          <w:lang w:val="en-GB"/>
+          <w14:ligatures w14:val="none"/>
+        </w:rPr>
+        <w:t xml:space="preserve"> </w:t>
+      </w:r>
+      <w:r>
+        <w:rPr>
+          <w:rFonts w:ascii="Times New Roman" w:eastAsia="Times New Roman" w:hAnsi="Times New Roman" w:cs="Times New Roman"/>
+          <w:kern w:val="0"/>
+          <w:sz w:val="20"/>
+          <w:szCs w:val="20"/>
+          <w:u w:val="single"/>
+          <w:lang w:val="en-GB"/>
+          <w14:ligatures w14:val="none"/>
+        </w:rPr>
+        <w:t xml:space="preserve">Default </w:t>
+      </w:r>
+      <w:r>
+        <w:rPr>
+          <w:rFonts w:ascii="Times New Roman" w:eastAsia="Times New Roman" w:hAnsi="Times New Roman" w:cs="Times New Roman"/>
+          <w:kern w:val="0"/>
+          <w:sz w:val="20"/>
+          <w:szCs w:val="20"/>
+          <w:u w:val="single"/>
+          <w:lang w:val="en-GB"/>
+          <w14:ligatures w14:val="none"/>
+        </w:rPr>
+        <w:t xml:space="preserve">font </w:t>
+      </w:r>
+      <w:r>
+        <w:rPr>
+          <w:rFonts w:ascii="Times New Roman" w:eastAsia="Times New Roman" w:hAnsi="Times New Roman" w:cs="Times New Roman"/>
+          <w:kern w:val="0"/>
+          <w:sz w:val="20"/>
+          <w:szCs w:val="20"/>
+          <w:u w:val="single"/>
+          <w:lang w:val="en-GB"/>
+          <w14:ligatures w14:val="none"/>
+        </w:rPr>
+        <w:t>size</w:t>
+      </w:r>
+      <w:r>
+        <w:rPr>
+          <w:rFonts w:ascii="Times New Roman" w:eastAsia="Times New Roman" w:hAnsi="Times New Roman" w:cs="Times New Roman"/>
+          <w:kern w:val="0"/>
+          <w:sz w:val="20"/>
+          <w:szCs w:val="20"/>
+          <w:lang w:val="en-GB"/>
+          <w14:ligatures w14:val="none"/>
+        </w:rPr>
+        <w:t>. [</w:t>
+      </w:r>
       <w:r>
         <w:rPr>
           <w:rFonts w:ascii="Times New Roman" w:eastAsia="Times New Roman" w:hAnsi="Times New Roman" w:cs="Times New Roman"/>
@@ -6282,97 +5075,8 @@
           <w:lang w:val="en-GB"/>
           <w14:ligatures w14:val="none"/>
         </w:rPr>
-        <w:t>77m</w:t>
-      </w:r>
-      <w:proofErr w:type="spellEnd"/>
-      <w:r>
-        <w:rPr>
-          <w:rFonts w:ascii="Times New Roman" w:eastAsia="Times New Roman" w:hAnsi="Times New Roman" w:cs="Times New Roman"/>
-          <w:kern w:val="0"/>
-          <w:sz w:val="20"/>
-          <w:szCs w:val="20"/>
-          <w:lang w:val="en-GB"/>
-          <w14:ligatures w14:val="none"/>
-        </w:rPr>
-        <w:t xml:space="preserve"> </w:t>
-      </w:r>
-      <w:r>
-        <w:rPr>
-          <w:rFonts w:ascii="Times New Roman" w:eastAsia="Times New Roman" w:hAnsi="Times New Roman" w:cs="Times New Roman"/>
-          <w:kern w:val="0"/>
-          <w:sz w:val="20"/>
-          <w:szCs w:val="20"/>
-          <w:u w:val="single"/>
-          <w:lang w:val="en-GB"/>
-          <w14:ligatures w14:val="none"/>
-        </w:rPr>
-        <w:t xml:space="preserve">Default </w:t>
-      </w:r>
-      <w:r>
-        <w:rPr>
-          <w:rFonts w:ascii="Times New Roman" w:eastAsia="Times New Roman" w:hAnsi="Times New Roman" w:cs="Times New Roman"/>
-          <w:kern w:val="0"/>
-          <w:sz w:val="20"/>
-          <w:szCs w:val="20"/>
-          <w:u w:val="single"/>
-          <w:lang w:val="en-GB"/>
-          <w14:ligatures w14:val="none"/>
-        </w:rPr>
-        <w:t xml:space="preserve">font </w:t>
-      </w:r>
-      <w:r>
-        <w:rPr>
-          <w:rFonts w:ascii="Times New Roman" w:eastAsia="Times New Roman" w:hAnsi="Times New Roman" w:cs="Times New Roman"/>
-          <w:kern w:val="0"/>
-          <w:sz w:val="20"/>
-          <w:szCs w:val="20"/>
-          <w:u w:val="single"/>
-          <w:lang w:val="en-GB"/>
-          <w14:ligatures w14:val="none"/>
-        </w:rPr>
-        <w:t>size</w:t>
-      </w:r>
-      <w:r>
-        <w:rPr>
-          <w:rFonts w:ascii="Times New Roman" w:eastAsia="Times New Roman" w:hAnsi="Times New Roman" w:cs="Times New Roman"/>
-          <w:kern w:val="0"/>
-          <w:sz w:val="20"/>
-          <w:szCs w:val="20"/>
-          <w:lang w:val="en-GB"/>
-          <w14:ligatures w14:val="none"/>
-        </w:rPr>
-        <w:t>. [</w:t>
-      </w:r>
-      <w:r>
-        <w:rPr>
-          <w:rFonts w:ascii="Times New Roman" w:eastAsia="Times New Roman" w:hAnsi="Times New Roman" w:cs="Times New Roman"/>
-          <w:b/>
-          <w:bCs/>
-          <w:color w:val="000000"/>
-          <w:kern w:val="0"/>
-          <w:sz w:val="20"/>
-          <w:szCs w:val="20"/>
-          <w:lang w:val="en-GB"/>
-          <w14:ligatures w14:val="none"/>
-        </w:rPr>
-        <w:t xml:space="preserve">CSI </w:t>
-      </w:r>
-      <w:proofErr w:type="spellStart"/>
-      <w:r>
-        <w:rPr>
-          <w:rFonts w:ascii="Times New Roman" w:eastAsia="Times New Roman" w:hAnsi="Times New Roman" w:cs="Times New Roman"/>
-          <w:b/>
-          <w:bCs/>
-          <w:color w:val="000000"/>
-          <w:kern w:val="0"/>
-          <w:sz w:val="20"/>
-          <w:szCs w:val="20"/>
-          <w:lang w:val="en-GB"/>
-          <w14:ligatures w14:val="none"/>
-        </w:rPr>
-        <w:t>77:1m</w:t>
-      </w:r>
-      <w:proofErr w:type="spellEnd"/>
+        <w:t>CSI 77:1m</w:t>
+      </w:r>
       <w:r>
         <w:rPr>
           <w:rFonts w:ascii="Times New Roman" w:eastAsia="Times New Roman" w:hAnsi="Times New Roman" w:cs="Times New Roman"/>
@@ -6394,19 +5098,7 @@
           <w14:ligatures w14:val="none"/>
         </w:rPr>
         <w:br/>
-        <w:t>[</w:t>
-      </w:r>
-      <w:proofErr w:type="spellStart"/>
-      <w:r>
-        <w:rPr>
-          <w:rFonts w:ascii="Times New Roman" w:eastAsia="Times New Roman" w:hAnsi="Times New Roman" w:cs="Times New Roman"/>
-          <w:kern w:val="0"/>
-          <w:sz w:val="20"/>
-          <w:szCs w:val="20"/>
-          <w:lang w:val="en-GB"/>
-          <w14:ligatures w14:val="none"/>
-        </w:rPr>
-        <w:t>0x1B1B0</w:t>
+        <w:t>[0x1B1B0</w:t>
       </w:r>
       <w:r>
         <w:rPr>
@@ -6419,7 +5111,6 @@
         </w:rPr>
         <w:t>B</w:t>
       </w:r>
-      <w:proofErr w:type="spellEnd"/>
       <w:r>
         <w:rPr>
           <w:rFonts w:ascii="Times New Roman" w:eastAsia="Times New Roman" w:hAnsi="Times New Roman" w:cs="Times New Roman"/>
@@ -6431,7 +5122,6 @@
         </w:rPr>
         <w:t xml:space="preserve">; </w:t>
       </w:r>
-      <w:proofErr w:type="spellStart"/>
       <w:r>
         <w:rPr>
           <w:rFonts w:ascii="Times New Roman" w:eastAsia="Times New Roman" w:hAnsi="Times New Roman" w:cs="Times New Roman"/>
@@ -6465,7 +5155,6 @@
         </w:rPr>
         <w:t>B0B</w:t>
       </w:r>
-      <w:proofErr w:type="spellEnd"/>
       <w:r>
         <w:rPr>
           <w:rFonts w:ascii="Times New Roman" w:eastAsia="Times New Roman" w:hAnsi="Times New Roman" w:cs="Times New Roman"/>
@@ -6507,24 +5196,8 @@
           <w:lang w:val="en-GB"/>
           <w14:ligatures w14:val="none"/>
         </w:rPr>
-        <w:t xml:space="preserve">CSI </w:t>
-      </w:r>
-      <w:proofErr w:type="spellStart"/>
-      <w:r>
-        <w:rPr>
-          <w:rFonts w:ascii="Times New Roman" w:eastAsia="Times New Roman" w:hAnsi="Times New Roman" w:cs="Times New Roman"/>
-          <w:b/>
-          <w:bCs/>
-          <w:color w:val="000000"/>
-          <w:kern w:val="0"/>
-          <w:sz w:val="20"/>
-          <w:szCs w:val="20"/>
-          <w:lang w:val="en-GB"/>
-          <w14:ligatures w14:val="none"/>
-        </w:rPr>
-        <w:t>77:1?2m</w:t>
-      </w:r>
-      <w:proofErr w:type="spellEnd"/>
+        <w:t>CSI 77:1?2m</w:t>
+      </w:r>
       <w:r>
         <w:rPr>
           <w:rFonts w:ascii="Times New Roman" w:eastAsia="Times New Roman" w:hAnsi="Times New Roman" w:cs="Times New Roman"/>
@@ -6580,19 +5253,7 @@
           <w14:ligatures w14:val="none"/>
         </w:rPr>
         <w:br/>
-        <w:t>[</w:t>
-      </w:r>
-      <w:proofErr w:type="spellStart"/>
-      <w:r>
-        <w:rPr>
-          <w:rFonts w:ascii="Times New Roman" w:eastAsia="Times New Roman" w:hAnsi="Times New Roman" w:cs="Times New Roman"/>
-          <w:kern w:val="0"/>
-          <w:sz w:val="20"/>
-          <w:szCs w:val="20"/>
-          <w:lang w:val="en-GB"/>
-          <w14:ligatures w14:val="none"/>
-        </w:rPr>
-        <w:t>0x1B1B0</w:t>
+        <w:t>[0x1B1B0</w:t>
       </w:r>
       <w:r>
         <w:rPr>
@@ -6605,7 +5266,6 @@
         </w:rPr>
         <w:t>C</w:t>
       </w:r>
-      <w:proofErr w:type="spellEnd"/>
       <w:r>
         <w:rPr>
           <w:rFonts w:ascii="Times New Roman" w:eastAsia="Times New Roman" w:hAnsi="Times New Roman" w:cs="Times New Roman"/>
@@ -6617,7 +5277,6 @@
         </w:rPr>
         <w:t xml:space="preserve">; </w:t>
       </w:r>
-      <w:proofErr w:type="spellStart"/>
       <w:r>
         <w:rPr>
           <w:rFonts w:ascii="Times New Roman" w:eastAsia="Times New Roman" w:hAnsi="Times New Roman" w:cs="Times New Roman"/>
@@ -6651,7 +5310,6 @@
         </w:rPr>
         <w:t>B0C</w:t>
       </w:r>
-      <w:proofErr w:type="spellEnd"/>
       <w:r>
         <w:rPr>
           <w:rFonts w:ascii="Times New Roman" w:eastAsia="Times New Roman" w:hAnsi="Times New Roman" w:cs="Times New Roman"/>
@@ -6693,24 +5351,8 @@
           <w:lang w:val="en-GB"/>
           <w14:ligatures w14:val="none"/>
         </w:rPr>
-        <w:t xml:space="preserve">CSI </w:t>
-      </w:r>
-      <w:proofErr w:type="spellStart"/>
-      <w:r>
-        <w:rPr>
-          <w:rFonts w:ascii="Times New Roman" w:eastAsia="Times New Roman" w:hAnsi="Times New Roman" w:cs="Times New Roman"/>
-          <w:b/>
-          <w:bCs/>
-          <w:color w:val="000000"/>
-          <w:kern w:val="0"/>
-          <w:sz w:val="20"/>
-          <w:szCs w:val="20"/>
-          <w:lang w:val="en-GB"/>
-          <w14:ligatures w14:val="none"/>
-        </w:rPr>
-        <w:t>77:1?4m</w:t>
-      </w:r>
-      <w:proofErr w:type="spellEnd"/>
+        <w:t>CSI 77:1?4m</w:t>
+      </w:r>
       <w:r>
         <w:rPr>
           <w:rFonts w:ascii="Times New Roman" w:eastAsia="Times New Roman" w:hAnsi="Times New Roman" w:cs="Times New Roman"/>
@@ -6754,31 +5396,7 @@
           <w:lang w:val="en-GB"/>
           <w14:ligatures w14:val="none"/>
         </w:rPr>
-        <w:t xml:space="preserve"> </w:t>
-      </w:r>
-      <w:proofErr w:type="gramStart"/>
-      <w:r>
-        <w:rPr>
-          <w:rFonts w:ascii="Times New Roman" w:eastAsia="Times New Roman" w:hAnsi="Times New Roman" w:cs="Times New Roman"/>
-          <w:kern w:val="0"/>
-          <w:sz w:val="20"/>
-          <w:szCs w:val="20"/>
-          <w:lang w:val="en-GB"/>
-          <w14:ligatures w14:val="none"/>
-        </w:rPr>
-        <w:t>Line</w:t>
-      </w:r>
-      <w:proofErr w:type="gramEnd"/>
-      <w:r>
-        <w:rPr>
-          <w:rFonts w:ascii="Times New Roman" w:eastAsia="Times New Roman" w:hAnsi="Times New Roman" w:cs="Times New Roman"/>
-          <w:kern w:val="0"/>
-          <w:sz w:val="20"/>
-          <w:szCs w:val="20"/>
-          <w:lang w:val="en-GB"/>
-          <w14:ligatures w14:val="none"/>
-        </w:rPr>
-        <w:t xml:space="preserve"> spacing may be increased.</w:t>
+        <w:t xml:space="preserve"> Line spacing may be increased.</w:t>
       </w:r>
       <w:r>
         <w:rPr>
@@ -6790,19 +5408,7 @@
           <w14:ligatures w14:val="none"/>
         </w:rPr>
         <w:br/>
-        <w:t>[</w:t>
-      </w:r>
-      <w:proofErr w:type="spellStart"/>
-      <w:r>
-        <w:rPr>
-          <w:rFonts w:ascii="Times New Roman" w:eastAsia="Times New Roman" w:hAnsi="Times New Roman" w:cs="Times New Roman"/>
-          <w:kern w:val="0"/>
-          <w:sz w:val="20"/>
-          <w:szCs w:val="20"/>
-          <w:lang w:val="en-GB"/>
-          <w14:ligatures w14:val="none"/>
-        </w:rPr>
-        <w:t>0x1B1B0</w:t>
+        <w:t>[0x1B1B0</w:t>
       </w:r>
       <w:r>
         <w:rPr>
@@ -6815,7 +5421,6 @@
         </w:rPr>
         <w:t>D</w:t>
       </w:r>
-      <w:proofErr w:type="spellEnd"/>
       <w:r>
         <w:rPr>
           <w:rFonts w:ascii="Times New Roman" w:eastAsia="Times New Roman" w:hAnsi="Times New Roman" w:cs="Times New Roman"/>
@@ -6827,7 +5432,6 @@
         </w:rPr>
         <w:t xml:space="preserve">; </w:t>
       </w:r>
-      <w:proofErr w:type="spellStart"/>
       <w:r>
         <w:rPr>
           <w:rFonts w:ascii="Times New Roman" w:eastAsia="Times New Roman" w:hAnsi="Times New Roman" w:cs="Times New Roman"/>
@@ -6861,7 +5465,6 @@
         </w:rPr>
         <w:t>B0D</w:t>
       </w:r>
-      <w:proofErr w:type="spellEnd"/>
       <w:r>
         <w:rPr>
           <w:rFonts w:ascii="Times New Roman" w:eastAsia="Times New Roman" w:hAnsi="Times New Roman" w:cs="Times New Roman"/>
@@ -6902,7 +5505,6 @@
           <w14:ligatures w14:val="none"/>
         </w:rPr>
       </w:pPr>
-      <w:proofErr w:type="spellStart"/>
       <w:r>
         <w:rPr>
           <w:rFonts w:ascii="Arial" w:eastAsia="Times New Roman" w:hAnsi="Arial" w:cs="Times New Roman"/>
@@ -6925,7 +5527,6 @@
         </w:rPr>
         <w:t>7</w:t>
       </w:r>
-      <w:proofErr w:type="spellEnd"/>
       <w:r>
         <w:rPr>
           <w:rFonts w:ascii="Arial" w:eastAsia="Times New Roman" w:hAnsi="Arial" w:cs="Times New Roman"/>
@@ -7168,9 +5769,152 @@
           <w:lang w:val="en-GB"/>
           <w14:ligatures w14:val="none"/>
         </w:rPr>
-        <w:t xml:space="preserve">CSI </w:t>
-      </w:r>
-      <w:proofErr w:type="spellStart"/>
+        <w:t>CSI 26:1m</w:t>
+      </w:r>
+      <w:r>
+        <w:rPr>
+          <w:rFonts w:ascii="Times New Roman" w:eastAsia="Times New Roman" w:hAnsi="Times New Roman" w:cs="Times New Roman"/>
+          <w:kern w:val="0"/>
+          <w:sz w:val="20"/>
+          <w:szCs w:val="20"/>
+          <w:lang w:val="en-GB"/>
+          <w14:ligatures w14:val="none"/>
+        </w:rPr>
+        <w:t xml:space="preserve"> </w:t>
+      </w:r>
+      <w:r>
+        <w:rPr>
+          <w:rFonts w:ascii="Times New Roman" w:eastAsia="Times New Roman" w:hAnsi="Times New Roman" w:cs="Times New Roman"/>
+          <w:kern w:val="0"/>
+          <w:sz w:val="20"/>
+          <w:szCs w:val="20"/>
+          <w:u w:val="single"/>
+          <w:lang w:val="en-GB"/>
+          <w14:ligatures w14:val="none"/>
+        </w:rPr>
+        <w:t>Serifed proportional font</w:t>
+      </w:r>
+      <w:r>
+        <w:rPr>
+          <w:rFonts w:ascii="Times New Roman" w:eastAsia="Times New Roman" w:hAnsi="Times New Roman" w:cs="Times New Roman"/>
+          <w:kern w:val="0"/>
+          <w:sz w:val="20"/>
+          <w:szCs w:val="20"/>
+          <w:lang w:val="en-GB"/>
+          <w14:ligatures w14:val="none"/>
+        </w:rPr>
+        <w:t>.</w:t>
+      </w:r>
+      <w:r>
+        <w:rPr>
+          <w:rFonts w:ascii="Times New Roman" w:eastAsia="Times New Roman" w:hAnsi="Times New Roman" w:cs="Times New Roman"/>
+          <w:kern w:val="0"/>
+          <w:sz w:val="20"/>
+          <w:szCs w:val="20"/>
+          <w:lang w:val="en-GB"/>
+          <w14:ligatures w14:val="none"/>
+        </w:rPr>
+        <w:t xml:space="preserve"> For many script there is not a typographic tradition of serif vs. sans-serif; </w:t>
+      </w:r>
+      <w:r>
+        <w:rPr>
+          <w:rFonts w:ascii="Times New Roman" w:eastAsia="Times New Roman" w:hAnsi="Times New Roman" w:cs="Times New Roman"/>
+          <w:kern w:val="0"/>
+          <w:sz w:val="20"/>
+          <w:szCs w:val="20"/>
+          <w:lang w:val="en-GB"/>
+          <w14:ligatures w14:val="none"/>
+        </w:rPr>
+        <w:t>t</w:t>
+      </w:r>
+      <w:r>
+        <w:rPr>
+          <w:rFonts w:ascii="Times New Roman" w:eastAsia="Times New Roman" w:hAnsi="Times New Roman" w:cs="Times New Roman"/>
+          <w:kern w:val="0"/>
+          <w:sz w:val="20"/>
+          <w:szCs w:val="20"/>
+          <w:lang w:val="en-GB"/>
+          <w14:ligatures w14:val="none"/>
+        </w:rPr>
+        <w:t>h</w:t>
+      </w:r>
+      <w:r>
+        <w:rPr>
+          <w:rFonts w:ascii="Times New Roman" w:eastAsia="Times New Roman" w:hAnsi="Times New Roman" w:cs="Times New Roman"/>
+          <w:kern w:val="0"/>
+          <w:sz w:val="20"/>
+          <w:szCs w:val="20"/>
+          <w:lang w:val="en-GB"/>
+          <w14:ligatures w14:val="none"/>
+        </w:rPr>
+        <w:t>ese two</w:t>
+      </w:r>
+      <w:r>
+        <w:rPr>
+          <w:rFonts w:ascii="Times New Roman" w:eastAsia="Times New Roman" w:hAnsi="Times New Roman" w:cs="Times New Roman"/>
+          <w:kern w:val="0"/>
+          <w:sz w:val="20"/>
+          <w:szCs w:val="20"/>
+          <w:lang w:val="en-GB"/>
+          <w14:ligatures w14:val="none"/>
+        </w:rPr>
+        <w:t xml:space="preserve"> style</w:t>
+      </w:r>
+      <w:r>
+        <w:rPr>
+          <w:rFonts w:ascii="Times New Roman" w:eastAsia="Times New Roman" w:hAnsi="Times New Roman" w:cs="Times New Roman"/>
+          <w:kern w:val="0"/>
+          <w:sz w:val="20"/>
+          <w:szCs w:val="20"/>
+          <w:lang w:val="en-GB"/>
+          <w14:ligatures w14:val="none"/>
+        </w:rPr>
+        <w:t xml:space="preserve"> variant</w:t>
+      </w:r>
+      <w:r>
+        <w:rPr>
+          <w:rFonts w:ascii="Times New Roman" w:eastAsia="Times New Roman" w:hAnsi="Times New Roman" w:cs="Times New Roman"/>
+          <w:kern w:val="0"/>
+          <w:sz w:val="20"/>
+          <w:szCs w:val="20"/>
+          <w:lang w:val="en-GB"/>
+          <w14:ligatures w14:val="none"/>
+        </w:rPr>
+        <w:t>s</w:t>
+      </w:r>
+      <w:r>
+        <w:rPr>
+          <w:rFonts w:ascii="Times New Roman" w:eastAsia="Times New Roman" w:hAnsi="Times New Roman" w:cs="Times New Roman"/>
+          <w:kern w:val="0"/>
+          <w:sz w:val="20"/>
+          <w:szCs w:val="20"/>
+          <w:lang w:val="en-GB"/>
+          <w14:ligatures w14:val="none"/>
+        </w:rPr>
+        <w:t xml:space="preserve"> </w:t>
+      </w:r>
+      <w:r>
+        <w:rPr>
+          <w:rFonts w:ascii="Times New Roman" w:eastAsia="Times New Roman" w:hAnsi="Times New Roman" w:cs="Times New Roman"/>
+          <w:kern w:val="0"/>
+          <w:sz w:val="20"/>
+          <w:szCs w:val="20"/>
+          <w:lang w:val="en-GB"/>
+          <w14:ligatures w14:val="none"/>
+        </w:rPr>
+        <w:t>are</w:t>
+      </w:r>
+      <w:r>
+        <w:rPr>
+          <w:rFonts w:ascii="Times New Roman" w:eastAsia="Times New Roman" w:hAnsi="Times New Roman" w:cs="Times New Roman"/>
+          <w:kern w:val="0"/>
+          <w:sz w:val="20"/>
+          <w:szCs w:val="20"/>
+          <w:lang w:val="en-GB"/>
+          <w14:ligatures w14:val="none"/>
+        </w:rPr>
+        <w:t xml:space="preserve"> then equivalent to </w:t>
+      </w:r>
       <w:r>
         <w:rPr>
           <w:rFonts w:ascii="Times New Roman" w:eastAsia="Times New Roman" w:hAnsi="Times New Roman" w:cs="Times New Roman"/>
@@ -7183,35 +5927,12 @@
           <w:lang w:val="en-GB"/>
           <w14:ligatures w14:val="none"/>
         </w:rPr>
-        <w:t>26:1m</w:t>
-      </w:r>
-      <w:proofErr w:type="spellEnd"/>
-      <w:r>
-        <w:rPr>
-          <w:rFonts w:ascii="Times New Roman" w:eastAsia="Times New Roman" w:hAnsi="Times New Roman" w:cs="Times New Roman"/>
-          <w:kern w:val="0"/>
-          <w:sz w:val="20"/>
-          <w:szCs w:val="20"/>
-          <w:lang w:val="en-GB"/>
-          <w14:ligatures w14:val="none"/>
-        </w:rPr>
-        <w:t xml:space="preserve"> </w:t>
-      </w:r>
-      <w:r>
-        <w:rPr>
-          <w:rFonts w:ascii="Times New Roman" w:eastAsia="Times New Roman" w:hAnsi="Times New Roman" w:cs="Times New Roman"/>
-          <w:kern w:val="0"/>
-          <w:sz w:val="20"/>
-          <w:szCs w:val="20"/>
-          <w:u w:val="single"/>
-          <w:lang w:val="en-GB"/>
-          <w14:ligatures w14:val="none"/>
-        </w:rPr>
-        <w:t>Serifed proportional font</w:t>
-      </w:r>
-      <w:r>
-        <w:rPr>
-          <w:rFonts w:ascii="Times New Roman" w:eastAsia="Times New Roman" w:hAnsi="Times New Roman" w:cs="Times New Roman"/>
+        <w:t>CSI 26m</w:t>
+      </w:r>
+      <w:r>
+        <w:rPr>
+          <w:rFonts w:ascii="Times New Roman" w:eastAsia="Times New Roman" w:hAnsi="Times New Roman" w:cs="Times New Roman"/>
+          <w:color w:val="000000"/>
           <w:kern w:val="0"/>
           <w:sz w:val="20"/>
           <w:szCs w:val="20"/>
@@ -7229,174 +5950,9 @@
           <w:lang w:val="en-GB"/>
           <w14:ligatures w14:val="none"/>
         </w:rPr>
-        <w:t xml:space="preserve"> For many script there is not a typographic tradition of serif vs. sans-serif; </w:t>
-      </w:r>
-      <w:r>
-        <w:rPr>
-          <w:rFonts w:ascii="Times New Roman" w:eastAsia="Times New Roman" w:hAnsi="Times New Roman" w:cs="Times New Roman"/>
-          <w:kern w:val="0"/>
-          <w:sz w:val="20"/>
-          <w:szCs w:val="20"/>
-          <w:lang w:val="en-GB"/>
-          <w14:ligatures w14:val="none"/>
-        </w:rPr>
-        <w:t>t</w:t>
-      </w:r>
-      <w:r>
-        <w:rPr>
-          <w:rFonts w:ascii="Times New Roman" w:eastAsia="Times New Roman" w:hAnsi="Times New Roman" w:cs="Times New Roman"/>
-          <w:kern w:val="0"/>
-          <w:sz w:val="20"/>
-          <w:szCs w:val="20"/>
-          <w:lang w:val="en-GB"/>
-          <w14:ligatures w14:val="none"/>
-        </w:rPr>
-        <w:t>h</w:t>
-      </w:r>
-      <w:r>
-        <w:rPr>
-          <w:rFonts w:ascii="Times New Roman" w:eastAsia="Times New Roman" w:hAnsi="Times New Roman" w:cs="Times New Roman"/>
-          <w:kern w:val="0"/>
-          <w:sz w:val="20"/>
-          <w:szCs w:val="20"/>
-          <w:lang w:val="en-GB"/>
-          <w14:ligatures w14:val="none"/>
-        </w:rPr>
-        <w:t>ese two</w:t>
-      </w:r>
-      <w:r>
-        <w:rPr>
-          <w:rFonts w:ascii="Times New Roman" w:eastAsia="Times New Roman" w:hAnsi="Times New Roman" w:cs="Times New Roman"/>
-          <w:kern w:val="0"/>
-          <w:sz w:val="20"/>
-          <w:szCs w:val="20"/>
-          <w:lang w:val="en-GB"/>
-          <w14:ligatures w14:val="none"/>
-        </w:rPr>
-        <w:t xml:space="preserve"> style</w:t>
-      </w:r>
-      <w:r>
-        <w:rPr>
-          <w:rFonts w:ascii="Times New Roman" w:eastAsia="Times New Roman" w:hAnsi="Times New Roman" w:cs="Times New Roman"/>
-          <w:kern w:val="0"/>
-          <w:sz w:val="20"/>
-          <w:szCs w:val="20"/>
-          <w:lang w:val="en-GB"/>
-          <w14:ligatures w14:val="none"/>
-        </w:rPr>
-        <w:t xml:space="preserve"> variant</w:t>
-      </w:r>
-      <w:r>
-        <w:rPr>
-          <w:rFonts w:ascii="Times New Roman" w:eastAsia="Times New Roman" w:hAnsi="Times New Roman" w:cs="Times New Roman"/>
-          <w:kern w:val="0"/>
-          <w:sz w:val="20"/>
-          <w:szCs w:val="20"/>
-          <w:lang w:val="en-GB"/>
-          <w14:ligatures w14:val="none"/>
-        </w:rPr>
-        <w:t>s</w:t>
-      </w:r>
-      <w:r>
-        <w:rPr>
-          <w:rFonts w:ascii="Times New Roman" w:eastAsia="Times New Roman" w:hAnsi="Times New Roman" w:cs="Times New Roman"/>
-          <w:kern w:val="0"/>
-          <w:sz w:val="20"/>
-          <w:szCs w:val="20"/>
-          <w:lang w:val="en-GB"/>
-          <w14:ligatures w14:val="none"/>
-        </w:rPr>
-        <w:t xml:space="preserve"> </w:t>
-      </w:r>
-      <w:r>
-        <w:rPr>
-          <w:rFonts w:ascii="Times New Roman" w:eastAsia="Times New Roman" w:hAnsi="Times New Roman" w:cs="Times New Roman"/>
-          <w:kern w:val="0"/>
-          <w:sz w:val="20"/>
-          <w:szCs w:val="20"/>
-          <w:lang w:val="en-GB"/>
-          <w14:ligatures w14:val="none"/>
-        </w:rPr>
-        <w:t>are</w:t>
-      </w:r>
-      <w:r>
-        <w:rPr>
-          <w:rFonts w:ascii="Times New Roman" w:eastAsia="Times New Roman" w:hAnsi="Times New Roman" w:cs="Times New Roman"/>
-          <w:kern w:val="0"/>
-          <w:sz w:val="20"/>
-          <w:szCs w:val="20"/>
-          <w:lang w:val="en-GB"/>
-          <w14:ligatures w14:val="none"/>
-        </w:rPr>
-        <w:t xml:space="preserve"> then equivalent to </w:t>
-      </w:r>
-      <w:r>
-        <w:rPr>
-          <w:rFonts w:ascii="Times New Roman" w:eastAsia="Times New Roman" w:hAnsi="Times New Roman" w:cs="Times New Roman"/>
-          <w:b/>
-          <w:bCs/>
-          <w:color w:val="000000"/>
-          <w:kern w:val="0"/>
-          <w:sz w:val="20"/>
-          <w:szCs w:val="20"/>
-          <w:lang w:val="en-GB"/>
-          <w14:ligatures w14:val="none"/>
-        </w:rPr>
-        <w:t xml:space="preserve">CSI </w:t>
-      </w:r>
-      <w:proofErr w:type="spellStart"/>
-      <w:r>
-        <w:rPr>
-          <w:rFonts w:ascii="Times New Roman" w:eastAsia="Times New Roman" w:hAnsi="Times New Roman" w:cs="Times New Roman"/>
-          <w:b/>
-          <w:bCs/>
-          <w:color w:val="000000"/>
-          <w:kern w:val="0"/>
-          <w:sz w:val="20"/>
-          <w:szCs w:val="20"/>
-          <w:lang w:val="en-GB"/>
-          <w14:ligatures w14:val="none"/>
-        </w:rPr>
-        <w:t>26m</w:t>
-      </w:r>
-      <w:proofErr w:type="spellEnd"/>
-      <w:r>
-        <w:rPr>
-          <w:rFonts w:ascii="Times New Roman" w:eastAsia="Times New Roman" w:hAnsi="Times New Roman" w:cs="Times New Roman"/>
-          <w:color w:val="000000"/>
-          <w:kern w:val="0"/>
-          <w:sz w:val="20"/>
-          <w:szCs w:val="20"/>
-          <w:lang w:val="en-GB"/>
-          <w14:ligatures w14:val="none"/>
-        </w:rPr>
-        <w:t>.</w:t>
-      </w:r>
-      <w:r>
-        <w:rPr>
-          <w:rFonts w:ascii="Times New Roman" w:eastAsia="Times New Roman" w:hAnsi="Times New Roman" w:cs="Times New Roman"/>
-          <w:kern w:val="0"/>
-          <w:sz w:val="20"/>
-          <w:szCs w:val="20"/>
-          <w:lang w:val="en-GB"/>
-          <w14:ligatures w14:val="none"/>
-        </w:rPr>
         <w:br/>
-        <w:t>[</w:t>
-      </w:r>
-      <w:proofErr w:type="spellStart"/>
-      <w:r>
-        <w:rPr>
-          <w:rFonts w:ascii="Times New Roman" w:eastAsia="Times New Roman" w:hAnsi="Times New Roman" w:cs="Times New Roman"/>
-          <w:kern w:val="0"/>
-          <w:sz w:val="20"/>
-          <w:szCs w:val="20"/>
-          <w:lang w:val="en-GB"/>
-          <w14:ligatures w14:val="none"/>
-        </w:rPr>
-        <w:t>0x1B1B0E</w:t>
-      </w:r>
-      <w:proofErr w:type="spellEnd"/>
+        <w:t>[0x1B1B0E</w:t>
+      </w:r>
       <w:r>
         <w:rPr>
           <w:rFonts w:ascii="Times New Roman" w:eastAsia="Times New Roman" w:hAnsi="Times New Roman" w:cs="Times New Roman"/>
@@ -7408,7 +5964,6 @@
         </w:rPr>
         <w:t xml:space="preserve">; </w:t>
       </w:r>
-      <w:proofErr w:type="spellStart"/>
       <w:r>
         <w:rPr>
           <w:rFonts w:ascii="Times New Roman" w:eastAsia="Times New Roman" w:hAnsi="Times New Roman" w:cs="Times New Roman"/>
@@ -7442,7 +5997,6 @@
         </w:rPr>
         <w:t>B0E</w:t>
       </w:r>
-      <w:proofErr w:type="spellEnd"/>
       <w:r>
         <w:rPr>
           <w:rFonts w:ascii="Times New Roman" w:eastAsia="Times New Roman" w:hAnsi="Times New Roman" w:cs="Times New Roman"/>
@@ -7484,24 +6038,8 @@
           <w:lang w:val="en-GB"/>
           <w14:ligatures w14:val="none"/>
         </w:rPr>
-        <w:t xml:space="preserve">CSI </w:t>
-      </w:r>
-      <w:proofErr w:type="spellStart"/>
-      <w:r>
-        <w:rPr>
-          <w:rFonts w:ascii="Times New Roman" w:eastAsia="Times New Roman" w:hAnsi="Times New Roman" w:cs="Times New Roman"/>
-          <w:b/>
-          <w:bCs/>
-          <w:color w:val="000000"/>
-          <w:kern w:val="0"/>
-          <w:sz w:val="20"/>
-          <w:szCs w:val="20"/>
-          <w:lang w:val="en-GB"/>
-          <w14:ligatures w14:val="none"/>
-        </w:rPr>
-        <w:t>26:2m</w:t>
-      </w:r>
-      <w:proofErr w:type="spellEnd"/>
+        <w:t>CSI 26:2m</w:t>
+      </w:r>
       <w:r>
         <w:rPr>
           <w:rFonts w:ascii="Times New Roman" w:eastAsia="Times New Roman" w:hAnsi="Times New Roman" w:cs="Times New Roman"/>
@@ -7546,21 +6084,8 @@
           <w14:ligatures w14:val="none"/>
         </w:rPr>
         <w:br/>
-        <w:t>[</w:t>
-      </w:r>
-      <w:proofErr w:type="spellStart"/>
-      <w:r>
-        <w:rPr>
-          <w:rFonts w:ascii="Times New Roman" w:eastAsia="Times New Roman" w:hAnsi="Times New Roman" w:cs="Times New Roman"/>
-          <w:kern w:val="0"/>
-          <w:sz w:val="20"/>
-          <w:szCs w:val="20"/>
-          <w:lang w:val="en-GB"/>
-          <w14:ligatures w14:val="none"/>
-        </w:rPr>
-        <w:t>0x1B1B0F</w:t>
-      </w:r>
-      <w:proofErr w:type="spellEnd"/>
+        <w:t>[0x1B1B0F</w:t>
+      </w:r>
       <w:r>
         <w:rPr>
           <w:rFonts w:ascii="Times New Roman" w:eastAsia="Times New Roman" w:hAnsi="Times New Roman" w:cs="Times New Roman"/>
@@ -7572,7 +6097,6 @@
         </w:rPr>
         <w:t xml:space="preserve">; </w:t>
       </w:r>
-      <w:proofErr w:type="spellStart"/>
       <w:r>
         <w:rPr>
           <w:rFonts w:ascii="Times New Roman" w:eastAsia="Times New Roman" w:hAnsi="Times New Roman" w:cs="Times New Roman"/>
@@ -7606,7 +6130,6 @@
         </w:rPr>
         <w:t>B0F</w:t>
       </w:r>
-      <w:proofErr w:type="spellEnd"/>
       <w:r>
         <w:rPr>
           <w:rFonts w:ascii="Times New Roman" w:eastAsia="Times New Roman" w:hAnsi="Times New Roman" w:cs="Times New Roman"/>
@@ -7650,7 +6173,6 @@
         </w:rPr>
         <w:t xml:space="preserve">CSI </w:t>
       </w:r>
-      <w:proofErr w:type="spellStart"/>
       <w:r>
         <w:rPr>
           <w:rFonts w:ascii="Times New Roman" w:eastAsia="Times New Roman" w:hAnsi="Times New Roman" w:cs="Times New Roman"/>
@@ -7679,7 +6201,6 @@
         </w:rPr>
         <w:t>m</w:t>
       </w:r>
-      <w:proofErr w:type="spellEnd"/>
       <w:r>
         <w:rPr>
           <w:rFonts w:ascii="Times New Roman" w:eastAsia="Times New Roman" w:hAnsi="Times New Roman" w:cs="Times New Roman"/>
@@ -7769,19 +6290,7 @@
           <w14:ligatures w14:val="none"/>
         </w:rPr>
         <w:br/>
-        <w:t>[</w:t>
-      </w:r>
-      <w:proofErr w:type="spellStart"/>
-      <w:r>
-        <w:rPr>
-          <w:rFonts w:ascii="Times New Roman" w:eastAsia="Times New Roman" w:hAnsi="Times New Roman" w:cs="Times New Roman"/>
-          <w:kern w:val="0"/>
-          <w:sz w:val="20"/>
-          <w:szCs w:val="20"/>
-          <w:lang w:val="en-GB"/>
-          <w14:ligatures w14:val="none"/>
-        </w:rPr>
-        <w:t>0x1B1B</w:t>
+        <w:t>[0x1B1B</w:t>
       </w:r>
       <w:r>
         <w:rPr>
@@ -7794,7 +6303,6 @@
         </w:rPr>
         <w:t>1F</w:t>
       </w:r>
-      <w:proofErr w:type="spellEnd"/>
       <w:r>
         <w:rPr>
           <w:rFonts w:ascii="Times New Roman" w:eastAsia="Times New Roman" w:hAnsi="Times New Roman" w:cs="Times New Roman"/>
@@ -7806,7 +6314,6 @@
         </w:rPr>
         <w:t xml:space="preserve">; </w:t>
       </w:r>
-      <w:proofErr w:type="spellStart"/>
       <w:r>
         <w:rPr>
           <w:rFonts w:ascii="Times New Roman" w:eastAsia="Times New Roman" w:hAnsi="Times New Roman" w:cs="Times New Roman"/>
@@ -7840,7 +6347,6 @@
         </w:rPr>
         <w:t>B1F</w:t>
       </w:r>
-      <w:proofErr w:type="spellEnd"/>
       <w:r>
         <w:rPr>
           <w:rFonts w:ascii="Times New Roman" w:eastAsia="Times New Roman" w:hAnsi="Times New Roman" w:cs="Times New Roman"/>
@@ -7884,7 +6390,6 @@
         </w:rPr>
         <w:t xml:space="preserve">CSI </w:t>
       </w:r>
-      <w:proofErr w:type="spellStart"/>
       <w:r>
         <w:rPr>
           <w:rFonts w:ascii="Times New Roman" w:eastAsia="Times New Roman" w:hAnsi="Times New Roman" w:cs="Times New Roman"/>
@@ -7913,7 +6418,6 @@
         </w:rPr>
         <w:t>m</w:t>
       </w:r>
-      <w:proofErr w:type="spellEnd"/>
       <w:r>
         <w:rPr>
           <w:rFonts w:ascii="Times New Roman" w:eastAsia="Times New Roman" w:hAnsi="Times New Roman" w:cs="Times New Roman"/>
@@ -8013,31 +6517,7 @@
           <w:lang w:val="en-GB"/>
           <w14:ligatures w14:val="none"/>
         </w:rPr>
-        <w:t xml:space="preserve"> For </w:t>
-      </w:r>
-      <w:proofErr w:type="gramStart"/>
-      <w:r>
-        <w:rPr>
-          <w:rFonts w:ascii="Times New Roman" w:eastAsia="Times New Roman" w:hAnsi="Times New Roman" w:cs="Times New Roman"/>
-          <w:kern w:val="0"/>
-          <w:sz w:val="20"/>
-          <w:szCs w:val="20"/>
-          <w:lang w:val="en-GB"/>
-          <w14:ligatures w14:val="none"/>
-        </w:rPr>
-        <w:t>a number of</w:t>
-      </w:r>
-      <w:proofErr w:type="gramEnd"/>
-      <w:r>
-        <w:rPr>
-          <w:rFonts w:ascii="Times New Roman" w:eastAsia="Times New Roman" w:hAnsi="Times New Roman" w:cs="Times New Roman"/>
-          <w:kern w:val="0"/>
-          <w:sz w:val="20"/>
-          <w:szCs w:val="20"/>
-          <w:lang w:val="en-GB"/>
-          <w14:ligatures w14:val="none"/>
-        </w:rPr>
-        <w:t xml:space="preserve"> scripts, </w:t>
+        <w:t xml:space="preserve"> For a number of scripts, </w:t>
       </w:r>
       <w:r>
         <w:rPr>
@@ -8071,19 +6551,7 @@
           <w14:ligatures w14:val="none"/>
         </w:rPr>
         <w:br/>
-        <w:t>[</w:t>
-      </w:r>
-      <w:proofErr w:type="spellStart"/>
-      <w:r>
-        <w:rPr>
-          <w:rFonts w:ascii="Times New Roman" w:eastAsia="Times New Roman" w:hAnsi="Times New Roman" w:cs="Times New Roman"/>
-          <w:kern w:val="0"/>
-          <w:sz w:val="20"/>
-          <w:szCs w:val="20"/>
-          <w:lang w:val="en-GB"/>
-          <w14:ligatures w14:val="none"/>
-        </w:rPr>
-        <w:t>0x1B1B</w:t>
+        <w:t>[0x1B1B</w:t>
       </w:r>
       <w:r>
         <w:rPr>
@@ -8107,7 +6575,6 @@
         </w:rPr>
         <w:t>F</w:t>
       </w:r>
-      <w:proofErr w:type="spellEnd"/>
       <w:r>
         <w:rPr>
           <w:rFonts w:ascii="Times New Roman" w:eastAsia="Times New Roman" w:hAnsi="Times New Roman" w:cs="Times New Roman"/>
@@ -8119,7 +6586,6 @@
         </w:rPr>
         <w:t xml:space="preserve">; </w:t>
       </w:r>
-      <w:proofErr w:type="spellStart"/>
       <w:r>
         <w:rPr>
           <w:rFonts w:ascii="Times New Roman" w:eastAsia="Times New Roman" w:hAnsi="Times New Roman" w:cs="Times New Roman"/>
@@ -8153,7 +6619,6 @@
         </w:rPr>
         <w:t>B2F</w:t>
       </w:r>
-      <w:proofErr w:type="spellEnd"/>
       <w:r>
         <w:rPr>
           <w:rFonts w:ascii="Times New Roman" w:eastAsia="Times New Roman" w:hAnsi="Times New Roman" w:cs="Times New Roman"/>
@@ -8203,7 +6668,6 @@
           <w14:ligatures w14:val="none"/>
         </w:rPr>
       </w:pPr>
-      <w:proofErr w:type="spellStart"/>
       <w:r>
         <w:rPr>
           <w:rFonts w:ascii="Arial" w:eastAsia="Times New Roman" w:hAnsi="Arial" w:cs="Times New Roman"/>
@@ -8216,7 +6680,6 @@
         <w:lastRenderedPageBreak/>
         <w:t>D.3</w:t>
       </w:r>
-      <w:proofErr w:type="spellEnd"/>
       <w:r>
         <w:rPr>
           <w:rFonts w:ascii="Arial" w:eastAsia="Times New Roman" w:hAnsi="Arial" w:cs="Times New Roman"/>
@@ -8256,31 +6719,7 @@
           <w:lang w:val="en-GB" w:eastAsia="en-GB"/>
           <w14:ligatures w14:val="none"/>
         </w:rPr>
-        <w:t xml:space="preserve">The support for colouring is optional, even if support for the styling in subsection </w:t>
-      </w:r>
-      <w:proofErr w:type="spellStart"/>
-      <w:r>
-        <w:rPr>
-          <w:rFonts w:ascii="Times New Roman" w:eastAsia="Times New Roman" w:hAnsi="Times New Roman" w:cs="Times New Roman"/>
-          <w:kern w:val="0"/>
-          <w:sz w:val="20"/>
-          <w:szCs w:val="20"/>
-          <w:lang w:val="en-GB" w:eastAsia="en-GB"/>
-          <w14:ligatures w14:val="none"/>
-        </w:rPr>
-        <w:t>D.2</w:t>
-      </w:r>
-      <w:proofErr w:type="spellEnd"/>
-      <w:r>
-        <w:rPr>
-          <w:rFonts w:ascii="Times New Roman" w:eastAsia="Times New Roman" w:hAnsi="Times New Roman" w:cs="Times New Roman"/>
-          <w:kern w:val="0"/>
-          <w:sz w:val="20"/>
-          <w:szCs w:val="20"/>
-          <w:lang w:val="en-GB" w:eastAsia="en-GB"/>
-          <w14:ligatures w14:val="none"/>
-        </w:rPr>
-        <w:t xml:space="preserve"> is supported.</w:t>
+        <w:t>The support for colouring is optional, even if support for the styling in subsection D.2 is supported.</w:t>
       </w:r>
     </w:p>
     <w:p>
@@ -8470,31 +6909,7 @@
           <w:lang w:val="en-GB" w:eastAsia="en-GB"/>
           <w14:ligatures w14:val="none"/>
         </w:rPr>
-        <w:t xml:space="preserve">“b/w photo </w:t>
-      </w:r>
-      <w:proofErr w:type="spellStart"/>
-      <w:r>
-        <w:rPr>
-          <w:rFonts w:ascii="Times New Roman" w:eastAsia="Times New Roman" w:hAnsi="Times New Roman" w:cs="Times New Roman"/>
-          <w:kern w:val="0"/>
-          <w:sz w:val="20"/>
-          <w:szCs w:val="20"/>
-          <w:lang w:val="en-GB" w:eastAsia="en-GB"/>
-          <w14:ligatures w14:val="none"/>
-        </w:rPr>
-        <w:t>greyscaled</w:t>
-      </w:r>
-      <w:proofErr w:type="spellEnd"/>
-      <w:r>
-        <w:rPr>
-          <w:rFonts w:ascii="Times New Roman" w:eastAsia="Times New Roman" w:hAnsi="Times New Roman" w:cs="Times New Roman"/>
-          <w:kern w:val="0"/>
-          <w:sz w:val="20"/>
-          <w:szCs w:val="20"/>
-          <w:lang w:val="en-GB" w:eastAsia="en-GB"/>
-          <w14:ligatures w14:val="none"/>
-        </w:rPr>
-        <w:t>”</w:t>
+        <w:t>“b/w photo greyscaled”</w:t>
       </w:r>
       <w:r>
         <w:rPr>
@@ -8629,66 +7044,7 @@
           <w:lang w:val="en-GB" w:eastAsia="en-GB"/>
           <w14:ligatures w14:val="none"/>
         </w:rPr>
-        <w:t xml:space="preserve"> </w:t>
-      </w:r>
-      <w:r>
-        <w:rPr>
-          <w:rFonts w:ascii="Times New Roman" w:eastAsia="Times New Roman" w:hAnsi="Times New Roman" w:cs="Times New Roman"/>
-          <w:kern w:val="0"/>
-          <w:sz w:val="20"/>
-          <w:szCs w:val="20"/>
-          <w:lang w:val="en-GB" w:eastAsia="en-GB"/>
-          <w14:ligatures w14:val="none"/>
-        </w:rPr>
-        <w:t xml:space="preserve">The 7-bit alphabet short forms for the control sequences are given in the third column. The 8-bit alphabet short forms are gotten by replacing </w:t>
-      </w:r>
-      <w:proofErr w:type="spellStart"/>
-      <w:r>
-        <w:rPr>
-          <w:rFonts w:ascii="Times New Roman" w:eastAsia="Times New Roman" w:hAnsi="Times New Roman" w:cs="Times New Roman"/>
-          <w:kern w:val="0"/>
-          <w:sz w:val="20"/>
-          <w:szCs w:val="20"/>
-          <w:lang w:val="en-GB" w:eastAsia="en-GB"/>
-          <w14:ligatures w14:val="none"/>
-        </w:rPr>
-        <w:t>0x1B1B</w:t>
-      </w:r>
-      <w:proofErr w:type="spellEnd"/>
-      <w:r>
-        <w:rPr>
-          <w:rFonts w:ascii="Times New Roman" w:eastAsia="Times New Roman" w:hAnsi="Times New Roman" w:cs="Times New Roman"/>
-          <w:kern w:val="0"/>
-          <w:sz w:val="20"/>
-          <w:szCs w:val="20"/>
-          <w:lang w:val="en-GB" w:eastAsia="en-GB"/>
-          <w14:ligatures w14:val="none"/>
-        </w:rPr>
-        <w:t xml:space="preserve"> with </w:t>
-      </w:r>
-      <w:proofErr w:type="spellStart"/>
-      <w:r>
-        <w:rPr>
-          <w:rFonts w:ascii="Times New Roman" w:eastAsia="Times New Roman" w:hAnsi="Times New Roman" w:cs="Times New Roman"/>
-          <w:kern w:val="0"/>
-          <w:sz w:val="20"/>
-          <w:szCs w:val="20"/>
-          <w:lang w:val="en-GB" w:eastAsia="en-GB"/>
-          <w14:ligatures w14:val="none"/>
-        </w:rPr>
-        <w:t>0x9B</w:t>
-      </w:r>
-      <w:proofErr w:type="spellEnd"/>
-      <w:r>
-        <w:rPr>
-          <w:rFonts w:ascii="Times New Roman" w:eastAsia="Times New Roman" w:hAnsi="Times New Roman" w:cs="Times New Roman"/>
-          <w:kern w:val="0"/>
-          <w:sz w:val="20"/>
-          <w:szCs w:val="20"/>
-          <w:lang w:val="en-GB" w:eastAsia="en-GB"/>
-          <w14:ligatures w14:val="none"/>
-        </w:rPr>
-        <w:t>.</w:t>
+        <w:t xml:space="preserve"> The 7-bit alphabet short forms for the control sequences are given in the third column. The 8-bit alphabet short forms are gotten by replacing 0x1B1B with 0x9B.</w:t>
       </w:r>
     </w:p>
     <w:p>
@@ -8719,7 +7075,6 @@
           <w14:ligatures w14:val="none"/>
         </w:rPr>
       </w:pPr>
-      <w:proofErr w:type="spellStart"/>
       <w:r>
         <w:rPr>
           <w:rFonts w:ascii="Arial" w:eastAsia="Times New Roman" w:hAnsi="Arial" w:cs="Times New Roman"/>
@@ -8731,7 +7086,6 @@
         </w:rPr>
         <w:t>D.3.1</w:t>
       </w:r>
-      <w:proofErr w:type="spellEnd"/>
       <w:r>
         <w:rPr>
           <w:rFonts w:ascii="Arial" w:eastAsia="Times New Roman" w:hAnsi="Arial" w:cs="Times New Roman"/>
@@ -8886,45 +7240,14 @@
                 <w:color w:val="000000"/>
                 <w:lang w:val="en-GB"/>
               </w:rPr>
-              <w:t xml:space="preserve">CSI </w:t>
-            </w:r>
-            <w:proofErr w:type="spellStart"/>
-            <w:r>
-              <w:rPr>
-                <w:rFonts w:ascii="Calibri" w:hAnsi="Calibri" w:cs="DaunPenh"/>
-                <w:b/>
-                <w:bCs/>
-                <w:color w:val="000000"/>
-                <w:lang w:val="en-GB"/>
-              </w:rPr>
-              <w:t>40</w:t>
-            </w:r>
-            <w:proofErr w:type="gramStart"/>
-            <w:r>
-              <w:rPr>
-                <w:rFonts w:ascii="Calibri" w:hAnsi="Calibri" w:cs="DaunPenh"/>
-                <w:b/>
-                <w:bCs/>
-                <w:color w:val="000000"/>
-                <w:lang w:val="en-GB"/>
-              </w:rPr>
-              <w:t>m</w:t>
-            </w:r>
-            <w:proofErr w:type="spellEnd"/>
-            <w:r>
-              <w:rPr>
-                <w:rFonts w:ascii="Calibri" w:hAnsi="Calibri" w:cs="DaunPenh"/>
-                <w:lang w:val="en-GB"/>
-              </w:rPr>
-              <w:t xml:space="preserve"> :</w:t>
-            </w:r>
-            <w:proofErr w:type="gramEnd"/>
-            <w:r>
-              <w:rPr>
-                <w:rFonts w:ascii="Calibri" w:hAnsi="Calibri" w:cs="DaunPenh"/>
-                <w:lang w:val="en-GB"/>
-              </w:rPr>
-              <w:t xml:space="preserve"> RGB: </w:t>
+              <w:t>CSI 40m</w:t>
+            </w:r>
+            <w:r>
+              <w:rPr>
+                <w:rFonts w:ascii="Calibri" w:hAnsi="Calibri" w:cs="DaunPenh"/>
+                <w:lang w:val="en-GB"/>
+              </w:rPr>
+              <w:t xml:space="preserve"> : RGB: </w:t>
             </w:r>
             <w:r>
               <w:rPr>
@@ -8983,9 +7306,8 @@
                 <w:szCs w:val="20"/>
                 <w:lang w:val="en-GB"/>
               </w:rPr>
-              <w:t>[</w:t>
-            </w:r>
-            <w:proofErr w:type="spellStart"/>
+              <w:t>[0x1B1B</w:t>
+            </w:r>
             <w:r>
               <w:rPr>
                 <w:rFonts w:ascii="Times New Roman" w:hAnsi="Times New Roman" w:cs="Times New Roman"/>
@@ -8993,18 +7315,8 @@
                 <w:szCs w:val="20"/>
                 <w:lang w:val="en-GB"/>
               </w:rPr>
-              <w:t>0x1B1B</w:t>
-            </w:r>
-            <w:r>
-              <w:rPr>
-                <w:rFonts w:ascii="Times New Roman" w:hAnsi="Times New Roman" w:cs="Times New Roman"/>
-                <w:sz w:val="20"/>
-                <w:szCs w:val="20"/>
-                <w:lang w:val="en-GB"/>
-              </w:rPr>
               <w:t>10</w:t>
             </w:r>
-            <w:proofErr w:type="spellEnd"/>
             <w:r>
               <w:rPr>
                 <w:rFonts w:ascii="Times New Roman" w:hAnsi="Times New Roman" w:cs="Times New Roman"/>
@@ -9037,45 +7349,14 @@
                 <w:color w:val="000000"/>
                 <w:lang w:val="en-GB"/>
               </w:rPr>
-              <w:t xml:space="preserve">CSI </w:t>
-            </w:r>
-            <w:proofErr w:type="spellStart"/>
-            <w:r>
-              <w:rPr>
-                <w:rFonts w:ascii="Calibri" w:hAnsi="Calibri" w:cs="DaunPenh"/>
-                <w:b/>
-                <w:bCs/>
-                <w:color w:val="000000"/>
-                <w:lang w:val="en-GB"/>
-              </w:rPr>
-              <w:t>41</w:t>
-            </w:r>
-            <w:proofErr w:type="gramStart"/>
-            <w:r>
-              <w:rPr>
-                <w:rFonts w:ascii="Calibri" w:hAnsi="Calibri" w:cs="DaunPenh"/>
-                <w:b/>
-                <w:bCs/>
-                <w:color w:val="000000"/>
-                <w:lang w:val="en-GB"/>
-              </w:rPr>
-              <w:t>m</w:t>
-            </w:r>
-            <w:proofErr w:type="spellEnd"/>
-            <w:r>
-              <w:rPr>
-                <w:rFonts w:ascii="Calibri" w:hAnsi="Calibri" w:cs="DaunPenh"/>
-                <w:lang w:val="en-GB"/>
-              </w:rPr>
-              <w:t xml:space="preserve"> :</w:t>
-            </w:r>
-            <w:proofErr w:type="gramEnd"/>
-            <w:r>
-              <w:rPr>
-                <w:rFonts w:ascii="Calibri" w:hAnsi="Calibri" w:cs="DaunPenh"/>
-                <w:lang w:val="en-GB"/>
-              </w:rPr>
-              <w:t xml:space="preserve"> RGB: </w:t>
+              <w:t>CSI 41m</w:t>
+            </w:r>
+            <w:r>
+              <w:rPr>
+                <w:rFonts w:ascii="Calibri" w:hAnsi="Calibri" w:cs="DaunPenh"/>
+                <w:lang w:val="en-GB"/>
+              </w:rPr>
+              <w:t xml:space="preserve"> : RGB: </w:t>
             </w:r>
             <w:r>
               <w:rPr>
@@ -9135,9 +7416,8 @@
                 <w:szCs w:val="20"/>
                 <w:lang w:val="en-GB"/>
               </w:rPr>
-              <w:t>[</w:t>
-            </w:r>
-            <w:proofErr w:type="spellStart"/>
+              <w:t>[0x1B1B</w:t>
+            </w:r>
             <w:r>
               <w:rPr>
                 <w:rFonts w:ascii="Times New Roman" w:hAnsi="Times New Roman" w:cs="Times New Roman"/>
@@ -9145,18 +7425,8 @@
                 <w:szCs w:val="20"/>
                 <w:lang w:val="en-GB"/>
               </w:rPr>
-              <w:t>0x1B1B</w:t>
-            </w:r>
-            <w:r>
-              <w:rPr>
-                <w:rFonts w:ascii="Times New Roman" w:hAnsi="Times New Roman" w:cs="Times New Roman"/>
-                <w:sz w:val="20"/>
-                <w:szCs w:val="20"/>
-                <w:lang w:val="en-GB"/>
-              </w:rPr>
               <w:t>11</w:t>
             </w:r>
-            <w:proofErr w:type="spellEnd"/>
             <w:r>
               <w:rPr>
                 <w:rFonts w:ascii="Times New Roman" w:hAnsi="Times New Roman" w:cs="Times New Roman"/>
@@ -9189,45 +7459,14 @@
                 <w:color w:val="000000"/>
                 <w:lang w:val="en-GB"/>
               </w:rPr>
-              <w:t xml:space="preserve">CSI </w:t>
-            </w:r>
-            <w:proofErr w:type="spellStart"/>
-            <w:r>
-              <w:rPr>
-                <w:rFonts w:ascii="Calibri" w:hAnsi="Calibri" w:cs="DaunPenh"/>
-                <w:b/>
-                <w:bCs/>
-                <w:color w:val="000000"/>
-                <w:lang w:val="en-GB"/>
-              </w:rPr>
-              <w:t>42</w:t>
-            </w:r>
-            <w:proofErr w:type="gramStart"/>
-            <w:r>
-              <w:rPr>
-                <w:rFonts w:ascii="Calibri" w:hAnsi="Calibri" w:cs="DaunPenh"/>
-                <w:b/>
-                <w:bCs/>
-                <w:color w:val="000000"/>
-                <w:lang w:val="en-GB"/>
-              </w:rPr>
-              <w:t>m</w:t>
-            </w:r>
-            <w:proofErr w:type="spellEnd"/>
-            <w:r>
-              <w:rPr>
-                <w:rFonts w:ascii="Calibri" w:hAnsi="Calibri" w:cs="DaunPenh"/>
-                <w:lang w:val="en-GB"/>
-              </w:rPr>
-              <w:t xml:space="preserve"> :</w:t>
-            </w:r>
-            <w:proofErr w:type="gramEnd"/>
-            <w:r>
-              <w:rPr>
-                <w:rFonts w:ascii="Calibri" w:hAnsi="Calibri" w:cs="DaunPenh"/>
-                <w:lang w:val="en-GB"/>
-              </w:rPr>
-              <w:t xml:space="preserve"> RGB: </w:t>
+              <w:t>CSI 42m</w:t>
+            </w:r>
+            <w:r>
+              <w:rPr>
+                <w:rFonts w:ascii="Calibri" w:hAnsi="Calibri" w:cs="DaunPenh"/>
+                <w:lang w:val="en-GB"/>
+              </w:rPr>
+              <w:t xml:space="preserve"> : RGB: </w:t>
             </w:r>
             <w:r>
               <w:rPr>
@@ -9287,9 +7526,8 @@
                 <w:szCs w:val="20"/>
                 <w:lang w:val="en-GB"/>
               </w:rPr>
-              <w:t>[</w:t>
-            </w:r>
-            <w:proofErr w:type="spellStart"/>
+              <w:t>[0x1B1B</w:t>
+            </w:r>
             <w:r>
               <w:rPr>
                 <w:rFonts w:ascii="Times New Roman" w:hAnsi="Times New Roman" w:cs="Times New Roman"/>
@@ -9297,18 +7535,8 @@
                 <w:szCs w:val="20"/>
                 <w:lang w:val="en-GB"/>
               </w:rPr>
-              <w:t>0x1B1B</w:t>
-            </w:r>
-            <w:r>
-              <w:rPr>
-                <w:rFonts w:ascii="Times New Roman" w:hAnsi="Times New Roman" w:cs="Times New Roman"/>
-                <w:sz w:val="20"/>
-                <w:szCs w:val="20"/>
-                <w:lang w:val="en-GB"/>
-              </w:rPr>
               <w:t>12</w:t>
             </w:r>
-            <w:proofErr w:type="spellEnd"/>
             <w:r>
               <w:rPr>
                 <w:rFonts w:ascii="Times New Roman" w:hAnsi="Times New Roman" w:cs="Times New Roman"/>
@@ -9341,45 +7569,14 @@
                 <w:color w:val="000000"/>
                 <w:lang w:val="en-GB"/>
               </w:rPr>
-              <w:t xml:space="preserve">CSI </w:t>
-            </w:r>
-            <w:proofErr w:type="spellStart"/>
-            <w:r>
-              <w:rPr>
-                <w:rFonts w:ascii="Calibri" w:hAnsi="Calibri" w:cs="DaunPenh"/>
-                <w:b/>
-                <w:bCs/>
-                <w:color w:val="000000"/>
-                <w:lang w:val="en-GB"/>
-              </w:rPr>
-              <w:t>43</w:t>
-            </w:r>
-            <w:proofErr w:type="gramStart"/>
-            <w:r>
-              <w:rPr>
-                <w:rFonts w:ascii="Calibri" w:hAnsi="Calibri" w:cs="DaunPenh"/>
-                <w:b/>
-                <w:bCs/>
-                <w:color w:val="000000"/>
-                <w:lang w:val="en-GB"/>
-              </w:rPr>
-              <w:t>m</w:t>
-            </w:r>
-            <w:proofErr w:type="spellEnd"/>
-            <w:r>
-              <w:rPr>
-                <w:rFonts w:ascii="Calibri" w:hAnsi="Calibri" w:cs="DaunPenh"/>
-                <w:lang w:val="en-GB"/>
-              </w:rPr>
-              <w:t xml:space="preserve"> :</w:t>
-            </w:r>
-            <w:proofErr w:type="gramEnd"/>
-            <w:r>
-              <w:rPr>
-                <w:rFonts w:ascii="Calibri" w:hAnsi="Calibri" w:cs="DaunPenh"/>
-                <w:lang w:val="en-GB"/>
-              </w:rPr>
-              <w:t xml:space="preserve"> RGB: </w:t>
+              <w:t>CSI 43m</w:t>
+            </w:r>
+            <w:r>
+              <w:rPr>
+                <w:rFonts w:ascii="Calibri" w:hAnsi="Calibri" w:cs="DaunPenh"/>
+                <w:lang w:val="en-GB"/>
+              </w:rPr>
+              <w:t xml:space="preserve"> : RGB: </w:t>
             </w:r>
             <w:r>
               <w:rPr>
@@ -9439,9 +7636,8 @@
                 <w:szCs w:val="20"/>
                 <w:lang w:val="en-GB"/>
               </w:rPr>
-              <w:t>[</w:t>
-            </w:r>
-            <w:proofErr w:type="spellStart"/>
+              <w:t>[0x1B1B</w:t>
+            </w:r>
             <w:r>
               <w:rPr>
                 <w:rFonts w:ascii="Times New Roman" w:hAnsi="Times New Roman" w:cs="Times New Roman"/>
@@ -9449,18 +7645,8 @@
                 <w:szCs w:val="20"/>
                 <w:lang w:val="en-GB"/>
               </w:rPr>
-              <w:t>0x1B1B</w:t>
-            </w:r>
-            <w:r>
-              <w:rPr>
-                <w:rFonts w:ascii="Times New Roman" w:hAnsi="Times New Roman" w:cs="Times New Roman"/>
-                <w:sz w:val="20"/>
-                <w:szCs w:val="20"/>
-                <w:lang w:val="en-GB"/>
-              </w:rPr>
               <w:t>13</w:t>
             </w:r>
-            <w:proofErr w:type="spellEnd"/>
             <w:r>
               <w:rPr>
                 <w:rFonts w:ascii="Times New Roman" w:hAnsi="Times New Roman" w:cs="Times New Roman"/>
@@ -9493,45 +7679,14 @@
                 <w:color w:val="000000"/>
                 <w:lang w:val="en-GB"/>
               </w:rPr>
-              <w:t xml:space="preserve">CSI </w:t>
-            </w:r>
-            <w:proofErr w:type="spellStart"/>
-            <w:r>
-              <w:rPr>
-                <w:rFonts w:ascii="Calibri" w:hAnsi="Calibri" w:cs="DaunPenh"/>
-                <w:b/>
-                <w:bCs/>
-                <w:color w:val="000000"/>
-                <w:lang w:val="en-GB"/>
-              </w:rPr>
-              <w:t>44</w:t>
-            </w:r>
-            <w:proofErr w:type="gramStart"/>
-            <w:r>
-              <w:rPr>
-                <w:rFonts w:ascii="Calibri" w:hAnsi="Calibri" w:cs="DaunPenh"/>
-                <w:b/>
-                <w:bCs/>
-                <w:color w:val="000000"/>
-                <w:lang w:val="en-GB"/>
-              </w:rPr>
-              <w:t>m</w:t>
-            </w:r>
-            <w:proofErr w:type="spellEnd"/>
-            <w:r>
-              <w:rPr>
-                <w:rFonts w:ascii="Calibri" w:hAnsi="Calibri" w:cs="DaunPenh"/>
-                <w:lang w:val="en-GB"/>
-              </w:rPr>
-              <w:t xml:space="preserve"> :</w:t>
-            </w:r>
-            <w:proofErr w:type="gramEnd"/>
-            <w:r>
-              <w:rPr>
-                <w:rFonts w:ascii="Calibri" w:hAnsi="Calibri" w:cs="DaunPenh"/>
-                <w:lang w:val="en-GB"/>
-              </w:rPr>
-              <w:t xml:space="preserve"> RGB: </w:t>
+              <w:t>CSI 44m</w:t>
+            </w:r>
+            <w:r>
+              <w:rPr>
+                <w:rFonts w:ascii="Calibri" w:hAnsi="Calibri" w:cs="DaunPenh"/>
+                <w:lang w:val="en-GB"/>
+              </w:rPr>
+              <w:t xml:space="preserve"> : RGB: </w:t>
             </w:r>
             <w:r>
               <w:rPr>
@@ -9591,9 +7746,8 @@
                 <w:szCs w:val="20"/>
                 <w:lang w:val="en-GB"/>
               </w:rPr>
-              <w:t>[</w:t>
-            </w:r>
-            <w:proofErr w:type="spellStart"/>
+              <w:t>[0x1B1B</w:t>
+            </w:r>
             <w:r>
               <w:rPr>
                 <w:rFonts w:ascii="Times New Roman" w:hAnsi="Times New Roman" w:cs="Times New Roman"/>
@@ -9601,18 +7755,8 @@
                 <w:szCs w:val="20"/>
                 <w:lang w:val="en-GB"/>
               </w:rPr>
-              <w:t>0x1B1B</w:t>
-            </w:r>
-            <w:r>
-              <w:rPr>
-                <w:rFonts w:ascii="Times New Roman" w:hAnsi="Times New Roman" w:cs="Times New Roman"/>
-                <w:sz w:val="20"/>
-                <w:szCs w:val="20"/>
-                <w:lang w:val="en-GB"/>
-              </w:rPr>
               <w:t>14</w:t>
             </w:r>
-            <w:proofErr w:type="spellEnd"/>
             <w:r>
               <w:rPr>
                 <w:rFonts w:ascii="Times New Roman" w:hAnsi="Times New Roman" w:cs="Times New Roman"/>
@@ -9645,45 +7789,14 @@
                 <w:color w:val="000000"/>
                 <w:lang w:val="en-GB"/>
               </w:rPr>
-              <w:t xml:space="preserve">CSI </w:t>
-            </w:r>
-            <w:proofErr w:type="spellStart"/>
-            <w:r>
-              <w:rPr>
-                <w:rFonts w:ascii="Calibri" w:hAnsi="Calibri" w:cs="DaunPenh"/>
-                <w:b/>
-                <w:bCs/>
-                <w:color w:val="000000"/>
-                <w:lang w:val="en-GB"/>
-              </w:rPr>
-              <w:t>45</w:t>
-            </w:r>
-            <w:proofErr w:type="gramStart"/>
-            <w:r>
-              <w:rPr>
-                <w:rFonts w:ascii="Calibri" w:hAnsi="Calibri" w:cs="DaunPenh"/>
-                <w:b/>
-                <w:bCs/>
-                <w:color w:val="000000"/>
-                <w:lang w:val="en-GB"/>
-              </w:rPr>
-              <w:t>m</w:t>
-            </w:r>
-            <w:proofErr w:type="spellEnd"/>
-            <w:r>
-              <w:rPr>
-                <w:rFonts w:ascii="Calibri" w:hAnsi="Calibri" w:cs="DaunPenh"/>
-                <w:lang w:val="en-GB"/>
-              </w:rPr>
-              <w:t xml:space="preserve"> :</w:t>
-            </w:r>
-            <w:proofErr w:type="gramEnd"/>
-            <w:r>
-              <w:rPr>
-                <w:rFonts w:ascii="Calibri" w:hAnsi="Calibri" w:cs="DaunPenh"/>
-                <w:lang w:val="en-GB"/>
-              </w:rPr>
-              <w:t xml:space="preserve"> RGB: </w:t>
+              <w:t>CSI 45m</w:t>
+            </w:r>
+            <w:r>
+              <w:rPr>
+                <w:rFonts w:ascii="Calibri" w:hAnsi="Calibri" w:cs="DaunPenh"/>
+                <w:lang w:val="en-GB"/>
+              </w:rPr>
+              <w:t xml:space="preserve"> : RGB: </w:t>
             </w:r>
             <w:r>
               <w:rPr>
@@ -9743,9 +7856,8 @@
                 <w:szCs w:val="20"/>
                 <w:lang w:val="en-GB"/>
               </w:rPr>
-              <w:t>[</w:t>
-            </w:r>
-            <w:proofErr w:type="spellStart"/>
+              <w:t>[0x1B1B</w:t>
+            </w:r>
             <w:r>
               <w:rPr>
                 <w:rFonts w:ascii="Times New Roman" w:hAnsi="Times New Roman" w:cs="Times New Roman"/>
@@ -9753,18 +7865,8 @@
                 <w:szCs w:val="20"/>
                 <w:lang w:val="en-GB"/>
               </w:rPr>
-              <w:t>0x1B1B</w:t>
-            </w:r>
-            <w:r>
-              <w:rPr>
-                <w:rFonts w:ascii="Times New Roman" w:hAnsi="Times New Roman" w:cs="Times New Roman"/>
-                <w:sz w:val="20"/>
-                <w:szCs w:val="20"/>
-                <w:lang w:val="en-GB"/>
-              </w:rPr>
               <w:t>15</w:t>
             </w:r>
-            <w:proofErr w:type="spellEnd"/>
             <w:r>
               <w:rPr>
                 <w:rFonts w:ascii="Times New Roman" w:hAnsi="Times New Roman" w:cs="Times New Roman"/>
@@ -9797,45 +7899,14 @@
                 <w:color w:val="000000"/>
                 <w:lang w:val="en-GB"/>
               </w:rPr>
-              <w:t xml:space="preserve">CSI </w:t>
-            </w:r>
-            <w:proofErr w:type="spellStart"/>
-            <w:r>
-              <w:rPr>
-                <w:rFonts w:ascii="Calibri" w:hAnsi="Calibri" w:cs="DaunPenh"/>
-                <w:b/>
-                <w:bCs/>
-                <w:color w:val="000000"/>
-                <w:lang w:val="en-GB"/>
-              </w:rPr>
-              <w:t>46</w:t>
-            </w:r>
-            <w:proofErr w:type="gramStart"/>
-            <w:r>
-              <w:rPr>
-                <w:rFonts w:ascii="Calibri" w:hAnsi="Calibri" w:cs="DaunPenh"/>
-                <w:b/>
-                <w:bCs/>
-                <w:color w:val="000000"/>
-                <w:lang w:val="en-GB"/>
-              </w:rPr>
-              <w:t>m</w:t>
-            </w:r>
-            <w:proofErr w:type="spellEnd"/>
-            <w:r>
-              <w:rPr>
-                <w:rFonts w:ascii="Calibri" w:hAnsi="Calibri" w:cs="DaunPenh"/>
-                <w:lang w:val="en-GB"/>
-              </w:rPr>
-              <w:t xml:space="preserve"> :</w:t>
-            </w:r>
-            <w:proofErr w:type="gramEnd"/>
-            <w:r>
-              <w:rPr>
-                <w:rFonts w:ascii="Calibri" w:hAnsi="Calibri" w:cs="DaunPenh"/>
-                <w:lang w:val="en-GB"/>
-              </w:rPr>
-              <w:t xml:space="preserve"> RGB: </w:t>
+              <w:t>CSI 46m</w:t>
+            </w:r>
+            <w:r>
+              <w:rPr>
+                <w:rFonts w:ascii="Calibri" w:hAnsi="Calibri" w:cs="DaunPenh"/>
+                <w:lang w:val="en-GB"/>
+              </w:rPr>
+              <w:t xml:space="preserve"> : RGB: </w:t>
             </w:r>
             <w:r>
               <w:rPr>
@@ -9895,9 +7966,8 @@
                 <w:szCs w:val="20"/>
                 <w:lang w:val="en-GB"/>
               </w:rPr>
-              <w:t>[</w:t>
-            </w:r>
-            <w:proofErr w:type="spellStart"/>
+              <w:t>[0x1B1B</w:t>
+            </w:r>
             <w:r>
               <w:rPr>
                 <w:rFonts w:ascii="Times New Roman" w:hAnsi="Times New Roman" w:cs="Times New Roman"/>
@@ -9905,18 +7975,8 @@
                 <w:szCs w:val="20"/>
                 <w:lang w:val="en-GB"/>
               </w:rPr>
-              <w:t>0x1B1B</w:t>
-            </w:r>
-            <w:r>
-              <w:rPr>
-                <w:rFonts w:ascii="Times New Roman" w:hAnsi="Times New Roman" w:cs="Times New Roman"/>
-                <w:sz w:val="20"/>
-                <w:szCs w:val="20"/>
-                <w:lang w:val="en-GB"/>
-              </w:rPr>
               <w:t>16</w:t>
             </w:r>
-            <w:proofErr w:type="spellEnd"/>
             <w:r>
               <w:rPr>
                 <w:rFonts w:ascii="Times New Roman" w:hAnsi="Times New Roman" w:cs="Times New Roman"/>
@@ -9949,45 +8009,14 @@
                 <w:color w:val="000000"/>
                 <w:lang w:val="en-GB"/>
               </w:rPr>
-              <w:t xml:space="preserve">CSI </w:t>
-            </w:r>
-            <w:proofErr w:type="spellStart"/>
-            <w:r>
-              <w:rPr>
-                <w:rFonts w:ascii="Calibri" w:hAnsi="Calibri" w:cs="DaunPenh"/>
-                <w:b/>
-                <w:bCs/>
-                <w:color w:val="000000"/>
-                <w:lang w:val="en-GB"/>
-              </w:rPr>
-              <w:t>47</w:t>
-            </w:r>
-            <w:proofErr w:type="gramStart"/>
-            <w:r>
-              <w:rPr>
-                <w:rFonts w:ascii="Calibri" w:hAnsi="Calibri" w:cs="DaunPenh"/>
-                <w:b/>
-                <w:bCs/>
-                <w:color w:val="000000"/>
-                <w:lang w:val="en-GB"/>
-              </w:rPr>
-              <w:t>m</w:t>
-            </w:r>
-            <w:proofErr w:type="spellEnd"/>
-            <w:r>
-              <w:rPr>
-                <w:rFonts w:ascii="Calibri" w:hAnsi="Calibri" w:cs="DaunPenh"/>
-                <w:lang w:val="en-GB"/>
-              </w:rPr>
-              <w:t xml:space="preserve"> :</w:t>
-            </w:r>
-            <w:proofErr w:type="gramEnd"/>
-            <w:r>
-              <w:rPr>
-                <w:rFonts w:ascii="Calibri" w:hAnsi="Calibri" w:cs="DaunPenh"/>
-                <w:lang w:val="en-GB"/>
-              </w:rPr>
-              <w:t xml:space="preserve"> RGB: </w:t>
+              <w:t>CSI 47m</w:t>
+            </w:r>
+            <w:r>
+              <w:rPr>
+                <w:rFonts w:ascii="Calibri" w:hAnsi="Calibri" w:cs="DaunPenh"/>
+                <w:lang w:val="en-GB"/>
+              </w:rPr>
+              <w:t xml:space="preserve"> : RGB: </w:t>
             </w:r>
             <w:r>
               <w:rPr>
@@ -10039,9 +8068,8 @@
                 <w:szCs w:val="20"/>
                 <w:lang w:val="en-GB"/>
               </w:rPr>
-              <w:t>[</w:t>
-            </w:r>
-            <w:proofErr w:type="spellStart"/>
+              <w:t>[0x1B1B</w:t>
+            </w:r>
             <w:r>
               <w:rPr>
                 <w:rFonts w:ascii="Times New Roman" w:hAnsi="Times New Roman" w:cs="Times New Roman"/>
@@ -10049,18 +8077,8 @@
                 <w:szCs w:val="20"/>
                 <w:lang w:val="en-GB"/>
               </w:rPr>
-              <w:t>0x1B1B</w:t>
-            </w:r>
-            <w:r>
-              <w:rPr>
-                <w:rFonts w:ascii="Times New Roman" w:hAnsi="Times New Roman" w:cs="Times New Roman"/>
-                <w:sz w:val="20"/>
-                <w:szCs w:val="20"/>
-                <w:lang w:val="en-GB"/>
-              </w:rPr>
               <w:t>17</w:t>
             </w:r>
-            <w:proofErr w:type="spellEnd"/>
             <w:r>
               <w:rPr>
                 <w:rFonts w:ascii="Times New Roman" w:hAnsi="Times New Roman" w:cs="Times New Roman"/>
@@ -10094,29 +8112,8 @@
                 <w:color w:val="000000"/>
                 <w:lang w:val="en-GB"/>
               </w:rPr>
-              <w:t xml:space="preserve">CSI </w:t>
-            </w:r>
-            <w:proofErr w:type="spellStart"/>
-            <w:r>
-              <w:rPr>
-                <w:rFonts w:ascii="Calibri" w:hAnsi="Calibri" w:cs="DaunPenh"/>
-                <w:b/>
-                <w:color w:val="000000"/>
-                <w:lang w:val="en-GB"/>
-              </w:rPr>
-              <w:t>49</w:t>
-            </w:r>
-            <w:proofErr w:type="gramStart"/>
-            <w:r>
-              <w:rPr>
-                <w:rFonts w:ascii="Calibri" w:hAnsi="Calibri" w:cs="DaunPenh"/>
-                <w:b/>
-                <w:color w:val="000000"/>
-                <w:lang w:val="en-GB"/>
-              </w:rPr>
-              <w:t>m</w:t>
-            </w:r>
-            <w:proofErr w:type="spellEnd"/>
+              <w:t>CSI 49m</w:t>
+            </w:r>
             <w:r>
               <w:rPr>
                 <w:rFonts w:ascii="Calibri" w:hAnsi="Calibri" w:cs="DaunPenh"/>
@@ -10133,17 +8130,7 @@
                 <w:color w:val="000000"/>
                 <w:lang w:val="en-GB"/>
               </w:rPr>
-              <w:t>:</w:t>
-            </w:r>
-            <w:proofErr w:type="gramEnd"/>
-            <w:r>
-              <w:rPr>
-                <w:rFonts w:ascii="Calibri" w:hAnsi="Calibri" w:cs="DaunPenh"/>
-                <w:bCs/>
-                <w:color w:val="000000"/>
-                <w:lang w:val="en-GB"/>
-              </w:rPr>
-              <w:t xml:space="preserve"> </w:t>
+              <w:t xml:space="preserve">: </w:t>
             </w:r>
             <w:r>
               <w:rPr>
@@ -10205,9 +8192,8 @@
                 <w:szCs w:val="20"/>
                 <w:lang w:val="en-GB"/>
               </w:rPr>
-              <w:t>[</w:t>
-            </w:r>
-            <w:proofErr w:type="spellStart"/>
+              <w:t>[0x1B1B</w:t>
+            </w:r>
             <w:r>
               <w:rPr>
                 <w:rFonts w:ascii="Times New Roman" w:hAnsi="Times New Roman" w:cs="Times New Roman"/>
@@ -10215,18 +8201,8 @@
                 <w:szCs w:val="20"/>
                 <w:lang w:val="en-GB"/>
               </w:rPr>
-              <w:t>0x1B1B</w:t>
-            </w:r>
-            <w:r>
-              <w:rPr>
-                <w:rFonts w:ascii="Times New Roman" w:hAnsi="Times New Roman" w:cs="Times New Roman"/>
-                <w:sz w:val="20"/>
-                <w:szCs w:val="20"/>
-                <w:lang w:val="en-GB"/>
-              </w:rPr>
               <w:t>18</w:t>
             </w:r>
-            <w:proofErr w:type="spellEnd"/>
             <w:r>
               <w:rPr>
                 <w:rFonts w:ascii="Times New Roman" w:hAnsi="Times New Roman" w:cs="Times New Roman"/>
@@ -10259,45 +8235,14 @@
                 <w:color w:val="000000"/>
                 <w:lang w:val="en-GB"/>
               </w:rPr>
-              <w:t xml:space="preserve">CSI </w:t>
-            </w:r>
-            <w:proofErr w:type="spellStart"/>
-            <w:r>
-              <w:rPr>
-                <w:rFonts w:ascii="Calibri" w:hAnsi="Calibri" w:cs="DaunPenh"/>
-                <w:b/>
-                <w:bCs/>
-                <w:color w:val="000000"/>
-                <w:lang w:val="en-GB"/>
-              </w:rPr>
-              <w:t>100</w:t>
-            </w:r>
-            <w:proofErr w:type="gramStart"/>
-            <w:r>
-              <w:rPr>
-                <w:rFonts w:ascii="Calibri" w:hAnsi="Calibri" w:cs="DaunPenh"/>
-                <w:b/>
-                <w:bCs/>
-                <w:color w:val="000000"/>
-                <w:lang w:val="en-GB"/>
-              </w:rPr>
-              <w:t>m</w:t>
-            </w:r>
-            <w:proofErr w:type="spellEnd"/>
-            <w:r>
-              <w:rPr>
-                <w:rFonts w:ascii="Calibri" w:hAnsi="Calibri" w:cs="DaunPenh"/>
-                <w:lang w:val="en-GB"/>
-              </w:rPr>
-              <w:t xml:space="preserve"> :</w:t>
-            </w:r>
-            <w:proofErr w:type="gramEnd"/>
-            <w:r>
-              <w:rPr>
-                <w:rFonts w:ascii="Calibri" w:hAnsi="Calibri" w:cs="DaunPenh"/>
-                <w:lang w:val="en-GB"/>
-              </w:rPr>
-              <w:t xml:space="preserve"> RGB: </w:t>
+              <w:t>CSI 100m</w:t>
+            </w:r>
+            <w:r>
+              <w:rPr>
+                <w:rFonts w:ascii="Calibri" w:hAnsi="Calibri" w:cs="DaunPenh"/>
+                <w:lang w:val="en-GB"/>
+              </w:rPr>
+              <w:t xml:space="preserve"> : RGB: </w:t>
             </w:r>
             <w:r>
               <w:rPr>
@@ -10357,9 +8302,8 @@
                 <w:szCs w:val="20"/>
                 <w:lang w:val="en-GB"/>
               </w:rPr>
-              <w:t>[</w:t>
-            </w:r>
-            <w:proofErr w:type="spellStart"/>
+              <w:t>[0x1B1B</w:t>
+            </w:r>
             <w:r>
               <w:rPr>
                 <w:rFonts w:ascii="Times New Roman" w:hAnsi="Times New Roman" w:cs="Times New Roman"/>
@@ -10367,18 +8311,8 @@
                 <w:szCs w:val="20"/>
                 <w:lang w:val="en-GB"/>
               </w:rPr>
-              <w:t>0x1B1B</w:t>
-            </w:r>
-            <w:r>
-              <w:rPr>
-                <w:rFonts w:ascii="Times New Roman" w:hAnsi="Times New Roman" w:cs="Times New Roman"/>
-                <w:sz w:val="20"/>
-                <w:szCs w:val="20"/>
-                <w:lang w:val="en-GB"/>
-              </w:rPr>
               <w:t>19</w:t>
             </w:r>
-            <w:proofErr w:type="spellEnd"/>
             <w:r>
               <w:rPr>
                 <w:rFonts w:ascii="Times New Roman" w:hAnsi="Times New Roman" w:cs="Times New Roman"/>
@@ -10411,45 +8345,14 @@
                 <w:color w:val="000000"/>
                 <w:lang w:val="en-GB"/>
               </w:rPr>
-              <w:t xml:space="preserve">CSI </w:t>
-            </w:r>
-            <w:proofErr w:type="spellStart"/>
-            <w:r>
-              <w:rPr>
-                <w:rFonts w:ascii="Calibri" w:hAnsi="Calibri" w:cs="DaunPenh"/>
-                <w:b/>
-                <w:bCs/>
-                <w:color w:val="000000"/>
-                <w:lang w:val="en-GB"/>
-              </w:rPr>
-              <w:t>101</w:t>
-            </w:r>
-            <w:proofErr w:type="gramStart"/>
-            <w:r>
-              <w:rPr>
-                <w:rFonts w:ascii="Calibri" w:hAnsi="Calibri" w:cs="DaunPenh"/>
-                <w:b/>
-                <w:bCs/>
-                <w:color w:val="000000"/>
-                <w:lang w:val="en-GB"/>
-              </w:rPr>
-              <w:t>m</w:t>
-            </w:r>
-            <w:proofErr w:type="spellEnd"/>
-            <w:r>
-              <w:rPr>
-                <w:rFonts w:ascii="Calibri" w:hAnsi="Calibri" w:cs="DaunPenh"/>
-                <w:lang w:val="en-GB"/>
-              </w:rPr>
-              <w:t xml:space="preserve"> :</w:t>
-            </w:r>
-            <w:proofErr w:type="gramEnd"/>
-            <w:r>
-              <w:rPr>
-                <w:rFonts w:ascii="Calibri" w:hAnsi="Calibri" w:cs="DaunPenh"/>
-                <w:lang w:val="en-GB"/>
-              </w:rPr>
-              <w:t xml:space="preserve"> RGB: </w:t>
+              <w:t>CSI 101m</w:t>
+            </w:r>
+            <w:r>
+              <w:rPr>
+                <w:rFonts w:ascii="Calibri" w:hAnsi="Calibri" w:cs="DaunPenh"/>
+                <w:lang w:val="en-GB"/>
+              </w:rPr>
+              <w:t xml:space="preserve"> : RGB: </w:t>
             </w:r>
             <w:r>
               <w:rPr>
@@ -10532,45 +8435,14 @@
                 <w:color w:val="000000"/>
                 <w:lang w:val="en-GB"/>
               </w:rPr>
-              <w:t xml:space="preserve">CSI </w:t>
-            </w:r>
-            <w:proofErr w:type="spellStart"/>
-            <w:r>
-              <w:rPr>
-                <w:rFonts w:ascii="Calibri" w:hAnsi="Calibri" w:cs="DaunPenh"/>
-                <w:b/>
-                <w:bCs/>
-                <w:color w:val="000000"/>
-                <w:lang w:val="en-GB"/>
-              </w:rPr>
-              <w:t>102</w:t>
-            </w:r>
-            <w:proofErr w:type="gramStart"/>
-            <w:r>
-              <w:rPr>
-                <w:rFonts w:ascii="Calibri" w:hAnsi="Calibri" w:cs="DaunPenh"/>
-                <w:b/>
-                <w:bCs/>
-                <w:color w:val="000000"/>
-                <w:lang w:val="en-GB"/>
-              </w:rPr>
-              <w:t>m</w:t>
-            </w:r>
-            <w:proofErr w:type="spellEnd"/>
-            <w:r>
-              <w:rPr>
-                <w:rFonts w:ascii="Calibri" w:hAnsi="Calibri" w:cs="DaunPenh"/>
-                <w:lang w:val="en-GB"/>
-              </w:rPr>
-              <w:t xml:space="preserve"> :</w:t>
-            </w:r>
-            <w:proofErr w:type="gramEnd"/>
-            <w:r>
-              <w:rPr>
-                <w:rFonts w:ascii="Calibri" w:hAnsi="Calibri" w:cs="DaunPenh"/>
-                <w:lang w:val="en-GB"/>
-              </w:rPr>
-              <w:t xml:space="preserve"> RGB: </w:t>
+              <w:t>CSI 102m</w:t>
+            </w:r>
+            <w:r>
+              <w:rPr>
+                <w:rFonts w:ascii="Calibri" w:hAnsi="Calibri" w:cs="DaunPenh"/>
+                <w:lang w:val="en-GB"/>
+              </w:rPr>
+              <w:t xml:space="preserve"> : RGB: </w:t>
             </w:r>
             <w:r>
               <w:rPr>
@@ -10653,45 +8525,14 @@
                 <w:color w:val="000000"/>
                 <w:lang w:val="en-GB"/>
               </w:rPr>
-              <w:t xml:space="preserve">CSI </w:t>
-            </w:r>
-            <w:proofErr w:type="spellStart"/>
-            <w:r>
-              <w:rPr>
-                <w:rFonts w:ascii="Calibri" w:hAnsi="Calibri" w:cs="DaunPenh"/>
-                <w:b/>
-                <w:bCs/>
-                <w:color w:val="000000"/>
-                <w:lang w:val="en-GB"/>
-              </w:rPr>
-              <w:t>103</w:t>
-            </w:r>
-            <w:proofErr w:type="gramStart"/>
-            <w:r>
-              <w:rPr>
-                <w:rFonts w:ascii="Calibri" w:hAnsi="Calibri" w:cs="DaunPenh"/>
-                <w:b/>
-                <w:bCs/>
-                <w:color w:val="000000"/>
-                <w:lang w:val="en-GB"/>
-              </w:rPr>
-              <w:t>m</w:t>
-            </w:r>
-            <w:proofErr w:type="spellEnd"/>
-            <w:r>
-              <w:rPr>
-                <w:rFonts w:ascii="Calibri" w:hAnsi="Calibri" w:cs="DaunPenh"/>
-                <w:lang w:val="en-GB"/>
-              </w:rPr>
-              <w:t xml:space="preserve"> :</w:t>
-            </w:r>
-            <w:proofErr w:type="gramEnd"/>
-            <w:r>
-              <w:rPr>
-                <w:rFonts w:ascii="Calibri" w:hAnsi="Calibri" w:cs="DaunPenh"/>
-                <w:lang w:val="en-GB"/>
-              </w:rPr>
-              <w:t xml:space="preserve"> RGB: </w:t>
+              <w:t>CSI 103m</w:t>
+            </w:r>
+            <w:r>
+              <w:rPr>
+                <w:rFonts w:ascii="Calibri" w:hAnsi="Calibri" w:cs="DaunPenh"/>
+                <w:lang w:val="en-GB"/>
+              </w:rPr>
+              <w:t xml:space="preserve"> : RGB: </w:t>
             </w:r>
             <w:r>
               <w:rPr>
@@ -10782,45 +8623,14 @@
                 <w:color w:val="000000"/>
                 <w:lang w:val="en-GB"/>
               </w:rPr>
-              <w:t xml:space="preserve">CSI </w:t>
-            </w:r>
-            <w:proofErr w:type="spellStart"/>
-            <w:r>
-              <w:rPr>
-                <w:rFonts w:ascii="Calibri" w:hAnsi="Calibri" w:cs="DaunPenh"/>
-                <w:b/>
-                <w:bCs/>
-                <w:color w:val="000000"/>
-                <w:lang w:val="en-GB"/>
-              </w:rPr>
-              <w:t>104</w:t>
-            </w:r>
-            <w:proofErr w:type="gramStart"/>
-            <w:r>
-              <w:rPr>
-                <w:rFonts w:ascii="Calibri" w:hAnsi="Calibri" w:cs="DaunPenh"/>
-                <w:b/>
-                <w:bCs/>
-                <w:color w:val="000000"/>
-                <w:lang w:val="en-GB"/>
-              </w:rPr>
-              <w:t>m</w:t>
-            </w:r>
-            <w:proofErr w:type="spellEnd"/>
-            <w:r>
-              <w:rPr>
-                <w:rFonts w:ascii="Calibri" w:hAnsi="Calibri" w:cs="DaunPenh"/>
-                <w:lang w:val="en-GB"/>
-              </w:rPr>
-              <w:t xml:space="preserve"> :</w:t>
-            </w:r>
-            <w:proofErr w:type="gramEnd"/>
-            <w:r>
-              <w:rPr>
-                <w:rFonts w:ascii="Calibri" w:hAnsi="Calibri" w:cs="DaunPenh"/>
-                <w:lang w:val="en-GB"/>
-              </w:rPr>
-              <w:t xml:space="preserve"> RGB: </w:t>
+              <w:t>CSI 104m</w:t>
+            </w:r>
+            <w:r>
+              <w:rPr>
+                <w:rFonts w:ascii="Calibri" w:hAnsi="Calibri" w:cs="DaunPenh"/>
+                <w:lang w:val="en-GB"/>
+              </w:rPr>
+              <w:t xml:space="preserve"> : RGB: </w:t>
             </w:r>
             <w:r>
               <w:rPr>
@@ -10880,9 +8690,8 @@
                 <w:szCs w:val="20"/>
                 <w:lang w:val="en-GB"/>
               </w:rPr>
-              <w:t>[</w:t>
-            </w:r>
-            <w:proofErr w:type="spellStart"/>
+              <w:t>[0x1B1B</w:t>
+            </w:r>
             <w:r>
               <w:rPr>
                 <w:rFonts w:ascii="Times New Roman" w:hAnsi="Times New Roman" w:cs="Times New Roman"/>
@@ -10890,7 +8699,7 @@
                 <w:szCs w:val="20"/>
                 <w:lang w:val="en-GB"/>
               </w:rPr>
-              <w:t>0x1B1B</w:t>
+              <w:t>1</w:t>
             </w:r>
             <w:r>
               <w:rPr>
@@ -10899,18 +8708,8 @@
                 <w:szCs w:val="20"/>
                 <w:lang w:val="en-GB"/>
               </w:rPr>
-              <w:t>1</w:t>
-            </w:r>
-            <w:r>
-              <w:rPr>
-                <w:rFonts w:ascii="Times New Roman" w:hAnsi="Times New Roman" w:cs="Times New Roman"/>
-                <w:sz w:val="20"/>
-                <w:szCs w:val="20"/>
-                <w:lang w:val="en-GB"/>
-              </w:rPr>
               <w:t>A</w:t>
             </w:r>
-            <w:proofErr w:type="spellEnd"/>
             <w:r>
               <w:rPr>
                 <w:rFonts w:ascii="Times New Roman" w:hAnsi="Times New Roman" w:cs="Times New Roman"/>
@@ -10943,45 +8742,14 @@
                 <w:color w:val="000000"/>
                 <w:lang w:val="en-GB"/>
               </w:rPr>
-              <w:t xml:space="preserve">CSI </w:t>
-            </w:r>
-            <w:proofErr w:type="spellStart"/>
-            <w:r>
-              <w:rPr>
-                <w:rFonts w:ascii="Calibri" w:hAnsi="Calibri" w:cs="DaunPenh"/>
-                <w:b/>
-                <w:bCs/>
-                <w:color w:val="000000"/>
-                <w:lang w:val="en-GB"/>
-              </w:rPr>
-              <w:t>105</w:t>
-            </w:r>
-            <w:proofErr w:type="gramStart"/>
-            <w:r>
-              <w:rPr>
-                <w:rFonts w:ascii="Calibri" w:hAnsi="Calibri" w:cs="DaunPenh"/>
-                <w:b/>
-                <w:bCs/>
-                <w:color w:val="000000"/>
-                <w:lang w:val="en-GB"/>
-              </w:rPr>
-              <w:t>m</w:t>
-            </w:r>
-            <w:proofErr w:type="spellEnd"/>
-            <w:r>
-              <w:rPr>
-                <w:rFonts w:ascii="Calibri" w:hAnsi="Calibri" w:cs="DaunPenh"/>
-                <w:lang w:val="en-GB"/>
-              </w:rPr>
-              <w:t xml:space="preserve"> :</w:t>
-            </w:r>
-            <w:proofErr w:type="gramEnd"/>
-            <w:r>
-              <w:rPr>
-                <w:rFonts w:ascii="Calibri" w:hAnsi="Calibri" w:cs="DaunPenh"/>
-                <w:lang w:val="en-GB"/>
-              </w:rPr>
-              <w:t xml:space="preserve"> RGB: </w:t>
+              <w:t>CSI 105m</w:t>
+            </w:r>
+            <w:r>
+              <w:rPr>
+                <w:rFonts w:ascii="Calibri" w:hAnsi="Calibri" w:cs="DaunPenh"/>
+                <w:lang w:val="en-GB"/>
+              </w:rPr>
+              <w:t xml:space="preserve"> : RGB: </w:t>
             </w:r>
             <w:r>
               <w:rPr>
@@ -11064,45 +8832,14 @@
                 <w:color w:val="000000"/>
                 <w:lang w:val="en-GB"/>
               </w:rPr>
-              <w:t xml:space="preserve">CSI </w:t>
-            </w:r>
-            <w:proofErr w:type="spellStart"/>
-            <w:r>
-              <w:rPr>
-                <w:rFonts w:ascii="Calibri" w:hAnsi="Calibri" w:cs="DaunPenh"/>
-                <w:b/>
-                <w:bCs/>
-                <w:color w:val="000000"/>
-                <w:lang w:val="en-GB"/>
-              </w:rPr>
-              <w:t>106</w:t>
-            </w:r>
-            <w:proofErr w:type="gramStart"/>
-            <w:r>
-              <w:rPr>
-                <w:rFonts w:ascii="Calibri" w:hAnsi="Calibri" w:cs="DaunPenh"/>
-                <w:b/>
-                <w:bCs/>
-                <w:color w:val="000000"/>
-                <w:lang w:val="en-GB"/>
-              </w:rPr>
-              <w:t>m</w:t>
-            </w:r>
-            <w:proofErr w:type="spellEnd"/>
-            <w:r>
-              <w:rPr>
-                <w:rFonts w:ascii="Calibri" w:hAnsi="Calibri" w:cs="DaunPenh"/>
-                <w:lang w:val="en-GB"/>
-              </w:rPr>
-              <w:t xml:space="preserve"> :</w:t>
-            </w:r>
-            <w:proofErr w:type="gramEnd"/>
-            <w:r>
-              <w:rPr>
-                <w:rFonts w:ascii="Calibri" w:hAnsi="Calibri" w:cs="DaunPenh"/>
-                <w:lang w:val="en-GB"/>
-              </w:rPr>
-              <w:t xml:space="preserve"> RGB: </w:t>
+              <w:t>CSI 106m</w:t>
+            </w:r>
+            <w:r>
+              <w:rPr>
+                <w:rFonts w:ascii="Calibri" w:hAnsi="Calibri" w:cs="DaunPenh"/>
+                <w:lang w:val="en-GB"/>
+              </w:rPr>
+              <w:t xml:space="preserve"> : RGB: </w:t>
             </w:r>
             <w:r>
               <w:rPr>
@@ -11162,9 +8899,8 @@
                 <w:szCs w:val="20"/>
                 <w:lang w:val="en-GB"/>
               </w:rPr>
-              <w:t>[</w:t>
-            </w:r>
-            <w:proofErr w:type="spellStart"/>
+              <w:t>[0x1B1B</w:t>
+            </w:r>
             <w:r>
               <w:rPr>
                 <w:rFonts w:ascii="Times New Roman" w:hAnsi="Times New Roman" w:cs="Times New Roman"/>
@@ -11172,7 +8908,7 @@
                 <w:szCs w:val="20"/>
                 <w:lang w:val="en-GB"/>
               </w:rPr>
-              <w:t>0x1B1B</w:t>
+              <w:t>1</w:t>
             </w:r>
             <w:r>
               <w:rPr>
@@ -11181,18 +8917,8 @@
                 <w:szCs w:val="20"/>
                 <w:lang w:val="en-GB"/>
               </w:rPr>
-              <w:t>1</w:t>
-            </w:r>
-            <w:r>
-              <w:rPr>
-                <w:rFonts w:ascii="Times New Roman" w:hAnsi="Times New Roman" w:cs="Times New Roman"/>
-                <w:sz w:val="20"/>
-                <w:szCs w:val="20"/>
-                <w:lang w:val="en-GB"/>
-              </w:rPr>
               <w:t>B</w:t>
             </w:r>
-            <w:proofErr w:type="spellEnd"/>
             <w:r>
               <w:rPr>
                 <w:rFonts w:ascii="Times New Roman" w:hAnsi="Times New Roman" w:cs="Times New Roman"/>
@@ -11225,45 +8951,14 @@
                 <w:color w:val="000000"/>
                 <w:lang w:val="en-GB"/>
               </w:rPr>
-              <w:t xml:space="preserve">CSI </w:t>
-            </w:r>
-            <w:proofErr w:type="spellStart"/>
-            <w:r>
-              <w:rPr>
-                <w:rFonts w:ascii="Calibri" w:hAnsi="Calibri" w:cs="DaunPenh"/>
-                <w:b/>
-                <w:bCs/>
-                <w:color w:val="000000"/>
-                <w:lang w:val="en-GB"/>
-              </w:rPr>
-              <w:t>107</w:t>
-            </w:r>
-            <w:proofErr w:type="gramStart"/>
-            <w:r>
-              <w:rPr>
-                <w:rFonts w:ascii="Calibri" w:hAnsi="Calibri" w:cs="DaunPenh"/>
-                <w:b/>
-                <w:bCs/>
-                <w:color w:val="000000"/>
-                <w:lang w:val="en-GB"/>
-              </w:rPr>
-              <w:t>m</w:t>
-            </w:r>
-            <w:proofErr w:type="spellEnd"/>
-            <w:r>
-              <w:rPr>
-                <w:rFonts w:ascii="Calibri" w:hAnsi="Calibri" w:cs="DaunPenh"/>
-                <w:lang w:val="en-GB"/>
-              </w:rPr>
-              <w:t xml:space="preserve"> :</w:t>
-            </w:r>
-            <w:proofErr w:type="gramEnd"/>
-            <w:r>
-              <w:rPr>
-                <w:rFonts w:ascii="Calibri" w:hAnsi="Calibri" w:cs="DaunPenh"/>
-                <w:lang w:val="en-GB"/>
-              </w:rPr>
-              <w:t xml:space="preserve"> RGB: </w:t>
+              <w:t>CSI 107m</w:t>
+            </w:r>
+            <w:r>
+              <w:rPr>
+                <w:rFonts w:ascii="Calibri" w:hAnsi="Calibri" w:cs="DaunPenh"/>
+                <w:lang w:val="en-GB"/>
+              </w:rPr>
+              <w:t xml:space="preserve"> : RGB: </w:t>
             </w:r>
             <w:r>
               <w:rPr>
@@ -11323,9 +9018,8 @@
                 <w:szCs w:val="20"/>
                 <w:lang w:val="en-GB"/>
               </w:rPr>
-              <w:t>[</w:t>
-            </w:r>
-            <w:proofErr w:type="spellStart"/>
+              <w:t>[0x1B1B</w:t>
+            </w:r>
             <w:r>
               <w:rPr>
                 <w:rFonts w:ascii="Times New Roman" w:hAnsi="Times New Roman" w:cs="Times New Roman"/>
@@ -11333,7 +9027,7 @@
                 <w:szCs w:val="20"/>
                 <w:lang w:val="en-GB"/>
               </w:rPr>
-              <w:t>0x1B1B</w:t>
+              <w:t>1</w:t>
             </w:r>
             <w:r>
               <w:rPr>
@@ -11342,18 +9036,8 @@
                 <w:szCs w:val="20"/>
                 <w:lang w:val="en-GB"/>
               </w:rPr>
-              <w:t>1</w:t>
-            </w:r>
-            <w:r>
-              <w:rPr>
-                <w:rFonts w:ascii="Times New Roman" w:hAnsi="Times New Roman" w:cs="Times New Roman"/>
-                <w:sz w:val="20"/>
-                <w:szCs w:val="20"/>
-                <w:lang w:val="en-GB"/>
-              </w:rPr>
               <w:t>C</w:t>
             </w:r>
-            <w:proofErr w:type="spellEnd"/>
             <w:r>
               <w:rPr>
                 <w:rFonts w:ascii="Times New Roman" w:hAnsi="Times New Roman" w:cs="Times New Roman"/>
@@ -11386,45 +9070,14 @@
                 <w:color w:val="000000"/>
                 <w:lang w:val="en-GB"/>
               </w:rPr>
-              <w:t xml:space="preserve">CSI </w:t>
-            </w:r>
-            <w:proofErr w:type="spellStart"/>
-            <w:r>
-              <w:rPr>
-                <w:rFonts w:ascii="Calibri" w:hAnsi="Calibri" w:cs="DaunPenh"/>
-                <w:b/>
-                <w:bCs/>
-                <w:color w:val="000000"/>
-                <w:lang w:val="en-GB"/>
-              </w:rPr>
-              <w:t>108</w:t>
-            </w:r>
-            <w:proofErr w:type="gramStart"/>
-            <w:r>
-              <w:rPr>
-                <w:rFonts w:ascii="Calibri" w:hAnsi="Calibri" w:cs="DaunPenh"/>
-                <w:b/>
-                <w:bCs/>
-                <w:color w:val="000000"/>
-                <w:lang w:val="en-GB"/>
-              </w:rPr>
-              <w:t>m</w:t>
-            </w:r>
-            <w:proofErr w:type="spellEnd"/>
-            <w:r>
-              <w:rPr>
-                <w:rFonts w:ascii="Calibri" w:hAnsi="Calibri" w:cs="DaunPenh"/>
-                <w:lang w:val="en-GB"/>
-              </w:rPr>
-              <w:t xml:space="preserve"> :</w:t>
-            </w:r>
-            <w:proofErr w:type="gramEnd"/>
-            <w:r>
-              <w:rPr>
-                <w:rFonts w:ascii="Calibri" w:hAnsi="Calibri" w:cs="DaunPenh"/>
-                <w:lang w:val="en-GB"/>
-              </w:rPr>
-              <w:t xml:space="preserve"> RGB: </w:t>
+              <w:t>CSI 108m</w:t>
+            </w:r>
+            <w:r>
+              <w:rPr>
+                <w:rFonts w:ascii="Calibri" w:hAnsi="Calibri" w:cs="DaunPenh"/>
+                <w:lang w:val="en-GB"/>
+              </w:rPr>
+              <w:t xml:space="preserve"> : RGB: </w:t>
             </w:r>
             <w:r>
               <w:rPr>
@@ -11484,27 +9137,7 @@
                 <w:szCs w:val="20"/>
                 <w:lang w:val="en-GB"/>
               </w:rPr>
-              <w:t>[</w:t>
-            </w:r>
-            <w:proofErr w:type="spellStart"/>
-            <w:r>
-              <w:rPr>
-                <w:rFonts w:ascii="Times New Roman" w:hAnsi="Times New Roman" w:cs="Times New Roman"/>
-                <w:sz w:val="20"/>
-                <w:szCs w:val="20"/>
-                <w:lang w:val="en-GB"/>
-              </w:rPr>
-              <w:t>0x1B1B1D</w:t>
-            </w:r>
-            <w:proofErr w:type="spellEnd"/>
-            <w:r>
-              <w:rPr>
-                <w:rFonts w:ascii="Times New Roman" w:hAnsi="Times New Roman" w:cs="Times New Roman"/>
-                <w:sz w:val="20"/>
-                <w:szCs w:val="20"/>
-                <w:lang w:val="en-GB"/>
-              </w:rPr>
-              <w:t>]</w:t>
+              <w:t>[0x1B1B1D]</w:t>
             </w:r>
           </w:p>
         </w:tc>
@@ -11529,45 +9162,14 @@
                 <w:color w:val="000000"/>
                 <w:lang w:val="en-GB"/>
               </w:rPr>
-              <w:t xml:space="preserve">CSI </w:t>
-            </w:r>
-            <w:proofErr w:type="spellStart"/>
-            <w:r>
-              <w:rPr>
-                <w:rFonts w:ascii="Calibri" w:hAnsi="Calibri" w:cs="DaunPenh"/>
-                <w:b/>
-                <w:bCs/>
-                <w:color w:val="000000"/>
-                <w:lang w:val="en-GB"/>
-              </w:rPr>
-              <w:t>109</w:t>
-            </w:r>
-            <w:proofErr w:type="gramStart"/>
-            <w:r>
-              <w:rPr>
-                <w:rFonts w:ascii="Calibri" w:hAnsi="Calibri" w:cs="DaunPenh"/>
-                <w:b/>
-                <w:bCs/>
-                <w:color w:val="000000"/>
-                <w:lang w:val="en-GB"/>
-              </w:rPr>
-              <w:t>m</w:t>
-            </w:r>
-            <w:proofErr w:type="spellEnd"/>
-            <w:r>
-              <w:rPr>
-                <w:rFonts w:ascii="Calibri" w:hAnsi="Calibri" w:cs="DaunPenh"/>
-                <w:lang w:val="en-GB"/>
-              </w:rPr>
-              <w:t xml:space="preserve"> :</w:t>
-            </w:r>
-            <w:proofErr w:type="gramEnd"/>
-            <w:r>
-              <w:rPr>
-                <w:rFonts w:ascii="Calibri" w:hAnsi="Calibri" w:cs="DaunPenh"/>
-                <w:lang w:val="en-GB"/>
-              </w:rPr>
-              <w:t xml:space="preserve"> RGB: </w:t>
+              <w:t>CSI 109m</w:t>
+            </w:r>
+            <w:r>
+              <w:rPr>
+                <w:rFonts w:ascii="Calibri" w:hAnsi="Calibri" w:cs="DaunPenh"/>
+                <w:lang w:val="en-GB"/>
+              </w:rPr>
+              <w:t xml:space="preserve"> : RGB: </w:t>
             </w:r>
             <w:r>
               <w:rPr>
@@ -11627,9 +9229,8 @@
                 <w:szCs w:val="20"/>
                 <w:lang w:val="en-GB"/>
               </w:rPr>
-              <w:t>[</w:t>
-            </w:r>
-            <w:proofErr w:type="spellStart"/>
+              <w:t>[0x1B1B</w:t>
+            </w:r>
             <w:r>
               <w:rPr>
                 <w:rFonts w:ascii="Times New Roman" w:hAnsi="Times New Roman" w:cs="Times New Roman"/>
@@ -11637,7 +9238,7 @@
                 <w:szCs w:val="20"/>
                 <w:lang w:val="en-GB"/>
               </w:rPr>
-              <w:t>0x1B1B</w:t>
+              <w:t>1</w:t>
             </w:r>
             <w:r>
               <w:rPr>
@@ -11646,18 +9247,8 @@
                 <w:szCs w:val="20"/>
                 <w:lang w:val="en-GB"/>
               </w:rPr>
-              <w:t>1</w:t>
-            </w:r>
-            <w:r>
-              <w:rPr>
-                <w:rFonts w:ascii="Times New Roman" w:hAnsi="Times New Roman" w:cs="Times New Roman"/>
-                <w:sz w:val="20"/>
-                <w:szCs w:val="20"/>
-                <w:lang w:val="en-GB"/>
-              </w:rPr>
               <w:t>E</w:t>
             </w:r>
-            <w:proofErr w:type="spellEnd"/>
             <w:r>
               <w:rPr>
                 <w:rFonts w:ascii="Times New Roman" w:hAnsi="Times New Roman" w:cs="Times New Roman"/>
@@ -11739,7 +9330,6 @@
           <w14:ligatures w14:val="none"/>
         </w:rPr>
       </w:pPr>
-      <w:proofErr w:type="spellStart"/>
       <w:r>
         <w:rPr>
           <w:rFonts w:ascii="Arial" w:eastAsia="Times New Roman" w:hAnsi="Arial" w:cs="Times New Roman"/>
@@ -11752,7 +9342,6 @@
         <w:lastRenderedPageBreak/>
         <w:t>D.3.2</w:t>
       </w:r>
-      <w:proofErr w:type="spellEnd"/>
       <w:r>
         <w:rPr>
           <w:rFonts w:ascii="Arial" w:eastAsia="Times New Roman" w:hAnsi="Arial" w:cs="Times New Roman"/>
@@ -11821,31 +9410,7 @@
           <w:lang w:val="en-GB" w:eastAsia="en-GB"/>
           <w14:ligatures w14:val="none"/>
         </w:rPr>
-        <w:t xml:space="preserve">These colours should not have any transparency (though that is implementation defined). Note that this colour is “above” the “marker pen”-like colouring. These colours are not transparent. The colour RGB values is a compromise between the existing terminal emulators (with a preference for </w:t>
-      </w:r>
-      <w:proofErr w:type="spellStart"/>
-      <w:r>
-        <w:rPr>
-          <w:rFonts w:ascii="Times New Roman" w:eastAsia="Times New Roman" w:hAnsi="Times New Roman" w:cs="Times New Roman"/>
-          <w:kern w:val="0"/>
-          <w:sz w:val="20"/>
-          <w:szCs w:val="20"/>
-          <w:lang w:val="en-GB" w:eastAsia="en-GB"/>
-          <w14:ligatures w14:val="none"/>
-        </w:rPr>
-        <w:t>xterm</w:t>
-      </w:r>
-      <w:proofErr w:type="spellEnd"/>
-      <w:r>
-        <w:rPr>
-          <w:rFonts w:ascii="Times New Roman" w:eastAsia="Times New Roman" w:hAnsi="Times New Roman" w:cs="Times New Roman"/>
-          <w:kern w:val="0"/>
-          <w:sz w:val="20"/>
-          <w:szCs w:val="20"/>
-          <w:lang w:val="en-GB" w:eastAsia="en-GB"/>
-          <w14:ligatures w14:val="none"/>
-        </w:rPr>
-        <w:t>) colour RGB values. The 98 and 99 are additions compared to existing terminal emulators.</w:t>
+        <w:t>These colours should not have any transparency (though that is implementation defined). Note that this colour is “above” the “marker pen”-like colouring. These colours are not transparent. The colour RGB values is a compromise between the existing terminal emulators (with a preference for xterm) colour RGB values. The 98 and 99 are additions compared to existing terminal emulators.</w:t>
       </w:r>
     </w:p>
     <w:tbl>
@@ -11880,45 +9445,14 @@
                 <w:color w:val="000000"/>
                 <w:lang w:val="en-GB"/>
               </w:rPr>
-              <w:t xml:space="preserve">CSI </w:t>
-            </w:r>
-            <w:proofErr w:type="spellStart"/>
-            <w:r>
-              <w:rPr>
-                <w:rFonts w:ascii="Calibri" w:hAnsi="Calibri" w:cs="DaunPenh"/>
-                <w:b/>
-                <w:bCs/>
-                <w:color w:val="000000"/>
-                <w:lang w:val="en-GB"/>
-              </w:rPr>
-              <w:t>30</w:t>
-            </w:r>
-            <w:proofErr w:type="gramStart"/>
-            <w:r>
-              <w:rPr>
-                <w:rFonts w:ascii="Calibri" w:hAnsi="Calibri" w:cs="DaunPenh"/>
-                <w:b/>
-                <w:bCs/>
-                <w:color w:val="000000"/>
-                <w:lang w:val="en-GB"/>
-              </w:rPr>
-              <w:t>m</w:t>
-            </w:r>
-            <w:proofErr w:type="spellEnd"/>
-            <w:r>
-              <w:rPr>
-                <w:rFonts w:ascii="Calibri" w:hAnsi="Calibri" w:cs="DaunPenh"/>
-                <w:lang w:val="en-GB"/>
-              </w:rPr>
-              <w:t xml:space="preserve"> :</w:t>
-            </w:r>
-            <w:proofErr w:type="gramEnd"/>
-            <w:r>
-              <w:rPr>
-                <w:rFonts w:ascii="Calibri" w:hAnsi="Calibri" w:cs="DaunPenh"/>
-                <w:lang w:val="en-GB"/>
-              </w:rPr>
-              <w:t xml:space="preserve"> RGB: </w:t>
+              <w:t>CSI 30m</w:t>
+            </w:r>
+            <w:r>
+              <w:rPr>
+                <w:rFonts w:ascii="Calibri" w:hAnsi="Calibri" w:cs="DaunPenh"/>
+                <w:lang w:val="en-GB"/>
+              </w:rPr>
+              <w:t xml:space="preserve"> : RGB: </w:t>
             </w:r>
             <w:r>
               <w:rPr>
@@ -11985,9 +9519,8 @@
                 <w:szCs w:val="20"/>
                 <w:lang w:val="en-GB"/>
               </w:rPr>
-              <w:t>[</w:t>
-            </w:r>
-            <w:proofErr w:type="spellStart"/>
+              <w:t>[0x1B1B</w:t>
+            </w:r>
             <w:r>
               <w:rPr>
                 <w:rFonts w:ascii="Times New Roman" w:hAnsi="Times New Roman" w:cs="Times New Roman"/>
@@ -11995,7 +9528,7 @@
                 <w:szCs w:val="20"/>
                 <w:lang w:val="en-GB"/>
               </w:rPr>
-              <w:t>0x1B1B</w:t>
+              <w:t>2</w:t>
             </w:r>
             <w:r>
               <w:rPr>
@@ -12004,18 +9537,8 @@
                 <w:szCs w:val="20"/>
                 <w:lang w:val="en-GB"/>
               </w:rPr>
-              <w:t>2</w:t>
-            </w:r>
-            <w:r>
-              <w:rPr>
-                <w:rFonts w:ascii="Times New Roman" w:hAnsi="Times New Roman" w:cs="Times New Roman"/>
-                <w:sz w:val="20"/>
-                <w:szCs w:val="20"/>
-                <w:lang w:val="en-GB"/>
-              </w:rPr>
               <w:t>0</w:t>
             </w:r>
-            <w:proofErr w:type="spellEnd"/>
             <w:r>
               <w:rPr>
                 <w:rFonts w:ascii="Times New Roman" w:hAnsi="Times New Roman" w:cs="Times New Roman"/>
@@ -12048,45 +9571,14 @@
                 <w:color w:val="000000"/>
                 <w:lang w:val="en-GB"/>
               </w:rPr>
-              <w:t xml:space="preserve">CSI </w:t>
-            </w:r>
-            <w:proofErr w:type="spellStart"/>
-            <w:r>
-              <w:rPr>
-                <w:rFonts w:ascii="Calibri" w:hAnsi="Calibri" w:cs="DaunPenh"/>
-                <w:b/>
-                <w:bCs/>
-                <w:color w:val="000000"/>
-                <w:lang w:val="en-GB"/>
-              </w:rPr>
-              <w:t>31</w:t>
-            </w:r>
-            <w:proofErr w:type="gramStart"/>
-            <w:r>
-              <w:rPr>
-                <w:rFonts w:ascii="Calibri" w:hAnsi="Calibri" w:cs="DaunPenh"/>
-                <w:b/>
-                <w:bCs/>
-                <w:color w:val="000000"/>
-                <w:lang w:val="en-GB"/>
-              </w:rPr>
-              <w:t>m</w:t>
-            </w:r>
-            <w:proofErr w:type="spellEnd"/>
-            <w:r>
-              <w:rPr>
-                <w:rFonts w:ascii="Calibri" w:hAnsi="Calibri" w:cs="DaunPenh"/>
-                <w:lang w:val="en-GB"/>
-              </w:rPr>
-              <w:t xml:space="preserve"> :</w:t>
-            </w:r>
-            <w:proofErr w:type="gramEnd"/>
-            <w:r>
-              <w:rPr>
-                <w:rFonts w:ascii="Calibri" w:hAnsi="Calibri" w:cs="DaunPenh"/>
-                <w:lang w:val="en-GB"/>
-              </w:rPr>
-              <w:t xml:space="preserve"> RGB: </w:t>
+              <w:t>CSI 31m</w:t>
+            </w:r>
+            <w:r>
+              <w:rPr>
+                <w:rFonts w:ascii="Calibri" w:hAnsi="Calibri" w:cs="DaunPenh"/>
+                <w:lang w:val="en-GB"/>
+              </w:rPr>
+              <w:t xml:space="preserve"> : RGB: </w:t>
             </w:r>
             <w:r>
               <w:rPr>
@@ -12146,9 +9638,8 @@
                 <w:szCs w:val="20"/>
                 <w:lang w:val="en-GB"/>
               </w:rPr>
-              <w:t>[</w:t>
-            </w:r>
-            <w:proofErr w:type="spellStart"/>
+              <w:t>[0x1B1B</w:t>
+            </w:r>
             <w:r>
               <w:rPr>
                 <w:rFonts w:ascii="Times New Roman" w:hAnsi="Times New Roman" w:cs="Times New Roman"/>
@@ -12156,7 +9647,7 @@
                 <w:szCs w:val="20"/>
                 <w:lang w:val="en-GB"/>
               </w:rPr>
-              <w:t>0x1B1B</w:t>
+              <w:t>2</w:t>
             </w:r>
             <w:r>
               <w:rPr>
@@ -12165,18 +9656,8 @@
                 <w:szCs w:val="20"/>
                 <w:lang w:val="en-GB"/>
               </w:rPr>
-              <w:t>2</w:t>
-            </w:r>
-            <w:r>
-              <w:rPr>
-                <w:rFonts w:ascii="Times New Roman" w:hAnsi="Times New Roman" w:cs="Times New Roman"/>
-                <w:sz w:val="20"/>
-                <w:szCs w:val="20"/>
-                <w:lang w:val="en-GB"/>
-              </w:rPr>
               <w:t>1</w:t>
             </w:r>
-            <w:proofErr w:type="spellEnd"/>
             <w:r>
               <w:rPr>
                 <w:rFonts w:ascii="Times New Roman" w:hAnsi="Times New Roman" w:cs="Times New Roman"/>
@@ -12209,45 +9690,14 @@
                 <w:color w:val="000000"/>
                 <w:lang w:val="en-GB"/>
               </w:rPr>
-              <w:t xml:space="preserve">CSI </w:t>
-            </w:r>
-            <w:proofErr w:type="spellStart"/>
-            <w:r>
-              <w:rPr>
-                <w:rFonts w:ascii="Calibri" w:hAnsi="Calibri" w:cs="DaunPenh"/>
-                <w:b/>
-                <w:bCs/>
-                <w:color w:val="000000"/>
-                <w:lang w:val="en-GB"/>
-              </w:rPr>
-              <w:t>32</w:t>
-            </w:r>
-            <w:proofErr w:type="gramStart"/>
-            <w:r>
-              <w:rPr>
-                <w:rFonts w:ascii="Calibri" w:hAnsi="Calibri" w:cs="DaunPenh"/>
-                <w:b/>
-                <w:bCs/>
-                <w:color w:val="000000"/>
-                <w:lang w:val="en-GB"/>
-              </w:rPr>
-              <w:t>m</w:t>
-            </w:r>
-            <w:proofErr w:type="spellEnd"/>
-            <w:r>
-              <w:rPr>
-                <w:rFonts w:ascii="Calibri" w:hAnsi="Calibri" w:cs="DaunPenh"/>
-                <w:lang w:val="en-GB"/>
-              </w:rPr>
-              <w:t xml:space="preserve"> :</w:t>
-            </w:r>
-            <w:proofErr w:type="gramEnd"/>
-            <w:r>
-              <w:rPr>
-                <w:rFonts w:ascii="Calibri" w:hAnsi="Calibri" w:cs="DaunPenh"/>
-                <w:lang w:val="en-GB"/>
-              </w:rPr>
-              <w:t xml:space="preserve"> RGB: </w:t>
+              <w:t>CSI 32m</w:t>
+            </w:r>
+            <w:r>
+              <w:rPr>
+                <w:rFonts w:ascii="Calibri" w:hAnsi="Calibri" w:cs="DaunPenh"/>
+                <w:lang w:val="en-GB"/>
+              </w:rPr>
+              <w:t xml:space="preserve"> : RGB: </w:t>
             </w:r>
             <w:r>
               <w:rPr>
@@ -12307,9 +9757,8 @@
                 <w:szCs w:val="20"/>
                 <w:lang w:val="en-GB"/>
               </w:rPr>
-              <w:t>[</w:t>
-            </w:r>
-            <w:proofErr w:type="spellStart"/>
+              <w:t>[0x1B1B</w:t>
+            </w:r>
             <w:r>
               <w:rPr>
                 <w:rFonts w:ascii="Times New Roman" w:hAnsi="Times New Roman" w:cs="Times New Roman"/>
@@ -12317,7 +9766,7 @@
                 <w:szCs w:val="20"/>
                 <w:lang w:val="en-GB"/>
               </w:rPr>
-              <w:t>0x1B1B</w:t>
+              <w:t>2</w:t>
             </w:r>
             <w:r>
               <w:rPr>
@@ -12328,16 +9777,6 @@
               </w:rPr>
               <w:t>2</w:t>
             </w:r>
-            <w:r>
-              <w:rPr>
-                <w:rFonts w:ascii="Times New Roman" w:hAnsi="Times New Roman" w:cs="Times New Roman"/>
-                <w:sz w:val="20"/>
-                <w:szCs w:val="20"/>
-                <w:lang w:val="en-GB"/>
-              </w:rPr>
-              <w:t>2</w:t>
-            </w:r>
-            <w:proofErr w:type="spellEnd"/>
             <w:r>
               <w:rPr>
                 <w:rFonts w:ascii="Times New Roman" w:hAnsi="Times New Roman" w:cs="Times New Roman"/>
@@ -12370,45 +9809,14 @@
                 <w:color w:val="000000"/>
                 <w:lang w:val="en-GB"/>
               </w:rPr>
-              <w:t xml:space="preserve">CSI </w:t>
-            </w:r>
-            <w:proofErr w:type="spellStart"/>
-            <w:r>
-              <w:rPr>
-                <w:rFonts w:ascii="Calibri" w:hAnsi="Calibri" w:cs="DaunPenh"/>
-                <w:b/>
-                <w:bCs/>
-                <w:color w:val="000000"/>
-                <w:lang w:val="en-GB"/>
-              </w:rPr>
-              <w:t>33</w:t>
-            </w:r>
-            <w:proofErr w:type="gramStart"/>
-            <w:r>
-              <w:rPr>
-                <w:rFonts w:ascii="Calibri" w:hAnsi="Calibri" w:cs="DaunPenh"/>
-                <w:b/>
-                <w:bCs/>
-                <w:color w:val="000000"/>
-                <w:lang w:val="en-GB"/>
-              </w:rPr>
-              <w:t>m</w:t>
-            </w:r>
-            <w:proofErr w:type="spellEnd"/>
-            <w:r>
-              <w:rPr>
-                <w:rFonts w:ascii="Calibri" w:hAnsi="Calibri" w:cs="DaunPenh"/>
-                <w:lang w:val="en-GB"/>
-              </w:rPr>
-              <w:t xml:space="preserve"> :</w:t>
-            </w:r>
-            <w:proofErr w:type="gramEnd"/>
-            <w:r>
-              <w:rPr>
-                <w:rFonts w:ascii="Calibri" w:hAnsi="Calibri" w:cs="DaunPenh"/>
-                <w:lang w:val="en-GB"/>
-              </w:rPr>
-              <w:t xml:space="preserve"> RGB: </w:t>
+              <w:t>CSI 33m</w:t>
+            </w:r>
+            <w:r>
+              <w:rPr>
+                <w:rFonts w:ascii="Calibri" w:hAnsi="Calibri" w:cs="DaunPenh"/>
+                <w:lang w:val="en-GB"/>
+              </w:rPr>
+              <w:t xml:space="preserve"> : RGB: </w:t>
             </w:r>
             <w:r>
               <w:rPr>
@@ -12468,9 +9876,8 @@
                 <w:szCs w:val="20"/>
                 <w:lang w:val="en-GB"/>
               </w:rPr>
-              <w:t>[</w:t>
-            </w:r>
-            <w:proofErr w:type="spellStart"/>
+              <w:t>[0x1B1B</w:t>
+            </w:r>
             <w:r>
               <w:rPr>
                 <w:rFonts w:ascii="Times New Roman" w:hAnsi="Times New Roman" w:cs="Times New Roman"/>
@@ -12478,7 +9885,7 @@
                 <w:szCs w:val="20"/>
                 <w:lang w:val="en-GB"/>
               </w:rPr>
-              <w:t>0x1B1B</w:t>
+              <w:t>2</w:t>
             </w:r>
             <w:r>
               <w:rPr>
@@ -12487,18 +9894,8 @@
                 <w:szCs w:val="20"/>
                 <w:lang w:val="en-GB"/>
               </w:rPr>
-              <w:t>2</w:t>
-            </w:r>
-            <w:r>
-              <w:rPr>
-                <w:rFonts w:ascii="Times New Roman" w:hAnsi="Times New Roman" w:cs="Times New Roman"/>
-                <w:sz w:val="20"/>
-                <w:szCs w:val="20"/>
-                <w:lang w:val="en-GB"/>
-              </w:rPr>
               <w:t>3</w:t>
             </w:r>
-            <w:proofErr w:type="spellEnd"/>
             <w:r>
               <w:rPr>
                 <w:rFonts w:ascii="Times New Roman" w:hAnsi="Times New Roman" w:cs="Times New Roman"/>
@@ -12531,45 +9928,14 @@
                 <w:color w:val="000000"/>
                 <w:lang w:val="en-GB"/>
               </w:rPr>
-              <w:t xml:space="preserve">CSI </w:t>
-            </w:r>
-            <w:proofErr w:type="spellStart"/>
-            <w:r>
-              <w:rPr>
-                <w:rFonts w:ascii="Calibri" w:hAnsi="Calibri" w:cs="DaunPenh"/>
-                <w:b/>
-                <w:bCs/>
-                <w:color w:val="000000"/>
-                <w:lang w:val="en-GB"/>
-              </w:rPr>
-              <w:t>34</w:t>
-            </w:r>
-            <w:proofErr w:type="gramStart"/>
-            <w:r>
-              <w:rPr>
-                <w:rFonts w:ascii="Calibri" w:hAnsi="Calibri" w:cs="DaunPenh"/>
-                <w:b/>
-                <w:bCs/>
-                <w:color w:val="000000"/>
-                <w:lang w:val="en-GB"/>
-              </w:rPr>
-              <w:t>m</w:t>
-            </w:r>
-            <w:proofErr w:type="spellEnd"/>
-            <w:r>
-              <w:rPr>
-                <w:rFonts w:ascii="Calibri" w:hAnsi="Calibri" w:cs="DaunPenh"/>
-                <w:lang w:val="en-GB"/>
-              </w:rPr>
-              <w:t xml:space="preserve"> :</w:t>
-            </w:r>
-            <w:proofErr w:type="gramEnd"/>
-            <w:r>
-              <w:rPr>
-                <w:rFonts w:ascii="Calibri" w:hAnsi="Calibri" w:cs="DaunPenh"/>
-                <w:lang w:val="en-GB"/>
-              </w:rPr>
-              <w:t xml:space="preserve"> RGB: </w:t>
+              <w:t>CSI 34m</w:t>
+            </w:r>
+            <w:r>
+              <w:rPr>
+                <w:rFonts w:ascii="Calibri" w:hAnsi="Calibri" w:cs="DaunPenh"/>
+                <w:lang w:val="en-GB"/>
+              </w:rPr>
+              <w:t xml:space="preserve"> : RGB: </w:t>
             </w:r>
             <w:r>
               <w:rPr>
@@ -12629,9 +9995,8 @@
                 <w:szCs w:val="20"/>
                 <w:lang w:val="en-GB"/>
               </w:rPr>
-              <w:t>[</w:t>
-            </w:r>
-            <w:proofErr w:type="spellStart"/>
+              <w:t>[0x1B1B</w:t>
+            </w:r>
             <w:r>
               <w:rPr>
                 <w:rFonts w:ascii="Times New Roman" w:hAnsi="Times New Roman" w:cs="Times New Roman"/>
@@ -12639,7 +10004,7 @@
                 <w:szCs w:val="20"/>
                 <w:lang w:val="en-GB"/>
               </w:rPr>
-              <w:t>0x1B1B</w:t>
+              <w:t>2</w:t>
             </w:r>
             <w:r>
               <w:rPr>
@@ -12648,18 +10013,8 @@
                 <w:szCs w:val="20"/>
                 <w:lang w:val="en-GB"/>
               </w:rPr>
-              <w:t>2</w:t>
-            </w:r>
-            <w:r>
-              <w:rPr>
-                <w:rFonts w:ascii="Times New Roman" w:hAnsi="Times New Roman" w:cs="Times New Roman"/>
-                <w:sz w:val="20"/>
-                <w:szCs w:val="20"/>
-                <w:lang w:val="en-GB"/>
-              </w:rPr>
               <w:t>4</w:t>
             </w:r>
-            <w:proofErr w:type="spellEnd"/>
             <w:r>
               <w:rPr>
                 <w:rFonts w:ascii="Times New Roman" w:hAnsi="Times New Roman" w:cs="Times New Roman"/>
@@ -12692,45 +10047,14 @@
                 <w:color w:val="000000"/>
                 <w:lang w:val="en-GB"/>
               </w:rPr>
-              <w:t xml:space="preserve">CSI </w:t>
-            </w:r>
-            <w:proofErr w:type="spellStart"/>
-            <w:r>
-              <w:rPr>
-                <w:rFonts w:ascii="Calibri" w:hAnsi="Calibri" w:cs="DaunPenh"/>
-                <w:b/>
-                <w:bCs/>
-                <w:color w:val="000000"/>
-                <w:lang w:val="en-GB"/>
-              </w:rPr>
-              <w:t>35</w:t>
-            </w:r>
-            <w:proofErr w:type="gramStart"/>
-            <w:r>
-              <w:rPr>
-                <w:rFonts w:ascii="Calibri" w:hAnsi="Calibri" w:cs="DaunPenh"/>
-                <w:b/>
-                <w:bCs/>
-                <w:color w:val="000000"/>
-                <w:lang w:val="en-GB"/>
-              </w:rPr>
-              <w:t>m</w:t>
-            </w:r>
-            <w:proofErr w:type="spellEnd"/>
-            <w:r>
-              <w:rPr>
-                <w:rFonts w:ascii="Calibri" w:hAnsi="Calibri" w:cs="DaunPenh"/>
-                <w:lang w:val="en-GB"/>
-              </w:rPr>
-              <w:t xml:space="preserve"> :</w:t>
-            </w:r>
-            <w:proofErr w:type="gramEnd"/>
-            <w:r>
-              <w:rPr>
-                <w:rFonts w:ascii="Calibri" w:hAnsi="Calibri" w:cs="DaunPenh"/>
-                <w:lang w:val="en-GB"/>
-              </w:rPr>
-              <w:t xml:space="preserve"> RGB: </w:t>
+              <w:t>CSI 35m</w:t>
+            </w:r>
+            <w:r>
+              <w:rPr>
+                <w:rFonts w:ascii="Calibri" w:hAnsi="Calibri" w:cs="DaunPenh"/>
+                <w:lang w:val="en-GB"/>
+              </w:rPr>
+              <w:t xml:space="preserve"> : RGB: </w:t>
             </w:r>
             <w:r>
               <w:rPr>
@@ -12790,9 +10114,8 @@
                 <w:szCs w:val="20"/>
                 <w:lang w:val="en-GB"/>
               </w:rPr>
-              <w:t>[</w:t>
-            </w:r>
-            <w:proofErr w:type="spellStart"/>
+              <w:t>[0x1B1B</w:t>
+            </w:r>
             <w:r>
               <w:rPr>
                 <w:rFonts w:ascii="Times New Roman" w:hAnsi="Times New Roman" w:cs="Times New Roman"/>
@@ -12800,7 +10123,7 @@
                 <w:szCs w:val="20"/>
                 <w:lang w:val="en-GB"/>
               </w:rPr>
-              <w:t>0x1B1B</w:t>
+              <w:t>2</w:t>
             </w:r>
             <w:r>
               <w:rPr>
@@ -12809,18 +10132,8 @@
                 <w:szCs w:val="20"/>
                 <w:lang w:val="en-GB"/>
               </w:rPr>
-              <w:t>2</w:t>
-            </w:r>
-            <w:r>
-              <w:rPr>
-                <w:rFonts w:ascii="Times New Roman" w:hAnsi="Times New Roman" w:cs="Times New Roman"/>
-                <w:sz w:val="20"/>
-                <w:szCs w:val="20"/>
-                <w:lang w:val="en-GB"/>
-              </w:rPr>
               <w:t>5</w:t>
             </w:r>
-            <w:proofErr w:type="spellEnd"/>
             <w:r>
               <w:rPr>
                 <w:rFonts w:ascii="Times New Roman" w:hAnsi="Times New Roman" w:cs="Times New Roman"/>
@@ -12853,45 +10166,14 @@
                 <w:color w:val="000000"/>
                 <w:lang w:val="en-GB"/>
               </w:rPr>
-              <w:t xml:space="preserve">CSI </w:t>
-            </w:r>
-            <w:proofErr w:type="spellStart"/>
-            <w:r>
-              <w:rPr>
-                <w:rFonts w:ascii="Calibri" w:hAnsi="Calibri" w:cs="DaunPenh"/>
-                <w:b/>
-                <w:bCs/>
-                <w:color w:val="000000"/>
-                <w:lang w:val="en-GB"/>
-              </w:rPr>
-              <w:t>36</w:t>
-            </w:r>
-            <w:proofErr w:type="gramStart"/>
-            <w:r>
-              <w:rPr>
-                <w:rFonts w:ascii="Calibri" w:hAnsi="Calibri" w:cs="DaunPenh"/>
-                <w:b/>
-                <w:bCs/>
-                <w:color w:val="000000"/>
-                <w:lang w:val="en-GB"/>
-              </w:rPr>
-              <w:t>m</w:t>
-            </w:r>
-            <w:proofErr w:type="spellEnd"/>
-            <w:r>
-              <w:rPr>
-                <w:rFonts w:ascii="Calibri" w:hAnsi="Calibri" w:cs="DaunPenh"/>
-                <w:lang w:val="en-GB"/>
-              </w:rPr>
-              <w:t xml:space="preserve"> :</w:t>
-            </w:r>
-            <w:proofErr w:type="gramEnd"/>
-            <w:r>
-              <w:rPr>
-                <w:rFonts w:ascii="Calibri" w:hAnsi="Calibri" w:cs="DaunPenh"/>
-                <w:lang w:val="en-GB"/>
-              </w:rPr>
-              <w:t xml:space="preserve"> RGB: </w:t>
+              <w:t>CSI 36m</w:t>
+            </w:r>
+            <w:r>
+              <w:rPr>
+                <w:rFonts w:ascii="Calibri" w:hAnsi="Calibri" w:cs="DaunPenh"/>
+                <w:lang w:val="en-GB"/>
+              </w:rPr>
+              <w:t xml:space="preserve"> : RGB: </w:t>
             </w:r>
             <w:r>
               <w:rPr>
@@ -12951,9 +10233,8 @@
                 <w:szCs w:val="20"/>
                 <w:lang w:val="en-GB"/>
               </w:rPr>
-              <w:t>[</w:t>
-            </w:r>
-            <w:proofErr w:type="spellStart"/>
+              <w:t>[0x1B1B</w:t>
+            </w:r>
             <w:r>
               <w:rPr>
                 <w:rFonts w:ascii="Times New Roman" w:hAnsi="Times New Roman" w:cs="Times New Roman"/>
@@ -12961,7 +10242,7 @@
                 <w:szCs w:val="20"/>
                 <w:lang w:val="en-GB"/>
               </w:rPr>
-              <w:t>0x1B1B</w:t>
+              <w:t>2</w:t>
             </w:r>
             <w:r>
               <w:rPr>
@@ -12970,18 +10251,8 @@
                 <w:szCs w:val="20"/>
                 <w:lang w:val="en-GB"/>
               </w:rPr>
-              <w:t>2</w:t>
-            </w:r>
-            <w:r>
-              <w:rPr>
-                <w:rFonts w:ascii="Times New Roman" w:hAnsi="Times New Roman" w:cs="Times New Roman"/>
-                <w:sz w:val="20"/>
-                <w:szCs w:val="20"/>
-                <w:lang w:val="en-GB"/>
-              </w:rPr>
               <w:t>6</w:t>
             </w:r>
-            <w:proofErr w:type="spellEnd"/>
             <w:r>
               <w:rPr>
                 <w:rFonts w:ascii="Times New Roman" w:hAnsi="Times New Roman" w:cs="Times New Roman"/>
@@ -13014,45 +10285,14 @@
                 <w:color w:val="000000"/>
                 <w:lang w:val="en-GB"/>
               </w:rPr>
-              <w:t xml:space="preserve">CSI </w:t>
-            </w:r>
-            <w:proofErr w:type="spellStart"/>
-            <w:r>
-              <w:rPr>
-                <w:rFonts w:ascii="Calibri" w:hAnsi="Calibri" w:cs="DaunPenh"/>
-                <w:b/>
-                <w:bCs/>
-                <w:color w:val="000000"/>
-                <w:lang w:val="en-GB"/>
-              </w:rPr>
-              <w:t>37</w:t>
-            </w:r>
-            <w:proofErr w:type="gramStart"/>
-            <w:r>
-              <w:rPr>
-                <w:rFonts w:ascii="Calibri" w:hAnsi="Calibri" w:cs="DaunPenh"/>
-                <w:b/>
-                <w:bCs/>
-                <w:color w:val="000000"/>
-                <w:lang w:val="en-GB"/>
-              </w:rPr>
-              <w:t>m</w:t>
-            </w:r>
-            <w:proofErr w:type="spellEnd"/>
-            <w:r>
-              <w:rPr>
-                <w:rFonts w:ascii="Calibri" w:hAnsi="Calibri" w:cs="DaunPenh"/>
-                <w:lang w:val="en-GB"/>
-              </w:rPr>
-              <w:t xml:space="preserve"> :</w:t>
-            </w:r>
-            <w:proofErr w:type="gramEnd"/>
-            <w:r>
-              <w:rPr>
-                <w:rFonts w:ascii="Calibri" w:hAnsi="Calibri" w:cs="DaunPenh"/>
-                <w:lang w:val="en-GB"/>
-              </w:rPr>
-              <w:t xml:space="preserve"> RGB: </w:t>
+              <w:t>CSI 37m</w:t>
+            </w:r>
+            <w:r>
+              <w:rPr>
+                <w:rFonts w:ascii="Calibri" w:hAnsi="Calibri" w:cs="DaunPenh"/>
+                <w:lang w:val="en-GB"/>
+              </w:rPr>
+              <w:t xml:space="preserve"> : RGB: </w:t>
             </w:r>
             <w:r>
               <w:rPr>
@@ -13104,9 +10344,8 @@
                 <w:szCs w:val="20"/>
                 <w:lang w:val="en-GB"/>
               </w:rPr>
-              <w:t>[</w:t>
-            </w:r>
-            <w:proofErr w:type="spellStart"/>
+              <w:t>[0x1B1B</w:t>
+            </w:r>
             <w:r>
               <w:rPr>
                 <w:rFonts w:ascii="Times New Roman" w:hAnsi="Times New Roman" w:cs="Times New Roman"/>
@@ -13114,7 +10353,7 @@
                 <w:szCs w:val="20"/>
                 <w:lang w:val="en-GB"/>
               </w:rPr>
-              <w:t>0x1B1B</w:t>
+              <w:t>2</w:t>
             </w:r>
             <w:r>
               <w:rPr>
@@ -13123,18 +10362,8 @@
                 <w:szCs w:val="20"/>
                 <w:lang w:val="en-GB"/>
               </w:rPr>
-              <w:t>2</w:t>
-            </w:r>
-            <w:r>
-              <w:rPr>
-                <w:rFonts w:ascii="Times New Roman" w:hAnsi="Times New Roman" w:cs="Times New Roman"/>
-                <w:sz w:val="20"/>
-                <w:szCs w:val="20"/>
-                <w:lang w:val="en-GB"/>
-              </w:rPr>
               <w:t>7</w:t>
             </w:r>
-            <w:proofErr w:type="spellEnd"/>
             <w:r>
               <w:rPr>
                 <w:rFonts w:ascii="Times New Roman" w:hAnsi="Times New Roman" w:cs="Times New Roman"/>
@@ -13168,29 +10397,8 @@
                 <w:color w:val="000000"/>
                 <w:lang w:val="en-GB"/>
               </w:rPr>
-              <w:t xml:space="preserve">CSI </w:t>
-            </w:r>
-            <w:proofErr w:type="spellStart"/>
-            <w:r>
-              <w:rPr>
-                <w:rFonts w:ascii="Calibri" w:hAnsi="Calibri" w:cs="DaunPenh"/>
-                <w:b/>
-                <w:color w:val="000000"/>
-                <w:lang w:val="en-GB"/>
-              </w:rPr>
-              <w:t>39</w:t>
-            </w:r>
-            <w:proofErr w:type="gramStart"/>
-            <w:r>
-              <w:rPr>
-                <w:rFonts w:ascii="Calibri" w:hAnsi="Calibri" w:cs="DaunPenh"/>
-                <w:b/>
-                <w:color w:val="000000"/>
-                <w:lang w:val="en-GB"/>
-              </w:rPr>
-              <w:t>m</w:t>
-            </w:r>
-            <w:proofErr w:type="spellEnd"/>
+              <w:t>CSI 39m</w:t>
+            </w:r>
             <w:r>
               <w:rPr>
                 <w:rFonts w:ascii="Calibri" w:hAnsi="Calibri" w:cs="DaunPenh"/>
@@ -13207,17 +10415,7 @@
                 <w:color w:val="000000"/>
                 <w:lang w:val="en-GB"/>
               </w:rPr>
-              <w:t>:</w:t>
-            </w:r>
-            <w:proofErr w:type="gramEnd"/>
-            <w:r>
-              <w:rPr>
-                <w:rFonts w:ascii="Calibri" w:hAnsi="Calibri" w:cs="DaunPenh"/>
-                <w:bCs/>
-                <w:color w:val="000000"/>
-                <w:lang w:val="en-GB"/>
-              </w:rPr>
-              <w:t xml:space="preserve"> </w:t>
+              <w:t xml:space="preserve">: </w:t>
             </w:r>
             <w:r>
               <w:rPr>
@@ -13261,9 +10459,8 @@
                 <w:szCs w:val="20"/>
                 <w:lang w:val="en-GB"/>
               </w:rPr>
-              <w:t>[</w:t>
-            </w:r>
-            <w:proofErr w:type="spellStart"/>
+              <w:t>[0x1B1B</w:t>
+            </w:r>
             <w:r>
               <w:rPr>
                 <w:rFonts w:ascii="Times New Roman" w:hAnsi="Times New Roman" w:cs="Times New Roman"/>
@@ -13271,7 +10468,7 @@
                 <w:szCs w:val="20"/>
                 <w:lang w:val="en-GB"/>
               </w:rPr>
-              <w:t>0x1B1B</w:t>
+              <w:t>2</w:t>
             </w:r>
             <w:r>
               <w:rPr>
@@ -13280,18 +10477,8 @@
                 <w:szCs w:val="20"/>
                 <w:lang w:val="en-GB"/>
               </w:rPr>
-              <w:t>2</w:t>
-            </w:r>
-            <w:r>
-              <w:rPr>
-                <w:rFonts w:ascii="Times New Roman" w:hAnsi="Times New Roman" w:cs="Times New Roman"/>
-                <w:sz w:val="20"/>
-                <w:szCs w:val="20"/>
-                <w:lang w:val="en-GB"/>
-              </w:rPr>
               <w:t>8</w:t>
             </w:r>
-            <w:proofErr w:type="spellEnd"/>
             <w:r>
               <w:rPr>
                 <w:rFonts w:ascii="Times New Roman" w:hAnsi="Times New Roman" w:cs="Times New Roman"/>
@@ -13324,45 +10511,14 @@
                 <w:color w:val="000000"/>
                 <w:lang w:val="en-GB"/>
               </w:rPr>
-              <w:t xml:space="preserve">CSI </w:t>
-            </w:r>
-            <w:proofErr w:type="spellStart"/>
-            <w:r>
-              <w:rPr>
-                <w:rFonts w:ascii="Calibri" w:hAnsi="Calibri" w:cs="DaunPenh"/>
-                <w:b/>
-                <w:bCs/>
-                <w:color w:val="000000"/>
-                <w:lang w:val="en-GB"/>
-              </w:rPr>
-              <w:t>90</w:t>
-            </w:r>
-            <w:proofErr w:type="gramStart"/>
-            <w:r>
-              <w:rPr>
-                <w:rFonts w:ascii="Calibri" w:hAnsi="Calibri" w:cs="DaunPenh"/>
-                <w:b/>
-                <w:bCs/>
-                <w:color w:val="000000"/>
-                <w:lang w:val="en-GB"/>
-              </w:rPr>
-              <w:t>m</w:t>
-            </w:r>
-            <w:proofErr w:type="spellEnd"/>
-            <w:r>
-              <w:rPr>
-                <w:rFonts w:ascii="Calibri" w:hAnsi="Calibri" w:cs="DaunPenh"/>
-                <w:lang w:val="en-GB"/>
-              </w:rPr>
-              <w:t xml:space="preserve"> :</w:t>
-            </w:r>
-            <w:proofErr w:type="gramEnd"/>
-            <w:r>
-              <w:rPr>
-                <w:rFonts w:ascii="Calibri" w:hAnsi="Calibri" w:cs="DaunPenh"/>
-                <w:lang w:val="en-GB"/>
-              </w:rPr>
-              <w:t xml:space="preserve"> RGB: </w:t>
+              <w:t>CSI 90m</w:t>
+            </w:r>
+            <w:r>
+              <w:rPr>
+                <w:rFonts w:ascii="Calibri" w:hAnsi="Calibri" w:cs="DaunPenh"/>
+                <w:lang w:val="en-GB"/>
+              </w:rPr>
+              <w:t xml:space="preserve"> : RGB: </w:t>
             </w:r>
             <w:r>
               <w:rPr>
@@ -13422,9 +10578,8 @@
                 <w:szCs w:val="20"/>
                 <w:lang w:val="en-GB"/>
               </w:rPr>
-              <w:t>[</w:t>
-            </w:r>
-            <w:proofErr w:type="spellStart"/>
+              <w:t>[0x1B1B</w:t>
+            </w:r>
             <w:r>
               <w:rPr>
                 <w:rFonts w:ascii="Times New Roman" w:hAnsi="Times New Roman" w:cs="Times New Roman"/>
@@ -13432,7 +10587,7 @@
                 <w:szCs w:val="20"/>
                 <w:lang w:val="en-GB"/>
               </w:rPr>
-              <w:t>0x1B1B</w:t>
+              <w:t>2</w:t>
             </w:r>
             <w:r>
               <w:rPr>
@@ -13441,18 +10596,8 @@
                 <w:szCs w:val="20"/>
                 <w:lang w:val="en-GB"/>
               </w:rPr>
-              <w:t>2</w:t>
-            </w:r>
-            <w:r>
-              <w:rPr>
-                <w:rFonts w:ascii="Times New Roman" w:hAnsi="Times New Roman" w:cs="Times New Roman"/>
-                <w:sz w:val="20"/>
-                <w:szCs w:val="20"/>
-                <w:lang w:val="en-GB"/>
-              </w:rPr>
               <w:t>9</w:t>
             </w:r>
-            <w:proofErr w:type="spellEnd"/>
             <w:r>
               <w:rPr>
                 <w:rFonts w:ascii="Times New Roman" w:hAnsi="Times New Roman" w:cs="Times New Roman"/>
@@ -13485,45 +10630,14 @@
                 <w:color w:val="000000"/>
                 <w:lang w:val="en-GB"/>
               </w:rPr>
-              <w:t xml:space="preserve">CSI </w:t>
-            </w:r>
-            <w:proofErr w:type="spellStart"/>
-            <w:r>
-              <w:rPr>
-                <w:rFonts w:ascii="Calibri" w:hAnsi="Calibri" w:cs="DaunPenh"/>
-                <w:b/>
-                <w:bCs/>
-                <w:color w:val="000000"/>
-                <w:lang w:val="en-GB"/>
-              </w:rPr>
-              <w:t>91</w:t>
-            </w:r>
-            <w:proofErr w:type="gramStart"/>
-            <w:r>
-              <w:rPr>
-                <w:rFonts w:ascii="Calibri" w:hAnsi="Calibri" w:cs="DaunPenh"/>
-                <w:b/>
-                <w:bCs/>
-                <w:color w:val="000000"/>
-                <w:lang w:val="en-GB"/>
-              </w:rPr>
-              <w:t>m</w:t>
-            </w:r>
-            <w:proofErr w:type="spellEnd"/>
-            <w:r>
-              <w:rPr>
-                <w:rFonts w:ascii="Calibri" w:hAnsi="Calibri" w:cs="DaunPenh"/>
-                <w:lang w:val="en-GB"/>
-              </w:rPr>
-              <w:t xml:space="preserve"> :</w:t>
-            </w:r>
-            <w:proofErr w:type="gramEnd"/>
-            <w:r>
-              <w:rPr>
-                <w:rFonts w:ascii="Calibri" w:hAnsi="Calibri" w:cs="DaunPenh"/>
-                <w:lang w:val="en-GB"/>
-              </w:rPr>
-              <w:t xml:space="preserve"> RGB: </w:t>
+              <w:t>CSI 91m</w:t>
+            </w:r>
+            <w:r>
+              <w:rPr>
+                <w:rFonts w:ascii="Calibri" w:hAnsi="Calibri" w:cs="DaunPenh"/>
+                <w:lang w:val="en-GB"/>
+              </w:rPr>
+              <w:t xml:space="preserve"> : RGB: </w:t>
             </w:r>
             <w:r>
               <w:rPr>
@@ -13606,45 +10720,14 @@
                 <w:color w:val="000000"/>
                 <w:lang w:val="en-GB"/>
               </w:rPr>
-              <w:t xml:space="preserve">CSI </w:t>
-            </w:r>
-            <w:proofErr w:type="spellStart"/>
-            <w:r>
-              <w:rPr>
-                <w:rFonts w:ascii="Calibri" w:hAnsi="Calibri" w:cs="DaunPenh"/>
-                <w:b/>
-                <w:bCs/>
-                <w:color w:val="000000"/>
-                <w:lang w:val="en-GB"/>
-              </w:rPr>
-              <w:t>92</w:t>
-            </w:r>
-            <w:proofErr w:type="gramStart"/>
-            <w:r>
-              <w:rPr>
-                <w:rFonts w:ascii="Calibri" w:hAnsi="Calibri" w:cs="DaunPenh"/>
-                <w:b/>
-                <w:bCs/>
-                <w:color w:val="000000"/>
-                <w:lang w:val="en-GB"/>
-              </w:rPr>
-              <w:t>m</w:t>
-            </w:r>
-            <w:proofErr w:type="spellEnd"/>
-            <w:r>
-              <w:rPr>
-                <w:rFonts w:ascii="Calibri" w:hAnsi="Calibri" w:cs="DaunPenh"/>
-                <w:lang w:val="en-GB"/>
-              </w:rPr>
-              <w:t xml:space="preserve"> :</w:t>
-            </w:r>
-            <w:proofErr w:type="gramEnd"/>
-            <w:r>
-              <w:rPr>
-                <w:rFonts w:ascii="Calibri" w:hAnsi="Calibri" w:cs="DaunPenh"/>
-                <w:lang w:val="en-GB"/>
-              </w:rPr>
-              <w:t xml:space="preserve"> RGB: </w:t>
+              <w:t>CSI 92m</w:t>
+            </w:r>
+            <w:r>
+              <w:rPr>
+                <w:rFonts w:ascii="Calibri" w:hAnsi="Calibri" w:cs="DaunPenh"/>
+                <w:lang w:val="en-GB"/>
+              </w:rPr>
+              <w:t xml:space="preserve"> : RGB: </w:t>
             </w:r>
             <w:r>
               <w:rPr>
@@ -13727,45 +10810,14 @@
                 <w:color w:val="000000"/>
                 <w:lang w:val="en-GB"/>
               </w:rPr>
-              <w:t xml:space="preserve">CSI </w:t>
-            </w:r>
-            <w:proofErr w:type="spellStart"/>
-            <w:r>
-              <w:rPr>
-                <w:rFonts w:ascii="Calibri" w:hAnsi="Calibri" w:cs="DaunPenh"/>
-                <w:b/>
-                <w:bCs/>
-                <w:color w:val="000000"/>
-                <w:lang w:val="en-GB"/>
-              </w:rPr>
-              <w:t>93</w:t>
-            </w:r>
-            <w:proofErr w:type="gramStart"/>
-            <w:r>
-              <w:rPr>
-                <w:rFonts w:ascii="Calibri" w:hAnsi="Calibri" w:cs="DaunPenh"/>
-                <w:b/>
-                <w:bCs/>
-                <w:color w:val="000000"/>
-                <w:lang w:val="en-GB"/>
-              </w:rPr>
-              <w:t>m</w:t>
-            </w:r>
-            <w:proofErr w:type="spellEnd"/>
-            <w:r>
-              <w:rPr>
-                <w:rFonts w:ascii="Calibri" w:hAnsi="Calibri" w:cs="DaunPenh"/>
-                <w:lang w:val="en-GB"/>
-              </w:rPr>
-              <w:t xml:space="preserve"> :</w:t>
-            </w:r>
-            <w:proofErr w:type="gramEnd"/>
-            <w:r>
-              <w:rPr>
-                <w:rFonts w:ascii="Calibri" w:hAnsi="Calibri" w:cs="DaunPenh"/>
-                <w:lang w:val="en-GB"/>
-              </w:rPr>
-              <w:t xml:space="preserve"> RGB: </w:t>
+              <w:t>CSI 93m</w:t>
+            </w:r>
+            <w:r>
+              <w:rPr>
+                <w:rFonts w:ascii="Calibri" w:hAnsi="Calibri" w:cs="DaunPenh"/>
+                <w:lang w:val="en-GB"/>
+              </w:rPr>
+              <w:t xml:space="preserve"> : RGB: </w:t>
             </w:r>
             <w:r>
               <w:rPr>
@@ -13856,45 +10908,14 @@
                 <w:color w:val="000000"/>
                 <w:lang w:val="en-GB"/>
               </w:rPr>
-              <w:t xml:space="preserve">CSI </w:t>
-            </w:r>
-            <w:proofErr w:type="spellStart"/>
-            <w:r>
-              <w:rPr>
-                <w:rFonts w:ascii="Calibri" w:hAnsi="Calibri" w:cs="DaunPenh"/>
-                <w:b/>
-                <w:bCs/>
-                <w:color w:val="000000"/>
-                <w:lang w:val="en-GB"/>
-              </w:rPr>
-              <w:t>94</w:t>
-            </w:r>
-            <w:proofErr w:type="gramStart"/>
-            <w:r>
-              <w:rPr>
-                <w:rFonts w:ascii="Calibri" w:hAnsi="Calibri" w:cs="DaunPenh"/>
-                <w:b/>
-                <w:bCs/>
-                <w:color w:val="000000"/>
-                <w:lang w:val="en-GB"/>
-              </w:rPr>
-              <w:t>m</w:t>
-            </w:r>
-            <w:proofErr w:type="spellEnd"/>
-            <w:r>
-              <w:rPr>
-                <w:rFonts w:ascii="Calibri" w:hAnsi="Calibri" w:cs="DaunPenh"/>
-                <w:lang w:val="en-GB"/>
-              </w:rPr>
-              <w:t xml:space="preserve"> :</w:t>
-            </w:r>
-            <w:proofErr w:type="gramEnd"/>
-            <w:r>
-              <w:rPr>
-                <w:rFonts w:ascii="Calibri" w:hAnsi="Calibri" w:cs="DaunPenh"/>
-                <w:lang w:val="en-GB"/>
-              </w:rPr>
-              <w:t xml:space="preserve"> RGB: </w:t>
+              <w:t>CSI 94m</w:t>
+            </w:r>
+            <w:r>
+              <w:rPr>
+                <w:rFonts w:ascii="Calibri" w:hAnsi="Calibri" w:cs="DaunPenh"/>
+                <w:lang w:val="en-GB"/>
+              </w:rPr>
+              <w:t xml:space="preserve"> : RGB: </w:t>
             </w:r>
             <w:r>
               <w:rPr>
@@ -13954,9 +10975,8 @@
                 <w:szCs w:val="20"/>
                 <w:lang w:val="en-GB"/>
               </w:rPr>
-              <w:t>[</w:t>
-            </w:r>
-            <w:proofErr w:type="spellStart"/>
+              <w:t>[0x1B1B</w:t>
+            </w:r>
             <w:r>
               <w:rPr>
                 <w:rFonts w:ascii="Times New Roman" w:hAnsi="Times New Roman" w:cs="Times New Roman"/>
@@ -13964,7 +10984,7 @@
                 <w:szCs w:val="20"/>
                 <w:lang w:val="en-GB"/>
               </w:rPr>
-              <w:t>0x1B1B</w:t>
+              <w:t>2</w:t>
             </w:r>
             <w:r>
               <w:rPr>
@@ -13973,18 +10993,8 @@
                 <w:szCs w:val="20"/>
                 <w:lang w:val="en-GB"/>
               </w:rPr>
-              <w:t>2</w:t>
-            </w:r>
-            <w:r>
-              <w:rPr>
-                <w:rFonts w:ascii="Times New Roman" w:hAnsi="Times New Roman" w:cs="Times New Roman"/>
-                <w:sz w:val="20"/>
-                <w:szCs w:val="20"/>
-                <w:lang w:val="en-GB"/>
-              </w:rPr>
               <w:t>A</w:t>
             </w:r>
-            <w:proofErr w:type="spellEnd"/>
             <w:r>
               <w:rPr>
                 <w:rFonts w:ascii="Times New Roman" w:hAnsi="Times New Roman" w:cs="Times New Roman"/>
@@ -14015,45 +11025,14 @@
                 <w:color w:val="000000"/>
                 <w:lang w:val="en-GB"/>
               </w:rPr>
-              <w:t xml:space="preserve">CSI </w:t>
-            </w:r>
-            <w:proofErr w:type="spellStart"/>
-            <w:r>
-              <w:rPr>
-                <w:rFonts w:ascii="Calibri" w:hAnsi="Calibri" w:cs="DaunPenh"/>
-                <w:b/>
-                <w:bCs/>
-                <w:color w:val="000000"/>
-                <w:lang w:val="en-GB"/>
-              </w:rPr>
-              <w:t>95</w:t>
-            </w:r>
-            <w:proofErr w:type="gramStart"/>
-            <w:r>
-              <w:rPr>
-                <w:rFonts w:ascii="Calibri" w:hAnsi="Calibri" w:cs="DaunPenh"/>
-                <w:b/>
-                <w:bCs/>
-                <w:color w:val="000000"/>
-                <w:lang w:val="en-GB"/>
-              </w:rPr>
-              <w:t>m</w:t>
-            </w:r>
-            <w:proofErr w:type="spellEnd"/>
-            <w:r>
-              <w:rPr>
-                <w:rFonts w:ascii="Calibri" w:hAnsi="Calibri" w:cs="DaunPenh"/>
-                <w:lang w:val="en-GB"/>
-              </w:rPr>
-              <w:t xml:space="preserve"> :</w:t>
-            </w:r>
-            <w:proofErr w:type="gramEnd"/>
-            <w:r>
-              <w:rPr>
-                <w:rFonts w:ascii="Calibri" w:hAnsi="Calibri" w:cs="DaunPenh"/>
-                <w:lang w:val="en-GB"/>
-              </w:rPr>
-              <w:t xml:space="preserve"> RGB: </w:t>
+              <w:t>CSI 95m</w:t>
+            </w:r>
+            <w:r>
+              <w:rPr>
+                <w:rFonts w:ascii="Calibri" w:hAnsi="Calibri" w:cs="DaunPenh"/>
+                <w:lang w:val="en-GB"/>
+              </w:rPr>
+              <w:t xml:space="preserve"> : RGB: </w:t>
             </w:r>
             <w:r>
               <w:rPr>
@@ -14136,45 +11115,14 @@
                 <w:color w:val="000000"/>
                 <w:lang w:val="en-GB"/>
               </w:rPr>
-              <w:t xml:space="preserve">CSI </w:t>
-            </w:r>
-            <w:proofErr w:type="spellStart"/>
-            <w:r>
-              <w:rPr>
-                <w:rFonts w:ascii="Calibri" w:hAnsi="Calibri" w:cs="DaunPenh"/>
-                <w:b/>
-                <w:bCs/>
-                <w:color w:val="000000"/>
-                <w:lang w:val="en-GB"/>
-              </w:rPr>
-              <w:t>96</w:t>
-            </w:r>
-            <w:proofErr w:type="gramStart"/>
-            <w:r>
-              <w:rPr>
-                <w:rFonts w:ascii="Calibri" w:hAnsi="Calibri" w:cs="DaunPenh"/>
-                <w:b/>
-                <w:bCs/>
-                <w:color w:val="000000"/>
-                <w:lang w:val="en-GB"/>
-              </w:rPr>
-              <w:t>m</w:t>
-            </w:r>
-            <w:proofErr w:type="spellEnd"/>
-            <w:r>
-              <w:rPr>
-                <w:rFonts w:ascii="Calibri" w:hAnsi="Calibri" w:cs="DaunPenh"/>
-                <w:lang w:val="en-GB"/>
-              </w:rPr>
-              <w:t xml:space="preserve"> :</w:t>
-            </w:r>
-            <w:proofErr w:type="gramEnd"/>
-            <w:r>
-              <w:rPr>
-                <w:rFonts w:ascii="Calibri" w:hAnsi="Calibri" w:cs="DaunPenh"/>
-                <w:lang w:val="en-GB"/>
-              </w:rPr>
-              <w:t xml:space="preserve"> RGB: </w:t>
+              <w:t>CSI 96m</w:t>
+            </w:r>
+            <w:r>
+              <w:rPr>
+                <w:rFonts w:ascii="Calibri" w:hAnsi="Calibri" w:cs="DaunPenh"/>
+                <w:lang w:val="en-GB"/>
+              </w:rPr>
+              <w:t xml:space="preserve"> : RGB: </w:t>
             </w:r>
             <w:r>
               <w:rPr>
@@ -14234,9 +11182,8 @@
                 <w:szCs w:val="20"/>
                 <w:lang w:val="en-GB"/>
               </w:rPr>
-              <w:t>[</w:t>
-            </w:r>
-            <w:proofErr w:type="spellStart"/>
+              <w:t>[0x1B1B</w:t>
+            </w:r>
             <w:r>
               <w:rPr>
                 <w:rFonts w:ascii="Times New Roman" w:hAnsi="Times New Roman" w:cs="Times New Roman"/>
@@ -14244,7 +11191,7 @@
                 <w:szCs w:val="20"/>
                 <w:lang w:val="en-GB"/>
               </w:rPr>
-              <w:t>0x1B1B</w:t>
+              <w:t>2</w:t>
             </w:r>
             <w:r>
               <w:rPr>
@@ -14253,18 +11200,8 @@
                 <w:szCs w:val="20"/>
                 <w:lang w:val="en-GB"/>
               </w:rPr>
-              <w:t>2</w:t>
-            </w:r>
-            <w:r>
-              <w:rPr>
-                <w:rFonts w:ascii="Times New Roman" w:hAnsi="Times New Roman" w:cs="Times New Roman"/>
-                <w:sz w:val="20"/>
-                <w:szCs w:val="20"/>
-                <w:lang w:val="en-GB"/>
-              </w:rPr>
               <w:t>B</w:t>
             </w:r>
-            <w:proofErr w:type="spellEnd"/>
             <w:r>
               <w:rPr>
                 <w:rFonts w:ascii="Times New Roman" w:hAnsi="Times New Roman" w:cs="Times New Roman"/>
@@ -14297,45 +11234,14 @@
                 <w:color w:val="000000"/>
                 <w:lang w:val="en-GB"/>
               </w:rPr>
-              <w:t xml:space="preserve">CSI </w:t>
-            </w:r>
-            <w:proofErr w:type="spellStart"/>
-            <w:r>
-              <w:rPr>
-                <w:rFonts w:ascii="Calibri" w:hAnsi="Calibri" w:cs="DaunPenh"/>
-                <w:b/>
-                <w:bCs/>
-                <w:color w:val="000000"/>
-                <w:lang w:val="en-GB"/>
-              </w:rPr>
-              <w:t>97</w:t>
-            </w:r>
-            <w:proofErr w:type="gramStart"/>
-            <w:r>
-              <w:rPr>
-                <w:rFonts w:ascii="Calibri" w:hAnsi="Calibri" w:cs="DaunPenh"/>
-                <w:b/>
-                <w:bCs/>
-                <w:color w:val="000000"/>
-                <w:lang w:val="en-GB"/>
-              </w:rPr>
-              <w:t>m</w:t>
-            </w:r>
-            <w:proofErr w:type="spellEnd"/>
-            <w:r>
-              <w:rPr>
-                <w:rFonts w:ascii="Calibri" w:hAnsi="Calibri" w:cs="DaunPenh"/>
-                <w:lang w:val="en-GB"/>
-              </w:rPr>
-              <w:t xml:space="preserve"> :</w:t>
-            </w:r>
-            <w:proofErr w:type="gramEnd"/>
-            <w:r>
-              <w:rPr>
-                <w:rFonts w:ascii="Calibri" w:hAnsi="Calibri" w:cs="DaunPenh"/>
-                <w:lang w:val="en-GB"/>
-              </w:rPr>
-              <w:t xml:space="preserve"> RGB: </w:t>
+              <w:t>CSI 97m</w:t>
+            </w:r>
+            <w:r>
+              <w:rPr>
+                <w:rFonts w:ascii="Calibri" w:hAnsi="Calibri" w:cs="DaunPenh"/>
+                <w:lang w:val="en-GB"/>
+              </w:rPr>
+              <w:t xml:space="preserve"> : RGB: </w:t>
             </w:r>
             <w:r>
               <w:rPr>
@@ -14395,9 +11301,8 @@
                 <w:szCs w:val="20"/>
                 <w:lang w:val="en-GB"/>
               </w:rPr>
-              <w:t>[</w:t>
-            </w:r>
-            <w:proofErr w:type="spellStart"/>
+              <w:t>[0x1B1B</w:t>
+            </w:r>
             <w:r>
               <w:rPr>
                 <w:rFonts w:ascii="Times New Roman" w:hAnsi="Times New Roman" w:cs="Times New Roman"/>
@@ -14405,7 +11310,7 @@
                 <w:szCs w:val="20"/>
                 <w:lang w:val="en-GB"/>
               </w:rPr>
-              <w:t>0x1B1B</w:t>
+              <w:t>2</w:t>
             </w:r>
             <w:r>
               <w:rPr>
@@ -14414,18 +11319,8 @@
                 <w:szCs w:val="20"/>
                 <w:lang w:val="en-GB"/>
               </w:rPr>
-              <w:t>2</w:t>
-            </w:r>
-            <w:r>
-              <w:rPr>
-                <w:rFonts w:ascii="Times New Roman" w:hAnsi="Times New Roman" w:cs="Times New Roman"/>
-                <w:sz w:val="20"/>
-                <w:szCs w:val="20"/>
-                <w:lang w:val="en-GB"/>
-              </w:rPr>
               <w:t>C</w:t>
             </w:r>
-            <w:proofErr w:type="spellEnd"/>
             <w:r>
               <w:rPr>
                 <w:rFonts w:ascii="Times New Roman" w:hAnsi="Times New Roman" w:cs="Times New Roman"/>
@@ -14458,45 +11353,14 @@
                 <w:color w:val="000000"/>
                 <w:lang w:val="en-GB"/>
               </w:rPr>
-              <w:t xml:space="preserve">CSI </w:t>
-            </w:r>
-            <w:proofErr w:type="spellStart"/>
-            <w:r>
-              <w:rPr>
-                <w:rFonts w:ascii="Calibri" w:hAnsi="Calibri" w:cs="DaunPenh"/>
-                <w:b/>
-                <w:bCs/>
-                <w:color w:val="000000"/>
-                <w:lang w:val="en-GB"/>
-              </w:rPr>
-              <w:t>98</w:t>
-            </w:r>
-            <w:proofErr w:type="gramStart"/>
-            <w:r>
-              <w:rPr>
-                <w:rFonts w:ascii="Calibri" w:hAnsi="Calibri" w:cs="DaunPenh"/>
-                <w:b/>
-                <w:bCs/>
-                <w:color w:val="000000"/>
-                <w:lang w:val="en-GB"/>
-              </w:rPr>
-              <w:t>m</w:t>
-            </w:r>
-            <w:proofErr w:type="spellEnd"/>
-            <w:r>
-              <w:rPr>
-                <w:rFonts w:ascii="Calibri" w:hAnsi="Calibri" w:cs="DaunPenh"/>
-                <w:lang w:val="en-GB"/>
-              </w:rPr>
-              <w:t xml:space="preserve"> :</w:t>
-            </w:r>
-            <w:proofErr w:type="gramEnd"/>
-            <w:r>
-              <w:rPr>
-                <w:rFonts w:ascii="Calibri" w:hAnsi="Calibri" w:cs="DaunPenh"/>
-                <w:lang w:val="en-GB"/>
-              </w:rPr>
-              <w:t xml:space="preserve"> RGB: </w:t>
+              <w:t>CSI 98m</w:t>
+            </w:r>
+            <w:r>
+              <w:rPr>
+                <w:rFonts w:ascii="Calibri" w:hAnsi="Calibri" w:cs="DaunPenh"/>
+                <w:lang w:val="en-GB"/>
+              </w:rPr>
+              <w:t xml:space="preserve"> : RGB: </w:t>
             </w:r>
             <w:r>
               <w:rPr>
@@ -14556,9 +11420,8 @@
                 <w:szCs w:val="20"/>
                 <w:lang w:val="en-GB"/>
               </w:rPr>
-              <w:t>[</w:t>
-            </w:r>
-            <w:proofErr w:type="spellStart"/>
+              <w:t>[0x1B1B2</w:t>
+            </w:r>
             <w:r>
               <w:rPr>
                 <w:rFonts w:ascii="Times New Roman" w:hAnsi="Times New Roman" w:cs="Times New Roman"/>
@@ -14566,18 +11429,8 @@
                 <w:szCs w:val="20"/>
                 <w:lang w:val="en-GB"/>
               </w:rPr>
-              <w:t>0x1B1B2</w:t>
-            </w:r>
-            <w:r>
-              <w:rPr>
-                <w:rFonts w:ascii="Times New Roman" w:hAnsi="Times New Roman" w:cs="Times New Roman"/>
-                <w:sz w:val="20"/>
-                <w:szCs w:val="20"/>
-                <w:lang w:val="en-GB"/>
-              </w:rPr>
               <w:t>D</w:t>
             </w:r>
-            <w:proofErr w:type="spellEnd"/>
             <w:r>
               <w:rPr>
                 <w:rFonts w:ascii="Times New Roman" w:hAnsi="Times New Roman" w:cs="Times New Roman"/>
@@ -14610,45 +11463,14 @@
                 <w:color w:val="000000"/>
                 <w:lang w:val="en-GB"/>
               </w:rPr>
-              <w:t xml:space="preserve">CSI </w:t>
-            </w:r>
-            <w:proofErr w:type="spellStart"/>
-            <w:r>
-              <w:rPr>
-                <w:rFonts w:ascii="Calibri" w:hAnsi="Calibri" w:cs="DaunPenh"/>
-                <w:b/>
-                <w:bCs/>
-                <w:color w:val="000000"/>
-                <w:lang w:val="en-GB"/>
-              </w:rPr>
-              <w:t>99</w:t>
-            </w:r>
-            <w:proofErr w:type="gramStart"/>
-            <w:r>
-              <w:rPr>
-                <w:rFonts w:ascii="Calibri" w:hAnsi="Calibri" w:cs="DaunPenh"/>
-                <w:b/>
-                <w:bCs/>
-                <w:color w:val="000000"/>
-                <w:lang w:val="en-GB"/>
-              </w:rPr>
-              <w:t>m</w:t>
-            </w:r>
-            <w:proofErr w:type="spellEnd"/>
-            <w:r>
-              <w:rPr>
-                <w:rFonts w:ascii="Calibri" w:hAnsi="Calibri" w:cs="DaunPenh"/>
-                <w:lang w:val="en-GB"/>
-              </w:rPr>
-              <w:t xml:space="preserve"> :</w:t>
-            </w:r>
-            <w:proofErr w:type="gramEnd"/>
-            <w:r>
-              <w:rPr>
-                <w:rFonts w:ascii="Calibri" w:hAnsi="Calibri" w:cs="DaunPenh"/>
-                <w:lang w:val="en-GB"/>
-              </w:rPr>
-              <w:t xml:space="preserve"> RGB: </w:t>
+              <w:t>CSI 99m</w:t>
+            </w:r>
+            <w:r>
+              <w:rPr>
+                <w:rFonts w:ascii="Calibri" w:hAnsi="Calibri" w:cs="DaunPenh"/>
+                <w:lang w:val="en-GB"/>
+              </w:rPr>
+              <w:t xml:space="preserve"> : RGB: </w:t>
             </w:r>
             <w:r>
               <w:rPr>
@@ -14708,9 +11530,8 @@
                 <w:szCs w:val="20"/>
                 <w:lang w:val="en-GB"/>
               </w:rPr>
-              <w:t>[</w:t>
-            </w:r>
-            <w:proofErr w:type="spellStart"/>
+              <w:t>[0x1B1B</w:t>
+            </w:r>
             <w:r>
               <w:rPr>
                 <w:rFonts w:ascii="Times New Roman" w:hAnsi="Times New Roman" w:cs="Times New Roman"/>
@@ -14718,7 +11539,7 @@
                 <w:szCs w:val="20"/>
                 <w:lang w:val="en-GB"/>
               </w:rPr>
-              <w:t>0x1B1B</w:t>
+              <w:t>2</w:t>
             </w:r>
             <w:r>
               <w:rPr>
@@ -14727,18 +11548,8 @@
                 <w:szCs w:val="20"/>
                 <w:lang w:val="en-GB"/>
               </w:rPr>
-              <w:t>2</w:t>
-            </w:r>
-            <w:r>
-              <w:rPr>
-                <w:rFonts w:ascii="Times New Roman" w:hAnsi="Times New Roman" w:cs="Times New Roman"/>
-                <w:sz w:val="20"/>
-                <w:szCs w:val="20"/>
-                <w:lang w:val="en-GB"/>
-              </w:rPr>
               <w:t>E</w:t>
             </w:r>
-            <w:proofErr w:type="spellEnd"/>
             <w:r>
               <w:rPr>
                 <w:rFonts w:ascii="Times New Roman" w:hAnsi="Times New Roman" w:cs="Times New Roman"/>
@@ -14809,7 +11620,6 @@
           <w14:ligatures w14:val="none"/>
         </w:rPr>
       </w:pPr>
-      <w:proofErr w:type="spellStart"/>
       <w:r>
         <w:rPr>
           <w:rFonts w:ascii="Arial" w:eastAsia="Times New Roman" w:hAnsi="Arial" w:cs="Times New Roman"/>
@@ -14821,7 +11631,6 @@
         </w:rPr>
         <w:t>D.3.3</w:t>
       </w:r>
-      <w:proofErr w:type="spellEnd"/>
       <w:r>
         <w:rPr>
           <w:rFonts w:ascii="Arial" w:eastAsia="Times New Roman" w:hAnsi="Arial" w:cs="Times New Roman"/>
@@ -14832,7 +11641,29 @@
           <w14:ligatures w14:val="none"/>
         </w:rPr>
         <w:tab/>
-        <w:t>Style control abbreviations</w:t>
+        <w:t>Style control</w:t>
+      </w:r>
+      <w:r>
+        <w:rPr>
+          <w:rFonts w:ascii="Arial" w:eastAsia="Times New Roman" w:hAnsi="Arial" w:cs="Times New Roman"/>
+          <w:color w:val="auto"/>
+          <w:kern w:val="0"/>
+          <w:szCs w:val="20"/>
+          <w:lang w:val="en-GB" w:eastAsia="en-GB"/>
+          <w14:ligatures w14:val="none"/>
+        </w:rPr>
+        <w:t xml:space="preserve"> sequences</w:t>
+      </w:r>
+      <w:r>
+        <w:rPr>
+          <w:rFonts w:ascii="Arial" w:eastAsia="Times New Roman" w:hAnsi="Arial" w:cs="Times New Roman"/>
+          <w:color w:val="auto"/>
+          <w:kern w:val="0"/>
+          <w:szCs w:val="20"/>
+          <w:lang w:val="en-GB" w:eastAsia="en-GB"/>
+          <w14:ligatures w14:val="none"/>
+        </w:rPr>
+        <w:t xml:space="preserve"> abbreviations</w:t>
       </w:r>
     </w:p>
     <w:p>
@@ -14861,7 +11692,40 @@
           <w:lang w:val="en-GB" w:eastAsia="en-GB"/>
           <w14:ligatures w14:val="none"/>
         </w:rPr>
-        <w:t xml:space="preserve">For 7-bit alphabets one can often use the 3 7-bit code unit abbreviation codes listed above. For </w:t>
+        <w:t>For 7-bit alphabets one can often use the 3 7-bit code unit abbreviation codes listed above</w:t>
+      </w:r>
+      <w:r>
+        <w:rPr>
+          <w:rFonts w:ascii="Times New Roman" w:eastAsia="Times New Roman" w:hAnsi="Times New Roman" w:cs="Times New Roman"/>
+          <w:kern w:val="0"/>
+          <w:sz w:val="20"/>
+          <w:szCs w:val="20"/>
+          <w:lang w:val="en-GB" w:eastAsia="en-GB"/>
+          <w14:ligatures w14:val="none"/>
+        </w:rPr>
+        <w:t xml:space="preserve"> (third column</w:t>
+      </w:r>
+      <w:r>
+        <w:rPr>
+          <w:rFonts w:ascii="Times New Roman" w:eastAsia="Times New Roman" w:hAnsi="Times New Roman" w:cs="Times New Roman"/>
+          <w:kern w:val="0"/>
+          <w:sz w:val="20"/>
+          <w:szCs w:val="20"/>
+          <w:lang w:val="en-GB" w:eastAsia="en-GB"/>
+          <w14:ligatures w14:val="none"/>
+        </w:rPr>
+        <w:t xml:space="preserve"> in the tables)</w:t>
+      </w:r>
+      <w:r>
+        <w:rPr>
+          <w:rFonts w:ascii="Times New Roman" w:eastAsia="Times New Roman" w:hAnsi="Times New Roman" w:cs="Times New Roman"/>
+          <w:kern w:val="0"/>
+          <w:sz w:val="20"/>
+          <w:szCs w:val="20"/>
+          <w:lang w:val="en-GB" w:eastAsia="en-GB"/>
+          <w14:ligatures w14:val="none"/>
+        </w:rPr>
+        <w:t xml:space="preserve">. For </w:t>
       </w:r>
       <w:r>
         <w:rPr>
@@ -14927,51 +11791,161 @@
           <w:lang w:val="en-GB" w:eastAsia="en-GB"/>
           <w14:ligatures w14:val="none"/>
         </w:rPr>
-        <w:t>-bit code unit abbreviation codes listed above.</w:t>
-      </w:r>
-      <w:r>
-        <w:rPr>
-          <w:rFonts w:ascii="Times New Roman" w:eastAsia="Times New Roman" w:hAnsi="Times New Roman" w:cs="Times New Roman"/>
-          <w:kern w:val="0"/>
-          <w:sz w:val="20"/>
-          <w:szCs w:val="20"/>
-          <w:lang w:val="en-GB" w:eastAsia="en-GB"/>
-          <w14:ligatures w14:val="none"/>
-        </w:rPr>
-        <w:t xml:space="preserve"> For UCS text (UTF-16, UTF-8), there are no </w:t>
-      </w:r>
-      <w:r>
-        <w:rPr>
-          <w:rFonts w:ascii="Times New Roman" w:eastAsia="Times New Roman" w:hAnsi="Times New Roman" w:cs="Times New Roman"/>
-          <w:kern w:val="0"/>
-          <w:sz w:val="20"/>
-          <w:szCs w:val="20"/>
-          <w:lang w:val="en-GB" w:eastAsia="en-GB"/>
-          <w14:ligatures w14:val="none"/>
-        </w:rPr>
-        <w:t xml:space="preserve">short code forms defined here, but an implementation may locally use ‘private use’ </w:t>
-      </w:r>
-      <w:r>
-        <w:rPr>
-          <w:rFonts w:ascii="Times New Roman" w:eastAsia="Times New Roman" w:hAnsi="Times New Roman" w:cs="Times New Roman"/>
-          <w:kern w:val="0"/>
-          <w:sz w:val="20"/>
-          <w:szCs w:val="20"/>
-          <w:lang w:val="en-GB" w:eastAsia="en-GB"/>
-          <w14:ligatures w14:val="none"/>
-        </w:rPr>
-        <w:t>codes; these should never be transferred since the recipient mi</w:t>
-      </w:r>
-      <w:r>
-        <w:rPr>
-          <w:rFonts w:ascii="Times New Roman" w:eastAsia="Times New Roman" w:hAnsi="Times New Roman" w:cs="Times New Roman"/>
-          <w:kern w:val="0"/>
-          <w:sz w:val="20"/>
-          <w:szCs w:val="20"/>
-          <w:lang w:val="en-GB" w:eastAsia="en-GB"/>
-          <w14:ligatures w14:val="none"/>
-        </w:rPr>
-        <w:t>ght not understand them.</w:t>
+        <w:t>-bit code unit abbreviation codes listed above</w:t>
+      </w:r>
+      <w:r>
+        <w:rPr>
+          <w:rFonts w:ascii="Times New Roman" w:eastAsia="Times New Roman" w:hAnsi="Times New Roman" w:cs="Times New Roman"/>
+          <w:kern w:val="0"/>
+          <w:sz w:val="20"/>
+          <w:szCs w:val="20"/>
+          <w:lang w:val="en-GB" w:eastAsia="en-GB"/>
+          <w14:ligatures w14:val="none"/>
+        </w:rPr>
+        <w:t xml:space="preserve"> (0x1Byy</w:t>
+      </w:r>
+      <w:r>
+        <w:rPr>
+          <w:rFonts w:ascii="Times New Roman" w:eastAsia="Times New Roman" w:hAnsi="Times New Roman" w:cs="Times New Roman"/>
+          <w:kern w:val="0"/>
+          <w:sz w:val="20"/>
+          <w:szCs w:val="20"/>
+          <w:lang w:val="en-GB" w:eastAsia="en-GB"/>
+          <w14:ligatures w14:val="none"/>
+        </w:rPr>
+        <w:t xml:space="preserve"> instead of 0x1B1Byy as per the third columns above)</w:t>
+      </w:r>
+      <w:r>
+        <w:rPr>
+          <w:rFonts w:ascii="Times New Roman" w:eastAsia="Times New Roman" w:hAnsi="Times New Roman" w:cs="Times New Roman"/>
+          <w:kern w:val="0"/>
+          <w:sz w:val="20"/>
+          <w:szCs w:val="20"/>
+          <w:lang w:val="en-GB" w:eastAsia="en-GB"/>
+          <w14:ligatures w14:val="none"/>
+        </w:rPr>
+        <w:t>.</w:t>
+      </w:r>
+      <w:r>
+        <w:rPr>
+          <w:rFonts w:ascii="Times New Roman" w:eastAsia="Times New Roman" w:hAnsi="Times New Roman" w:cs="Times New Roman"/>
+          <w:kern w:val="0"/>
+          <w:sz w:val="20"/>
+          <w:szCs w:val="20"/>
+          <w:lang w:val="en-GB" w:eastAsia="en-GB"/>
+          <w14:ligatures w14:val="none"/>
+        </w:rPr>
+        <w:t xml:space="preserve"> For UCS text (UTF-16, UTF-8), </w:t>
+      </w:r>
+      <w:r>
+        <w:rPr>
+          <w:rFonts w:ascii="Times New Roman" w:eastAsia="Times New Roman" w:hAnsi="Times New Roman" w:cs="Times New Roman"/>
+          <w:kern w:val="0"/>
+          <w:sz w:val="20"/>
+          <w:szCs w:val="20"/>
+          <w:lang w:val="en-GB" w:eastAsia="en-GB"/>
+          <w14:ligatures w14:val="none"/>
+        </w:rPr>
+        <w:t>use U+</w:t>
+      </w:r>
+      <w:r>
+        <w:rPr>
+          <w:rFonts w:ascii="Times New Roman" w:eastAsia="Times New Roman" w:hAnsi="Times New Roman" w:cs="Times New Roman"/>
+          <w:kern w:val="0"/>
+          <w:sz w:val="20"/>
+          <w:szCs w:val="20"/>
+          <w:lang w:val="en-GB" w:eastAsia="en-GB"/>
+          <w14:ligatures w14:val="none"/>
+        </w:rPr>
+        <w:t>F8</w:t>
+      </w:r>
+      <w:r>
+        <w:rPr>
+          <w:rFonts w:ascii="Times New Roman" w:eastAsia="Times New Roman" w:hAnsi="Times New Roman" w:cs="Times New Roman"/>
+          <w:kern w:val="0"/>
+          <w:sz w:val="20"/>
+          <w:szCs w:val="20"/>
+          <w:lang w:val="en-GB" w:eastAsia="en-GB"/>
+          <w14:ligatures w14:val="none"/>
+        </w:rPr>
+        <w:t>yy</w:t>
+      </w:r>
+      <w:r>
+        <w:rPr>
+          <w:rFonts w:ascii="Times New Roman" w:eastAsia="Times New Roman" w:hAnsi="Times New Roman" w:cs="Times New Roman"/>
+          <w:kern w:val="0"/>
+          <w:sz w:val="20"/>
+          <w:szCs w:val="20"/>
+          <w:lang w:val="en-GB" w:eastAsia="en-GB"/>
+          <w14:ligatures w14:val="none"/>
+        </w:rPr>
+        <w:t xml:space="preserve"> </w:t>
+      </w:r>
+      <w:r>
+        <w:rPr>
+          <w:rFonts w:ascii="Times New Roman" w:eastAsia="Times New Roman" w:hAnsi="Times New Roman" w:cs="Times New Roman"/>
+          <w:kern w:val="0"/>
+          <w:sz w:val="20"/>
+          <w:szCs w:val="20"/>
+          <w:lang w:val="en-GB" w:eastAsia="en-GB"/>
+          <w14:ligatures w14:val="none"/>
+        </w:rPr>
+        <w:t xml:space="preserve">(these are in the BMP PUA) </w:t>
+      </w:r>
+      <w:r>
+        <w:rPr>
+          <w:rFonts w:ascii="Times New Roman" w:eastAsia="Times New Roman" w:hAnsi="Times New Roman" w:cs="Times New Roman"/>
+          <w:kern w:val="0"/>
+          <w:sz w:val="20"/>
+          <w:szCs w:val="20"/>
+          <w:lang w:val="en-GB" w:eastAsia="en-GB"/>
+          <w14:ligatures w14:val="none"/>
+        </w:rPr>
+        <w:t>instead of the 0x1B1Byy as per the third columns above</w:t>
+      </w:r>
+      <w:r>
+        <w:rPr>
+          <w:rFonts w:ascii="Times New Roman" w:eastAsia="Times New Roman" w:hAnsi="Times New Roman" w:cs="Times New Roman"/>
+          <w:kern w:val="0"/>
+          <w:sz w:val="20"/>
+          <w:szCs w:val="20"/>
+          <w:lang w:val="en-GB" w:eastAsia="en-GB"/>
+          <w14:ligatures w14:val="none"/>
+        </w:rPr>
+        <w:t>.</w:t>
+      </w:r>
+      <w:r>
+        <w:rPr>
+          <w:rFonts w:ascii="Times New Roman" w:eastAsia="Times New Roman" w:hAnsi="Times New Roman" w:cs="Times New Roman"/>
+          <w:kern w:val="0"/>
+          <w:sz w:val="20"/>
+          <w:szCs w:val="20"/>
+          <w:lang w:val="en-GB" w:eastAsia="en-GB"/>
+          <w14:ligatures w14:val="none"/>
+        </w:rPr>
+        <w:t xml:space="preserve"> This use of the PUA forms the “private agreement</w:t>
+      </w:r>
+      <w:r>
+        <w:rPr>
+          <w:rFonts w:ascii="Times New Roman" w:eastAsia="Times New Roman" w:hAnsi="Times New Roman" w:cs="Times New Roman"/>
+          <w:kern w:val="0"/>
+          <w:sz w:val="20"/>
+          <w:szCs w:val="20"/>
+          <w:lang w:val="en-GB" w:eastAsia="en-GB"/>
+          <w14:ligatures w14:val="none"/>
+        </w:rPr>
+        <w:t>”</w:t>
+      </w:r>
+      <w:r>
+        <w:rPr>
+          <w:rFonts w:ascii="Times New Roman" w:eastAsia="Times New Roman" w:hAnsi="Times New Roman" w:cs="Times New Roman"/>
+          <w:kern w:val="0"/>
+          <w:sz w:val="20"/>
+          <w:szCs w:val="20"/>
+          <w:lang w:val="en-GB" w:eastAsia="en-GB"/>
+          <w14:ligatures w14:val="none"/>
+        </w:rPr>
+        <w:t xml:space="preserve"> use of PUA for 3GPP.</w:t>
       </w:r>
     </w:p>
     <w:p>
@@ -15002,7 +11976,6 @@
         </w:rPr>
         <w:t>A sequence of style setting can be put together in a single CSI-sequence, with semicolon as separator. E.g. bold (</w:t>
       </w:r>
-      <w:proofErr w:type="spellStart"/>
       <w:r>
         <w:rPr>
           <w:rFonts w:ascii="Times New Roman" w:eastAsia="Times New Roman" w:hAnsi="Times New Roman" w:cs="Times New Roman"/>
@@ -15040,7 +12013,6 @@
         </w:rPr>
         <w:t>m</w:t>
       </w:r>
-      <w:proofErr w:type="spellEnd"/>
       <w:r>
         <w:rPr>
           <w:rFonts w:ascii="Times New Roman" w:eastAsia="Times New Roman" w:hAnsi="Times New Roman" w:cs="Times New Roman"/>
@@ -15052,7 +12024,6 @@
         </w:rPr>
         <w:t>) clear red (</w:t>
       </w:r>
-      <w:proofErr w:type="spellStart"/>
       <w:r>
         <w:rPr>
           <w:rFonts w:ascii="Times New Roman" w:eastAsia="Times New Roman" w:hAnsi="Times New Roman" w:cs="Times New Roman"/>
@@ -15090,7 +12061,6 @@
         </w:rPr>
         <w:t>m</w:t>
       </w:r>
-      <w:proofErr w:type="spellEnd"/>
       <w:r>
         <w:rPr>
           <w:rFonts w:ascii="Times New Roman" w:eastAsia="Times New Roman" w:hAnsi="Times New Roman" w:cs="Times New Roman"/>
@@ -15102,7 +12072,6 @@
         </w:rPr>
         <w:t xml:space="preserve">), can be specified as </w:t>
       </w:r>
-      <w:proofErr w:type="spellStart"/>
       <w:r>
         <w:rPr>
           <w:rFonts w:ascii="Times New Roman" w:eastAsia="Times New Roman" w:hAnsi="Times New Roman" w:cs="Times New Roman"/>
@@ -15140,7 +12109,6 @@
         </w:rPr>
         <w:t>m</w:t>
       </w:r>
-      <w:proofErr w:type="spellEnd"/>
       <w:r>
         <w:rPr>
           <w:rFonts w:ascii="Times New Roman" w:eastAsia="Times New Roman" w:hAnsi="Times New Roman" w:cs="Times New Roman"/>
@@ -15203,7 +12171,6 @@
         </w:rPr>
         <w:t xml:space="preserve">An empty sequence, </w:t>
       </w:r>
-      <w:proofErr w:type="spellStart"/>
       <w:r>
         <w:rPr>
           <w:rFonts w:ascii="Times New Roman" w:eastAsia="Times New Roman" w:hAnsi="Times New Roman" w:cs="Times New Roman"/>
@@ -15217,7 +12184,6 @@
         </w:rPr>
         <w:t>CSIm</w:t>
       </w:r>
-      <w:proofErr w:type="spellEnd"/>
       <w:r>
         <w:rPr>
           <w:rFonts w:ascii="Times New Roman" w:eastAsia="Times New Roman" w:hAnsi="Times New Roman" w:cs="Times New Roman"/>
@@ -15363,7 +12329,6 @@
         </w:rPr>
         <w:t xml:space="preserve"> interpreted as </w:t>
       </w:r>
-      <w:proofErr w:type="spellStart"/>
       <w:r>
         <w:rPr>
           <w:rFonts w:ascii="Times New Roman" w:eastAsia="Times New Roman" w:hAnsi="Times New Roman" w:cs="Times New Roman"/>
@@ -15401,7 +12366,6 @@
         </w:rPr>
         <w:t>LF</w:t>
       </w:r>
-      <w:proofErr w:type="spellEnd"/>
       <w:r>
         <w:rPr>
           <w:rFonts w:ascii="Times New Roman" w:eastAsia="Times New Roman" w:hAnsi="Times New Roman" w:cs="Times New Roman"/>
@@ -16545,6 +13509,7 @@
   <w:style w:type="character" w:default="1" w:styleId="Standardstycketeckensnitt">
     <w:name w:val="Default Paragraph Font"/>
     <w:uiPriority w:val="1"/>
+    <w:semiHidden/>
     <w:unhideWhenUsed/>
   </w:style>
   <w:style w:type="table" w:default="1" w:styleId="Normaltabell">
